--- a/Projects/FreeEnglishBook.docx
+++ b/Projects/FreeEnglishBook.docx
@@ -285,7 +285,7 @@
     <w:p>
       <w:r>
         <w:pict w14:anchorId="51884ACB">
-          <v:rect id="_x0000_i1106" style="width:0;height:1.5pt" o:hralign="center" o:hrstd="t" o:hr="t" fillcolor="#a0a0a0" stroked="f"/>
+          <v:rect id="_x0000_i1025" style="width:0;height:1.5pt" o:hralign="center" o:hrstd="t" o:hr="t" fillcolor="#a0a0a0" stroked="f"/>
         </w:pict>
       </w:r>
     </w:p>
@@ -762,7 +762,7 @@
     <w:p>
       <w:r>
         <w:pict w14:anchorId="74AA3419">
-          <v:rect id="_x0000_i1107" style="width:0;height:1.5pt" o:hralign="center" o:hrstd="t" o:hr="t" fillcolor="#a0a0a0" stroked="f"/>
+          <v:rect id="_x0000_i1026" style="width:0;height:1.5pt" o:hralign="center" o:hrstd="t" o:hr="t" fillcolor="#a0a0a0" stroked="f"/>
         </w:pict>
       </w:r>
     </w:p>
@@ -1050,7 +1050,7 @@
     <w:p>
       <w:r>
         <w:pict w14:anchorId="409D8FF4">
-          <v:rect id="_x0000_i1108" style="width:0;height:1.5pt" o:hralign="center" o:hrstd="t" o:hr="t" fillcolor="#a0a0a0" stroked="f"/>
+          <v:rect id="_x0000_i1027" style="width:0;height:1.5pt" o:hralign="center" o:hrstd="t" o:hr="t" fillcolor="#a0a0a0" stroked="f"/>
         </w:pict>
       </w:r>
     </w:p>
@@ -1242,7 +1242,7 @@
     <w:p>
       <w:r>
         <w:pict w14:anchorId="77A85AA1">
-          <v:rect id="_x0000_i1109" style="width:0;height:1.5pt" o:hralign="center" o:hrstd="t" o:hr="t" fillcolor="#a0a0a0" stroked="f"/>
+          <v:rect id="_x0000_i1028" style="width:0;height:1.5pt" o:hralign="center" o:hrstd="t" o:hr="t" fillcolor="#a0a0a0" stroked="f"/>
         </w:pict>
       </w:r>
     </w:p>
@@ -1259,6 +1259,7 @@
           <w:b/>
           <w:bCs/>
         </w:rPr>
+        <w:lastRenderedPageBreak/>
         <w:t>🔤</w:t>
       </w:r>
       <w:r>
@@ -1424,11 +1425,9 @@
           <w:numId w:val="4"/>
         </w:numPr>
       </w:pPr>
-      <w:proofErr w:type="gramStart"/>
       <w:r>
         <w:t>phonics</w:t>
       </w:r>
-      <w:proofErr w:type="gramEnd"/>
     </w:p>
     <w:p>
       <w:pPr>
@@ -1510,7 +1509,7 @@
     <w:p>
       <w:r>
         <w:pict w14:anchorId="10A9CE46">
-          <v:rect id="_x0000_i1110" style="width:0;height:1.5pt" o:hralign="center" o:hrstd="t" o:hr="t" fillcolor="#a0a0a0" stroked="f"/>
+          <v:rect id="_x0000_i1029" style="width:0;height:1.5pt" o:hralign="center" o:hrstd="t" o:hr="t" fillcolor="#a0a0a0" stroked="f"/>
         </w:pict>
       </w:r>
     </w:p>
@@ -1789,7 +1788,7 @@
     <w:p>
       <w:r>
         <w:pict w14:anchorId="5D5B099A">
-          <v:rect id="_x0000_i1111" style="width:0;height:1.5pt" o:hralign="center" o:hrstd="t" o:hr="t" fillcolor="#a0a0a0" stroked="f"/>
+          <v:rect id="_x0000_i1030" style="width:0;height:1.5pt" o:hralign="center" o:hrstd="t" o:hr="t" fillcolor="#a0a0a0" stroked="f"/>
         </w:pict>
       </w:r>
     </w:p>
@@ -1920,7 +1919,7 @@
     <w:p>
       <w:r>
         <w:pict w14:anchorId="088C3F4D">
-          <v:rect id="_x0000_i1112" style="width:0;height:1.5pt" o:hralign="center" o:hrstd="t" o:hr="t" fillcolor="#a0a0a0" stroked="f"/>
+          <v:rect id="_x0000_i1031" style="width:0;height:1.5pt" o:hralign="center" o:hrstd="t" o:hr="t" fillcolor="#a0a0a0" stroked="f"/>
         </w:pict>
       </w:r>
     </w:p>
@@ -2071,6 +2070,7 @@
         <w:rPr>
           <w:rFonts w:ascii="Segoe UI Emoji" w:hAnsi="Segoe UI Emoji" w:cs="Segoe UI Emoji"/>
         </w:rPr>
+        <w:lastRenderedPageBreak/>
         <w:t>👉</w:t>
       </w:r>
       <w:r>
@@ -2203,7 +2203,7 @@
     <w:p>
       <w:r>
         <w:pict w14:anchorId="07652519">
-          <v:rect id="_x0000_i1113" style="width:0;height:1.5pt" o:hralign="center" o:hrstd="t" o:hr="t" fillcolor="#a0a0a0" stroked="f"/>
+          <v:rect id="_x0000_i1032" style="width:0;height:1.5pt" o:hralign="center" o:hrstd="t" o:hr="t" fillcolor="#a0a0a0" stroked="f"/>
         </w:pict>
       </w:r>
     </w:p>
@@ -2277,11 +2277,9 @@
           <w:numId w:val="8"/>
         </w:numPr>
       </w:pPr>
-      <w:proofErr w:type="gramStart"/>
       <w:r>
         <w:t>phonics</w:t>
       </w:r>
-      <w:proofErr w:type="gramEnd"/>
     </w:p>
     <w:p>
       <w:pPr>
@@ -2364,7 +2362,7 @@
     <w:p>
       <w:r>
         <w:pict w14:anchorId="4E4CE56E">
-          <v:rect id="_x0000_i1114" style="width:0;height:1.5pt" o:hralign="center" o:hrstd="t" o:hr="t" fillcolor="#a0a0a0" stroked="f"/>
+          <v:rect id="_x0000_i1033" style="width:0;height:1.5pt" o:hralign="center" o:hrstd="t" o:hr="t" fillcolor="#a0a0a0" stroked="f"/>
         </w:pict>
       </w:r>
     </w:p>
@@ -2771,7 +2769,7 @@
     <w:p>
       <w:r>
         <w:pict w14:anchorId="770A9363">
-          <v:rect id="_x0000_i1115" style="width:0;height:1.5pt" o:hralign="center" o:hrstd="t" o:hr="t" fillcolor="#a0a0a0" stroked="f"/>
+          <v:rect id="_x0000_i1034" style="width:0;height:1.5pt" o:hralign="center" o:hrstd="t" o:hr="t" fillcolor="#a0a0a0" stroked="f"/>
         </w:pict>
       </w:r>
     </w:p>
@@ -2994,6 +2992,7 @@
       </w:pPr>
       <w:proofErr w:type="spellStart"/>
       <w:r>
+        <w:lastRenderedPageBreak/>
         <w:t>hoặc</w:t>
       </w:r>
       <w:proofErr w:type="spellEnd"/>
@@ -3004,7 +3003,7 @@
     <w:p>
       <w:r>
         <w:pict w14:anchorId="6BC5226A">
-          <v:rect id="_x0000_i1116" style="width:0;height:1.5pt" o:hralign="center" o:hrstd="t" o:hr="t" fillcolor="#a0a0a0" stroked="f"/>
+          <v:rect id="_x0000_i1035" style="width:0;height:1.5pt" o:hralign="center" o:hrstd="t" o:hr="t" fillcolor="#a0a0a0" stroked="f"/>
         </w:pict>
       </w:r>
     </w:p>
@@ -3505,6 +3504,9 @@
     </w:p>
     <w:p>
       <w:r>
+        <w:rPr>
+          <w:noProof/>
+        </w:rPr>
         <w:drawing>
           <wp:inline distT="0" distB="0" distL="0" distR="0" wp14:anchorId="04C63A9E" wp14:editId="208A9111">
             <wp:extent cx="152400" cy="152400"/>
@@ -3555,8 +3557,11 @@
         </w:drawing>
       </w:r>
       <w:r>
+        <w:rPr>
+          <w:noProof/>
+        </w:rPr>
         <w:drawing>
-          <wp:inline distT="0" distB="0" distL="0" distR="0" wp14:anchorId="43C3677C" wp14:editId="30340BB0">
+          <wp:inline distT="0" distB="0" distL="0" distR="0" wp14:anchorId="43C3677C" wp14:editId="6211E175">
             <wp:extent cx="152400" cy="152400"/>
             <wp:effectExtent l="0" t="0" r="0" b="0"/>
             <wp:docPr id="263186932" name="Picture 5" descr="Favicon type"/>
@@ -3605,6 +3610,9 @@
         </w:drawing>
       </w:r>
       <w:r>
+        <w:rPr>
+          <w:noProof/>
+        </w:rPr>
         <w:drawing>
           <wp:inline distT="0" distB="0" distL="0" distR="0" wp14:anchorId="3A65E0B4" wp14:editId="1DE32F9D">
             <wp:extent cx="152400" cy="152400"/>
@@ -3656,6 +3664,58 @@
       </w:r>
     </w:p>
     <w:p/>
+    <w:p>
+      <w:hyperlink r:id="rId17" w:history="1">
+        <w:r>
+          <w:rPr>
+            <w:rStyle w:val="Hyperlink"/>
+          </w:rPr>
+          <w:t xml:space="preserve">English for everyday activities (PDF+MP3) - </w:t>
+        </w:r>
+        <w:proofErr w:type="spellStart"/>
+        <w:r>
+          <w:rPr>
+            <w:rStyle w:val="Hyperlink"/>
+          </w:rPr>
+          <w:t>Evibook</w:t>
+        </w:r>
+        <w:proofErr w:type="spellEnd"/>
+        <w:r>
+          <w:rPr>
+            <w:rStyle w:val="Hyperlink"/>
+          </w:rPr>
+          <w:t xml:space="preserve"> - Thư </w:t>
+        </w:r>
+        <w:proofErr w:type="spellStart"/>
+        <w:r>
+          <w:rPr>
+            <w:rStyle w:val="Hyperlink"/>
+          </w:rPr>
+          <w:t>viện</w:t>
+        </w:r>
+        <w:proofErr w:type="spellEnd"/>
+        <w:r>
+          <w:rPr>
+            <w:rStyle w:val="Hyperlink"/>
+          </w:rPr>
+          <w:t xml:space="preserve"> </w:t>
+        </w:r>
+        <w:proofErr w:type="spellStart"/>
+        <w:r>
+          <w:rPr>
+            <w:rStyle w:val="Hyperlink"/>
+          </w:rPr>
+          <w:t>sách</w:t>
+        </w:r>
+        <w:proofErr w:type="spellEnd"/>
+        <w:r>
+          <w:rPr>
+            <w:rStyle w:val="Hyperlink"/>
+          </w:rPr>
+          <w:t xml:space="preserve"> online</w:t>
+        </w:r>
+      </w:hyperlink>
+    </w:p>
     <w:sectPr>
       <w:pgSz w:w="12240" w:h="15840"/>
       <w:pgMar w:top="1440" w:right="1440" w:bottom="1440" w:left="1440" w:header="720" w:footer="720" w:gutter="0"/>

--- a/Projects/FreeEnglishBook.docx
+++ b/Projects/FreeEnglishBook.docx
@@ -3,13 +3,8 @@
 <w:document xmlns:wpc="http://schemas.microsoft.com/office/word/2010/wordprocessingCanvas" xmlns:cx="http://schemas.microsoft.com/office/drawing/2014/chartex" xmlns:cx1="http://schemas.microsoft.com/office/drawing/2015/9/8/chartex" xmlns:cx2="http://schemas.microsoft.com/office/drawing/2015/10/21/chartex" xmlns:cx3="http://schemas.microsoft.com/office/drawing/2016/5/9/chartex" xmlns:cx4="http://schemas.microsoft.com/office/drawing/2016/5/10/chartex" xmlns:cx5="http://schemas.microsoft.com/office/drawing/2016/5/11/chartex" xmlns:cx6="http://schemas.microsoft.com/office/drawing/2016/5/12/chartex" xmlns:cx7="http://schemas.microsoft.com/office/drawing/2016/5/13/chartex" xmlns:cx8="http://schemas.microsoft.com/office/drawing/2016/5/14/chartex" xmlns:mc="http://schemas.openxmlformats.org/markup-compatibility/2006" xmlns:aink="http://schemas.microsoft.com/office/drawing/2016/ink" xmlns:am3d="http://schemas.microsoft.com/office/drawing/2017/model3d" xmlns:o="urn:schemas-microsoft-com:office:office" xmlns:oel="http://schemas.microsoft.com/office/2019/extlst" xmlns:r="http://schemas.openxmlformats.org/officeDocument/2006/relationships" xmlns:m="http://schemas.openxmlformats.org/officeDocument/2006/math" xmlns:v="urn:schemas-microsoft-com:vml" xmlns:wp14="http://schemas.microsoft.com/office/word/2010/wordprocessingDrawing" xmlns:wp="http://schemas.openxmlformats.org/drawingml/2006/wordprocessingDrawing" xmlns:w10="urn:schemas-microsoft-com:office:word" xmlns:w="http://schemas.openxmlformats.org/wordprocessingml/2006/main" xmlns:w14="http://schemas.microsoft.com/office/word/2010/wordml" xmlns:w15="http://schemas.microsoft.com/office/word/2012/wordml" xmlns:w16cex="http://schemas.microsoft.com/office/word/2018/wordml/cex" xmlns:w16cid="http://schemas.microsoft.com/office/word/2016/wordml/cid" xmlns:w16="http://schemas.microsoft.com/office/word/2018/wordml" xmlns:w16du="http://schemas.microsoft.com/office/word/2023/wordml/word16du" xmlns:w16sdtdh="http://schemas.microsoft.com/office/word/2020/wordml/sdtdatahash" xmlns:w16sdtfl="http://schemas.microsoft.com/office/word/2024/wordml/sdtformatlock" xmlns:w16se="http://schemas.microsoft.com/office/word/2015/wordml/symex" xmlns:wpg="http://schemas.microsoft.com/office/word/2010/wordprocessingGroup" xmlns:wpi="http://schemas.microsoft.com/office/word/2010/wordprocessingInk" xmlns:wne="http://schemas.microsoft.com/office/word/2006/wordml" xmlns:wps="http://schemas.microsoft.com/office/word/2010/wordprocessingShape" mc:Ignorable="w14 w15 w16se w16cid w16 w16cex w16sdtdh w16sdtfl w16du wp14">
   <w:body>
     <w:p>
-      <w:proofErr w:type="spellStart"/>
-      <w:r>
-        <w:t>Có</w:t>
-      </w:r>
-      <w:proofErr w:type="spellEnd"/>
-      <w:r>
-        <w:t xml:space="preserve"> </w:t>
+      <w:r>
+        <w:t xml:space="preserve">Có </w:t>
       </w:r>
       <w:r>
         <w:rPr>
@@ -18,265 +13,24 @@
         <w:t>👍</w:t>
       </w:r>
       <w:r>
-        <w:t xml:space="preserve"> — </w:t>
-      </w:r>
-      <w:proofErr w:type="spellStart"/>
-      <w:r>
-        <w:t>thực</w:t>
-      </w:r>
-      <w:proofErr w:type="spellEnd"/>
-      <w:r>
-        <w:t xml:space="preserve"> </w:t>
-      </w:r>
-      <w:proofErr w:type="spellStart"/>
-      <w:r>
-        <w:t>ra</w:t>
-      </w:r>
-      <w:proofErr w:type="spellEnd"/>
-      <w:r>
-        <w:t xml:space="preserve"> </w:t>
-      </w:r>
-      <w:proofErr w:type="spellStart"/>
-      <w:r>
-        <w:t>có</w:t>
-      </w:r>
-      <w:proofErr w:type="spellEnd"/>
-      <w:r>
-        <w:t xml:space="preserve"> </w:t>
-      </w:r>
-      <w:proofErr w:type="spellStart"/>
-      <w:r>
-        <w:t>rất</w:t>
-      </w:r>
-      <w:proofErr w:type="spellEnd"/>
-      <w:r>
-        <w:t xml:space="preserve"> </w:t>
-      </w:r>
-      <w:proofErr w:type="spellStart"/>
-      <w:r>
-        <w:t>nhiều</w:t>
-      </w:r>
-      <w:proofErr w:type="spellEnd"/>
-      <w:r>
-        <w:t xml:space="preserve"> </w:t>
-      </w:r>
-      <w:r>
-        <w:rPr>
-          <w:b/>
-          <w:bCs/>
-        </w:rPr>
-        <w:t>website free + public (</w:t>
-      </w:r>
-      <w:proofErr w:type="spellStart"/>
-      <w:r>
-        <w:rPr>
-          <w:b/>
-          <w:bCs/>
-        </w:rPr>
-        <w:t>hợp</w:t>
-      </w:r>
-      <w:proofErr w:type="spellEnd"/>
-      <w:r>
-        <w:rPr>
-          <w:b/>
-          <w:bCs/>
-        </w:rPr>
-        <w:t xml:space="preserve"> </w:t>
-      </w:r>
-      <w:proofErr w:type="spellStart"/>
-      <w:r>
-        <w:rPr>
-          <w:b/>
-          <w:bCs/>
-        </w:rPr>
-        <w:t>pháp</w:t>
-      </w:r>
-      <w:proofErr w:type="spellEnd"/>
-      <w:r>
-        <w:rPr>
-          <w:b/>
-          <w:bCs/>
-        </w:rPr>
-        <w:t>)</w:t>
-      </w:r>
-      <w:r>
-        <w:t xml:space="preserve"> </w:t>
-      </w:r>
-      <w:proofErr w:type="spellStart"/>
-      <w:r>
-        <w:t>cho</w:t>
-      </w:r>
-      <w:proofErr w:type="spellEnd"/>
-      <w:r>
-        <w:t xml:space="preserve"> </w:t>
-      </w:r>
-      <w:proofErr w:type="spellStart"/>
-      <w:r>
-        <w:t>trẻ</w:t>
-      </w:r>
-      <w:proofErr w:type="spellEnd"/>
-      <w:r>
-        <w:t xml:space="preserve"> </w:t>
-      </w:r>
-      <w:proofErr w:type="spellStart"/>
-      <w:r>
-        <w:t>học</w:t>
-      </w:r>
-      <w:proofErr w:type="spellEnd"/>
-      <w:r>
-        <w:t xml:space="preserve"> </w:t>
-      </w:r>
-      <w:proofErr w:type="spellStart"/>
-      <w:r>
-        <w:t>đọc</w:t>
-      </w:r>
-      <w:proofErr w:type="spellEnd"/>
-      <w:r>
-        <w:t xml:space="preserve"> </w:t>
-      </w:r>
-      <w:proofErr w:type="spellStart"/>
-      <w:r>
-        <w:t>kiểu</w:t>
-      </w:r>
-      <w:proofErr w:type="spellEnd"/>
-      <w:r>
-        <w:t xml:space="preserve"> </w:t>
-      </w:r>
-      <w:proofErr w:type="spellStart"/>
-      <w:r>
-        <w:t>bản</w:t>
-      </w:r>
-      <w:proofErr w:type="spellEnd"/>
-      <w:r>
-        <w:t xml:space="preserve"> </w:t>
-      </w:r>
-      <w:proofErr w:type="spellStart"/>
-      <w:r>
-        <w:t>ngữ</w:t>
-      </w:r>
-      <w:proofErr w:type="spellEnd"/>
-      <w:r>
-        <w:t xml:space="preserve">. </w:t>
-      </w:r>
-      <w:proofErr w:type="spellStart"/>
-      <w:r>
-        <w:t>Mình</w:t>
-      </w:r>
-      <w:proofErr w:type="spellEnd"/>
-      <w:r>
-        <w:t xml:space="preserve"> </w:t>
-      </w:r>
-      <w:proofErr w:type="spellStart"/>
-      <w:r>
-        <w:t>lọc</w:t>
-      </w:r>
-      <w:proofErr w:type="spellEnd"/>
-      <w:r>
-        <w:t xml:space="preserve"> </w:t>
-      </w:r>
-      <w:proofErr w:type="spellStart"/>
-      <w:r>
-        <w:t>sẵn</w:t>
-      </w:r>
-      <w:proofErr w:type="spellEnd"/>
-      <w:r>
-        <w:t xml:space="preserve"> </w:t>
-      </w:r>
-      <w:proofErr w:type="spellStart"/>
-      <w:r>
-        <w:t>cho</w:t>
-      </w:r>
-      <w:proofErr w:type="spellEnd"/>
-      <w:r>
-        <w:t xml:space="preserve"> </w:t>
-      </w:r>
-      <w:proofErr w:type="spellStart"/>
-      <w:r>
-        <w:t>bạn</w:t>
-      </w:r>
-      <w:proofErr w:type="spellEnd"/>
-      <w:r>
-        <w:t xml:space="preserve"> </w:t>
-      </w:r>
-      <w:proofErr w:type="spellStart"/>
-      <w:r>
-        <w:t>những</w:t>
-      </w:r>
-      <w:proofErr w:type="spellEnd"/>
-      <w:r>
-        <w:t xml:space="preserve"> </w:t>
-      </w:r>
-      <w:proofErr w:type="spellStart"/>
-      <w:r>
-        <w:t>cái</w:t>
-      </w:r>
-      <w:proofErr w:type="spellEnd"/>
-      <w:r>
-        <w:t xml:space="preserve"> </w:t>
-      </w:r>
-      <w:proofErr w:type="spellStart"/>
-      <w:r>
-        <w:rPr>
-          <w:b/>
-          <w:bCs/>
-        </w:rPr>
-        <w:t>xịn</w:t>
-      </w:r>
-      <w:proofErr w:type="spellEnd"/>
-      <w:r>
-        <w:rPr>
-          <w:b/>
-          <w:bCs/>
-        </w:rPr>
-        <w:t xml:space="preserve">, </w:t>
-      </w:r>
-      <w:proofErr w:type="spellStart"/>
-      <w:r>
-        <w:rPr>
-          <w:b/>
-          <w:bCs/>
-        </w:rPr>
-        <w:t>đúng</w:t>
-      </w:r>
-      <w:proofErr w:type="spellEnd"/>
-      <w:r>
-        <w:rPr>
-          <w:b/>
-          <w:bCs/>
-        </w:rPr>
-        <w:t xml:space="preserve"> </w:t>
-      </w:r>
-      <w:proofErr w:type="spellStart"/>
-      <w:r>
-        <w:rPr>
-          <w:b/>
-          <w:bCs/>
-        </w:rPr>
-        <w:t>chuẩn</w:t>
-      </w:r>
-      <w:proofErr w:type="spellEnd"/>
-      <w:r>
-        <w:rPr>
-          <w:b/>
-          <w:bCs/>
-        </w:rPr>
-        <w:t xml:space="preserve"> </w:t>
-      </w:r>
-      <w:proofErr w:type="spellStart"/>
-      <w:r>
-        <w:rPr>
-          <w:b/>
-          <w:bCs/>
-        </w:rPr>
-        <w:t>Mỹ</w:t>
-      </w:r>
-      <w:proofErr w:type="spellEnd"/>
-      <w:r>
-        <w:rPr>
-          <w:b/>
-          <w:bCs/>
-        </w:rPr>
-        <w:t>/Anh</w:t>
+        <w:t xml:space="preserve"> — thực ra có rất nhiều </w:t>
+      </w:r>
+      <w:r>
+        <w:rPr>
+          <w:b/>
+          <w:bCs/>
+        </w:rPr>
+        <w:t>website free + public (hợp pháp)</w:t>
+      </w:r>
+      <w:r>
+        <w:t xml:space="preserve"> cho trẻ học đọc kiểu bản ngữ. Mình lọc sẵn cho bạn những cái </w:t>
+      </w:r>
+      <w:r>
+        <w:rPr>
+          <w:b/>
+          <w:bCs/>
+        </w:rPr>
+        <w:t>xịn, đúng chuẩn Mỹ/Anh</w:t>
       </w:r>
       <w:r>
         <w:t>:</w:t>
@@ -309,55 +63,7 @@
           <w:b/>
           <w:bCs/>
         </w:rPr>
-        <w:t xml:space="preserve"> 1. Website </w:t>
-      </w:r>
-      <w:proofErr w:type="spellStart"/>
-      <w:r>
-        <w:rPr>
-          <w:b/>
-          <w:bCs/>
-        </w:rPr>
-        <w:t>giống</w:t>
-      </w:r>
-      <w:proofErr w:type="spellEnd"/>
-      <w:r>
-        <w:rPr>
-          <w:b/>
-          <w:bCs/>
-        </w:rPr>
-        <w:t xml:space="preserve"> “Oxford Reading Tree” (</w:t>
-      </w:r>
-      <w:proofErr w:type="spellStart"/>
-      <w:r>
-        <w:rPr>
-          <w:b/>
-          <w:bCs/>
-        </w:rPr>
-        <w:t>chuẩn</w:t>
-      </w:r>
-      <w:proofErr w:type="spellEnd"/>
-      <w:r>
-        <w:rPr>
-          <w:b/>
-          <w:bCs/>
-        </w:rPr>
-        <w:t xml:space="preserve"> </w:t>
-      </w:r>
-      <w:proofErr w:type="spellStart"/>
-      <w:r>
-        <w:rPr>
-          <w:b/>
-          <w:bCs/>
-        </w:rPr>
-        <w:t>trường</w:t>
-      </w:r>
-      <w:proofErr w:type="spellEnd"/>
-      <w:r>
-        <w:rPr>
-          <w:b/>
-          <w:bCs/>
-        </w:rPr>
-        <w:t xml:space="preserve"> UK)</w:t>
+        <w:t xml:space="preserve"> 1. Website giống “Oxford Reading Tree” (chuẩn trường UK)</w:t>
       </w:r>
     </w:p>
     <w:p>
@@ -380,55 +86,7 @@
           <w:b/>
           <w:bCs/>
         </w:rPr>
-        <w:t xml:space="preserve"> Oxford Owl (</w:t>
-      </w:r>
-      <w:proofErr w:type="spellStart"/>
-      <w:r>
-        <w:rPr>
-          <w:b/>
-          <w:bCs/>
-        </w:rPr>
-        <w:t>cực</w:t>
-      </w:r>
-      <w:proofErr w:type="spellEnd"/>
-      <w:r>
-        <w:rPr>
-          <w:b/>
-          <w:bCs/>
-        </w:rPr>
-        <w:t xml:space="preserve"> </w:t>
-      </w:r>
-      <w:proofErr w:type="spellStart"/>
-      <w:r>
-        <w:rPr>
-          <w:b/>
-          <w:bCs/>
-        </w:rPr>
-        <w:t>khuyên</w:t>
-      </w:r>
-      <w:proofErr w:type="spellEnd"/>
-      <w:r>
-        <w:rPr>
-          <w:b/>
-          <w:bCs/>
-        </w:rPr>
-        <w:t xml:space="preserve"> </w:t>
-      </w:r>
-      <w:proofErr w:type="spellStart"/>
-      <w:r>
-        <w:rPr>
-          <w:b/>
-          <w:bCs/>
-        </w:rPr>
-        <w:t>dùng</w:t>
-      </w:r>
-      <w:proofErr w:type="spellEnd"/>
-      <w:r>
-        <w:rPr>
-          <w:b/>
-          <w:bCs/>
-        </w:rPr>
-        <w:t>)</w:t>
+        <w:t xml:space="preserve"> Oxford Owl (cực khuyên dùng)</w:t>
       </w:r>
     </w:p>
     <w:p>
@@ -464,39 +122,7 @@
         <w:t>✅</w:t>
       </w:r>
       <w:r>
-        <w:t xml:space="preserve"> 100% FREE (</w:t>
-      </w:r>
-      <w:proofErr w:type="spellStart"/>
-      <w:r>
-        <w:t>chỉ</w:t>
-      </w:r>
-      <w:proofErr w:type="spellEnd"/>
-      <w:r>
-        <w:t xml:space="preserve"> </w:t>
-      </w:r>
-      <w:proofErr w:type="spellStart"/>
-      <w:r>
-        <w:t>cần</w:t>
-      </w:r>
-      <w:proofErr w:type="spellEnd"/>
-      <w:r>
-        <w:t xml:space="preserve"> </w:t>
-      </w:r>
-      <w:proofErr w:type="spellStart"/>
-      <w:r>
-        <w:t>đăng</w:t>
-      </w:r>
-      <w:proofErr w:type="spellEnd"/>
-      <w:r>
-        <w:t xml:space="preserve"> </w:t>
-      </w:r>
-      <w:proofErr w:type="spellStart"/>
-      <w:r>
-        <w:t>ký</w:t>
-      </w:r>
-      <w:proofErr w:type="spellEnd"/>
-      <w:r>
-        <w:t>)</w:t>
+        <w:t xml:space="preserve"> 100% FREE (chỉ cần đăng ký)</w:t>
       </w:r>
     </w:p>
     <w:p>
@@ -513,15 +139,7 @@
         <w:t>✅</w:t>
       </w:r>
       <w:r>
-        <w:t xml:space="preserve"> </w:t>
-      </w:r>
-      <w:proofErr w:type="spellStart"/>
-      <w:r>
-        <w:t>Có</w:t>
-      </w:r>
-      <w:proofErr w:type="spellEnd"/>
-      <w:r>
-        <w:t xml:space="preserve">: </w:t>
+        <w:t xml:space="preserve"> Có: </w:t>
       </w:r>
     </w:p>
     <w:p>
@@ -543,23 +161,7 @@
         </w:numPr>
       </w:pPr>
       <w:r>
-        <w:t>Biff, Chip, Kipper (</w:t>
-      </w:r>
-      <w:proofErr w:type="spellStart"/>
-      <w:r>
-        <w:t>rất</w:t>
-      </w:r>
-      <w:proofErr w:type="spellEnd"/>
-      <w:r>
-        <w:t xml:space="preserve"> </w:t>
-      </w:r>
-      <w:proofErr w:type="spellStart"/>
-      <w:r>
-        <w:t>nổi</w:t>
-      </w:r>
-      <w:proofErr w:type="spellEnd"/>
-      <w:r>
-        <w:t>)</w:t>
+        <w:t>Biff, Chip, Kipper (rất nổi)</w:t>
       </w:r>
     </w:p>
     <w:p>
@@ -576,47 +178,7 @@
         <w:t>✅</w:t>
       </w:r>
       <w:r>
-        <w:t xml:space="preserve"> </w:t>
-      </w:r>
-      <w:proofErr w:type="spellStart"/>
-      <w:r>
-        <w:t>Phân</w:t>
-      </w:r>
-      <w:proofErr w:type="spellEnd"/>
-      <w:r>
-        <w:t xml:space="preserve"> </w:t>
-      </w:r>
-      <w:proofErr w:type="spellStart"/>
-      <w:r>
-        <w:t>theo</w:t>
-      </w:r>
-      <w:proofErr w:type="spellEnd"/>
-      <w:r>
-        <w:t xml:space="preserve"> level </w:t>
-      </w:r>
-      <w:proofErr w:type="spellStart"/>
-      <w:r>
-        <w:t>giống</w:t>
-      </w:r>
-      <w:proofErr w:type="spellEnd"/>
-      <w:r>
-        <w:t xml:space="preserve"> </w:t>
-      </w:r>
-      <w:proofErr w:type="spellStart"/>
-      <w:r>
-        <w:t>trường</w:t>
-      </w:r>
-      <w:proofErr w:type="spellEnd"/>
-      <w:r>
-        <w:t xml:space="preserve"> </w:t>
-      </w:r>
-      <w:proofErr w:type="spellStart"/>
-      <w:r>
-        <w:t>học</w:t>
-      </w:r>
-      <w:proofErr w:type="spellEnd"/>
-      <w:r>
-        <w:t xml:space="preserve"> (Level 1 → 12)</w:t>
+        <w:t xml:space="preserve"> Phân theo level giống trường học (Level 1 → 12)</w:t>
       </w:r>
     </w:p>
     <w:p>
@@ -627,137 +189,15 @@
         <w:t>📌</w:t>
       </w:r>
       <w:r>
-        <w:t xml:space="preserve"> </w:t>
-      </w:r>
-      <w:proofErr w:type="spellStart"/>
-      <w:r>
-        <w:t>Đây</w:t>
-      </w:r>
-      <w:proofErr w:type="spellEnd"/>
-      <w:r>
-        <w:t xml:space="preserve"> </w:t>
-      </w:r>
-      <w:proofErr w:type="spellStart"/>
-      <w:r>
-        <w:t>là</w:t>
-      </w:r>
-      <w:proofErr w:type="spellEnd"/>
-      <w:r>
-        <w:t xml:space="preserve"> </w:t>
-      </w:r>
-      <w:proofErr w:type="spellStart"/>
-      <w:r>
-        <w:t>nguồn</w:t>
-      </w:r>
-      <w:proofErr w:type="spellEnd"/>
-      <w:r>
-        <w:t xml:space="preserve"> </w:t>
-      </w:r>
-      <w:proofErr w:type="spellStart"/>
-      <w:r>
-        <w:rPr>
-          <w:b/>
-          <w:bCs/>
-        </w:rPr>
-        <w:t>gần</w:t>
-      </w:r>
-      <w:proofErr w:type="spellEnd"/>
-      <w:r>
-        <w:rPr>
-          <w:b/>
-          <w:bCs/>
-        </w:rPr>
-        <w:t xml:space="preserve"> </w:t>
-      </w:r>
-      <w:proofErr w:type="spellStart"/>
-      <w:r>
-        <w:rPr>
-          <w:b/>
-          <w:bCs/>
-        </w:rPr>
-        <w:t>với</w:t>
-      </w:r>
-      <w:proofErr w:type="spellEnd"/>
-      <w:r>
-        <w:rPr>
-          <w:b/>
-          <w:bCs/>
-        </w:rPr>
-        <w:t xml:space="preserve"> </w:t>
-      </w:r>
-      <w:proofErr w:type="spellStart"/>
-      <w:r>
-        <w:rPr>
-          <w:b/>
-          <w:bCs/>
-        </w:rPr>
-        <w:t>sách</w:t>
-      </w:r>
-      <w:proofErr w:type="spellEnd"/>
-      <w:r>
-        <w:rPr>
-          <w:b/>
-          <w:bCs/>
-        </w:rPr>
-        <w:t xml:space="preserve"> </w:t>
-      </w:r>
-      <w:proofErr w:type="spellStart"/>
-      <w:r>
-        <w:rPr>
-          <w:b/>
-          <w:bCs/>
-        </w:rPr>
-        <w:t>bạn</w:t>
-      </w:r>
-      <w:proofErr w:type="spellEnd"/>
-      <w:r>
-        <w:rPr>
-          <w:b/>
-          <w:bCs/>
-        </w:rPr>
-        <w:t xml:space="preserve"> </w:t>
-      </w:r>
-      <w:proofErr w:type="spellStart"/>
-      <w:r>
-        <w:rPr>
-          <w:b/>
-          <w:bCs/>
-        </w:rPr>
-        <w:t>đang</w:t>
-      </w:r>
-      <w:proofErr w:type="spellEnd"/>
-      <w:r>
-        <w:rPr>
-          <w:b/>
-          <w:bCs/>
-        </w:rPr>
-        <w:t xml:space="preserve"> </w:t>
-      </w:r>
-      <w:proofErr w:type="spellStart"/>
-      <w:r>
-        <w:rPr>
-          <w:b/>
-          <w:bCs/>
-        </w:rPr>
-        <w:t>mở</w:t>
-      </w:r>
-      <w:proofErr w:type="spellEnd"/>
-      <w:r>
-        <w:rPr>
-          <w:b/>
-          <w:bCs/>
-        </w:rPr>
-        <w:t xml:space="preserve"> </w:t>
-      </w:r>
-      <w:proofErr w:type="spellStart"/>
-      <w:r>
-        <w:rPr>
-          <w:b/>
-          <w:bCs/>
-        </w:rPr>
-        <w:t>nhất</w:t>
-      </w:r>
-      <w:proofErr w:type="spellEnd"/>
+        <w:t xml:space="preserve"> Đây là nguồn </w:t>
+      </w:r>
+      <w:r>
+        <w:rPr>
+          <w:b/>
+          <w:bCs/>
+        </w:rPr>
+        <w:t>gần với sách bạn đang mở nhất</w:t>
+      </w:r>
     </w:p>
     <w:p>
       <w:r>
@@ -786,87 +226,7 @@
           <w:b/>
           <w:bCs/>
         </w:rPr>
-        <w:t xml:space="preserve"> 2. Thư </w:t>
-      </w:r>
-      <w:proofErr w:type="spellStart"/>
-      <w:r>
-        <w:rPr>
-          <w:b/>
-          <w:bCs/>
-        </w:rPr>
-        <w:t>viện</w:t>
-      </w:r>
-      <w:proofErr w:type="spellEnd"/>
-      <w:r>
-        <w:rPr>
-          <w:b/>
-          <w:bCs/>
-        </w:rPr>
-        <w:t xml:space="preserve"> </w:t>
-      </w:r>
-      <w:proofErr w:type="spellStart"/>
-      <w:r>
-        <w:rPr>
-          <w:b/>
-          <w:bCs/>
-        </w:rPr>
-        <w:t>truyện</w:t>
-      </w:r>
-      <w:proofErr w:type="spellEnd"/>
-      <w:r>
-        <w:rPr>
-          <w:b/>
-          <w:bCs/>
-        </w:rPr>
-        <w:t xml:space="preserve"> </w:t>
-      </w:r>
-      <w:proofErr w:type="spellStart"/>
-      <w:r>
-        <w:rPr>
-          <w:b/>
-          <w:bCs/>
-        </w:rPr>
-        <w:t>miễn</w:t>
-      </w:r>
-      <w:proofErr w:type="spellEnd"/>
-      <w:r>
-        <w:rPr>
-          <w:b/>
-          <w:bCs/>
-        </w:rPr>
-        <w:t xml:space="preserve"> </w:t>
-      </w:r>
-      <w:proofErr w:type="spellStart"/>
-      <w:r>
-        <w:rPr>
-          <w:b/>
-          <w:bCs/>
-        </w:rPr>
-        <w:t>phí</w:t>
-      </w:r>
-      <w:proofErr w:type="spellEnd"/>
-      <w:r>
-        <w:rPr>
-          <w:b/>
-          <w:bCs/>
-        </w:rPr>
-        <w:t xml:space="preserve"> (</w:t>
-      </w:r>
-      <w:proofErr w:type="spellStart"/>
-      <w:r>
-        <w:rPr>
-          <w:b/>
-          <w:bCs/>
-        </w:rPr>
-        <w:t>có</w:t>
-      </w:r>
-      <w:proofErr w:type="spellEnd"/>
-      <w:r>
-        <w:rPr>
-          <w:b/>
-          <w:bCs/>
-        </w:rPr>
-        <w:t xml:space="preserve"> audio + level)</w:t>
+        <w:t xml:space="preserve"> 2. Thư viện truyện miễn phí (có audio + level)</w:t>
       </w:r>
     </w:p>
     <w:p>
@@ -925,31 +285,7 @@
         <w:t>✅</w:t>
       </w:r>
       <w:r>
-        <w:t xml:space="preserve"> </w:t>
-      </w:r>
-      <w:proofErr w:type="spellStart"/>
-      <w:r>
-        <w:t>Hàng</w:t>
-      </w:r>
-      <w:proofErr w:type="spellEnd"/>
-      <w:r>
-        <w:t xml:space="preserve"> </w:t>
-      </w:r>
-      <w:proofErr w:type="spellStart"/>
-      <w:r>
-        <w:t>trăm</w:t>
-      </w:r>
-      <w:proofErr w:type="spellEnd"/>
-      <w:r>
-        <w:t xml:space="preserve"> </w:t>
-      </w:r>
-      <w:proofErr w:type="spellStart"/>
-      <w:r>
-        <w:t>sách</w:t>
-      </w:r>
-      <w:proofErr w:type="spellEnd"/>
-      <w:r>
-        <w:t xml:space="preserve"> free</w:t>
+        <w:t xml:space="preserve"> Hàng trăm sách free</w:t>
       </w:r>
     </w:p>
     <w:p>
@@ -966,29 +302,8 @@
         <w:t>✅</w:t>
       </w:r>
       <w:r>
-        <w:t xml:space="preserve"> </w:t>
-      </w:r>
-      <w:proofErr w:type="spellStart"/>
-      <w:r>
-        <w:t>Có</w:t>
-      </w:r>
-      <w:proofErr w:type="spellEnd"/>
-      <w:r>
-        <w:t xml:space="preserve"> audio </w:t>
-      </w:r>
-      <w:proofErr w:type="spellStart"/>
-      <w:r>
-        <w:t>bản</w:t>
-      </w:r>
-      <w:proofErr w:type="spellEnd"/>
-      <w:r>
-        <w:t xml:space="preserve"> </w:t>
-      </w:r>
-      <w:proofErr w:type="spellStart"/>
-      <w:r>
-        <w:t>ngữ</w:t>
-      </w:r>
-      <w:proofErr w:type="spellEnd"/>
+        <w:t xml:space="preserve"> Có audio bản ngữ</w:t>
+      </w:r>
     </w:p>
     <w:p>
       <w:pPr>
@@ -1004,47 +319,7 @@
         <w:t>✅</w:t>
       </w:r>
       <w:r>
-        <w:t xml:space="preserve"> </w:t>
-      </w:r>
-      <w:proofErr w:type="spellStart"/>
-      <w:r>
-        <w:t>Nội</w:t>
-      </w:r>
-      <w:proofErr w:type="spellEnd"/>
-      <w:r>
-        <w:t xml:space="preserve"> dung </w:t>
-      </w:r>
-      <w:proofErr w:type="spellStart"/>
-      <w:r>
-        <w:t>đơn</w:t>
-      </w:r>
-      <w:proofErr w:type="spellEnd"/>
-      <w:r>
-        <w:t xml:space="preserve"> </w:t>
-      </w:r>
-      <w:proofErr w:type="spellStart"/>
-      <w:r>
-        <w:t>giản</w:t>
-      </w:r>
-      <w:proofErr w:type="spellEnd"/>
-      <w:r>
-        <w:t xml:space="preserve"> → </w:t>
-      </w:r>
-      <w:proofErr w:type="spellStart"/>
-      <w:r>
-        <w:t>rất</w:t>
-      </w:r>
-      <w:proofErr w:type="spellEnd"/>
-      <w:r>
-        <w:t xml:space="preserve"> </w:t>
-      </w:r>
-      <w:proofErr w:type="spellStart"/>
-      <w:r>
-        <w:t>hợp</w:t>
-      </w:r>
-      <w:proofErr w:type="spellEnd"/>
-      <w:r>
-        <w:t xml:space="preserve"> beginner</w:t>
+        <w:t xml:space="preserve"> Nội dung đơn giản → rất hợp beginner</w:t>
       </w:r>
     </w:p>
     <w:p>
@@ -1074,55 +349,7 @@
           <w:b/>
           <w:bCs/>
         </w:rPr>
-        <w:t xml:space="preserve"> </w:t>
-      </w:r>
-      <w:proofErr w:type="spellStart"/>
-      <w:r>
-        <w:rPr>
-          <w:b/>
-          <w:bCs/>
-        </w:rPr>
-        <w:t>Wilbooks</w:t>
-      </w:r>
-      <w:proofErr w:type="spellEnd"/>
-      <w:r>
-        <w:rPr>
-          <w:b/>
-          <w:bCs/>
-        </w:rPr>
-        <w:t xml:space="preserve"> (</w:t>
-      </w:r>
-      <w:proofErr w:type="spellStart"/>
-      <w:r>
-        <w:rPr>
-          <w:b/>
-          <w:bCs/>
-        </w:rPr>
-        <w:t>giống</w:t>
-      </w:r>
-      <w:proofErr w:type="spellEnd"/>
-      <w:r>
-        <w:rPr>
-          <w:b/>
-          <w:bCs/>
-        </w:rPr>
-        <w:t xml:space="preserve"> </w:t>
-      </w:r>
-      <w:proofErr w:type="spellStart"/>
-      <w:r>
-        <w:rPr>
-          <w:b/>
-          <w:bCs/>
-        </w:rPr>
-        <w:t>RazKids</w:t>
-      </w:r>
-      <w:proofErr w:type="spellEnd"/>
-      <w:r>
-        <w:rPr>
-          <w:b/>
-          <w:bCs/>
-        </w:rPr>
-        <w:t xml:space="preserve"> mini)</w:t>
+        <w:t xml:space="preserve"> Wilbooks (giống RazKids mini)</w:t>
       </w:r>
     </w:p>
     <w:p>
@@ -1158,23 +385,7 @@
         <w:t>✅</w:t>
       </w:r>
       <w:r>
-        <w:t xml:space="preserve"> </w:t>
-      </w:r>
-      <w:proofErr w:type="spellStart"/>
-      <w:r>
-        <w:t>Sách</w:t>
-      </w:r>
-      <w:proofErr w:type="spellEnd"/>
-      <w:r>
-        <w:t xml:space="preserve"> chia </w:t>
-      </w:r>
-      <w:proofErr w:type="spellStart"/>
-      <w:r>
-        <w:t>theo</w:t>
-      </w:r>
-      <w:proofErr w:type="spellEnd"/>
-      <w:r>
-        <w:t xml:space="preserve"> level (A, B, C…)</w:t>
+        <w:t xml:space="preserve"> Sách chia theo level (A, B, C…)</w:t>
       </w:r>
     </w:p>
     <w:p>
@@ -1191,53 +402,8 @@
         <w:t>✅</w:t>
       </w:r>
       <w:r>
-        <w:t xml:space="preserve"> </w:t>
-      </w:r>
-      <w:proofErr w:type="spellStart"/>
-      <w:r>
-        <w:t>luyện</w:t>
-      </w:r>
-      <w:proofErr w:type="spellEnd"/>
-      <w:r>
-        <w:t xml:space="preserve"> </w:t>
-      </w:r>
-      <w:proofErr w:type="spellStart"/>
-      <w:r>
-        <w:t>đọc</w:t>
-      </w:r>
-      <w:proofErr w:type="spellEnd"/>
-      <w:r>
-        <w:t xml:space="preserve"> </w:t>
-      </w:r>
-      <w:proofErr w:type="spellStart"/>
-      <w:r>
-        <w:t>giống</w:t>
-      </w:r>
-      <w:proofErr w:type="spellEnd"/>
-      <w:r>
-        <w:t xml:space="preserve"> </w:t>
-      </w:r>
-      <w:proofErr w:type="spellStart"/>
-      <w:r>
-        <w:t>hệ</w:t>
-      </w:r>
-      <w:proofErr w:type="spellEnd"/>
-      <w:r>
-        <w:t xml:space="preserve"> </w:t>
-      </w:r>
-      <w:proofErr w:type="spellStart"/>
-      <w:r>
-        <w:t>thống</w:t>
-      </w:r>
-      <w:proofErr w:type="spellEnd"/>
-      <w:r>
-        <w:t xml:space="preserve"> </w:t>
-      </w:r>
-      <w:proofErr w:type="spellStart"/>
-      <w:r>
-        <w:t>trường</w:t>
-      </w:r>
-      <w:proofErr w:type="spellEnd"/>
+        <w:t xml:space="preserve"> luyện đọc giống hệ thống trường</w:t>
+      </w:r>
     </w:p>
     <w:p>
       <w:r>
@@ -1267,55 +433,7 @@
           <w:b/>
           <w:bCs/>
         </w:rPr>
-        <w:t xml:space="preserve"> 3. Website </w:t>
-      </w:r>
-      <w:proofErr w:type="spellStart"/>
-      <w:r>
-        <w:rPr>
-          <w:b/>
-          <w:bCs/>
-        </w:rPr>
-        <w:t>luyện</w:t>
-      </w:r>
-      <w:proofErr w:type="spellEnd"/>
-      <w:r>
-        <w:rPr>
-          <w:b/>
-          <w:bCs/>
-        </w:rPr>
-        <w:t xml:space="preserve"> phonics (</w:t>
-      </w:r>
-      <w:proofErr w:type="spellStart"/>
-      <w:r>
-        <w:rPr>
-          <w:b/>
-          <w:bCs/>
-        </w:rPr>
-        <w:t>ghép</w:t>
-      </w:r>
-      <w:proofErr w:type="spellEnd"/>
-      <w:r>
-        <w:rPr>
-          <w:b/>
-          <w:bCs/>
-        </w:rPr>
-        <w:t xml:space="preserve"> </w:t>
-      </w:r>
-      <w:proofErr w:type="spellStart"/>
-      <w:r>
-        <w:rPr>
-          <w:b/>
-          <w:bCs/>
-        </w:rPr>
-        <w:t>âm</w:t>
-      </w:r>
-      <w:proofErr w:type="spellEnd"/>
-      <w:r>
-        <w:rPr>
-          <w:b/>
-          <w:bCs/>
-        </w:rPr>
-        <w:t>)</w:t>
+        <w:t xml:space="preserve"> 3. Website luyện phonics (ghép âm)</w:t>
       </w:r>
     </w:p>
     <w:p>
@@ -1374,23 +492,7 @@
         <w:t>✅</w:t>
       </w:r>
       <w:r>
-        <w:t xml:space="preserve"> </w:t>
-      </w:r>
-      <w:proofErr w:type="spellStart"/>
-      <w:r>
-        <w:t>Có</w:t>
-      </w:r>
-      <w:proofErr w:type="spellEnd"/>
-      <w:r>
-        <w:t xml:space="preserve"> </w:t>
-      </w:r>
-      <w:proofErr w:type="spellStart"/>
-      <w:r>
-        <w:t>sách</w:t>
-      </w:r>
-      <w:proofErr w:type="spellEnd"/>
-      <w:r>
-        <w:t xml:space="preserve"> PDF DOWNLOAD FREE</w:t>
+        <w:t xml:space="preserve"> Có sách PDF DOWNLOAD FREE</w:t>
       </w:r>
     </w:p>
     <w:p>
@@ -1407,15 +509,7 @@
         <w:t>✅</w:t>
       </w:r>
       <w:r>
-        <w:t xml:space="preserve"> </w:t>
-      </w:r>
-      <w:proofErr w:type="spellStart"/>
-      <w:r>
-        <w:t>luyện</w:t>
-      </w:r>
-      <w:proofErr w:type="spellEnd"/>
-      <w:r>
-        <w:t xml:space="preserve">: </w:t>
+        <w:t xml:space="preserve"> luyện: </w:t>
       </w:r>
     </w:p>
     <w:p>
@@ -1436,19 +530,9 @@
           <w:numId w:val="4"/>
         </w:numPr>
       </w:pPr>
-      <w:proofErr w:type="spellStart"/>
-      <w:r>
-        <w:t>ghép</w:t>
-      </w:r>
-      <w:proofErr w:type="spellEnd"/>
-      <w:r>
-        <w:t xml:space="preserve"> </w:t>
-      </w:r>
-      <w:proofErr w:type="spellStart"/>
-      <w:r>
-        <w:t>vần</w:t>
-      </w:r>
-      <w:proofErr w:type="spellEnd"/>
+      <w:r>
+        <w:t>ghép vần</w:t>
+      </w:r>
     </w:p>
     <w:p>
       <w:pPr>
@@ -1457,19 +541,9 @@
           <w:numId w:val="4"/>
         </w:numPr>
       </w:pPr>
-      <w:proofErr w:type="spellStart"/>
-      <w:r>
-        <w:t>đọc</w:t>
-      </w:r>
-      <w:proofErr w:type="spellEnd"/>
-      <w:r>
-        <w:t xml:space="preserve"> </w:t>
-      </w:r>
-      <w:proofErr w:type="spellStart"/>
-      <w:r>
-        <w:t>câu</w:t>
-      </w:r>
-      <w:proofErr w:type="spellEnd"/>
+      <w:r>
+        <w:t>đọc câu</w:t>
+      </w:r>
     </w:p>
     <w:p>
       <w:r>
@@ -1479,31 +553,7 @@
         <w:t>📌</w:t>
       </w:r>
       <w:r>
-        <w:t xml:space="preserve"> </w:t>
-      </w:r>
-      <w:proofErr w:type="spellStart"/>
-      <w:r>
-        <w:t>Đây</w:t>
-      </w:r>
-      <w:proofErr w:type="spellEnd"/>
-      <w:r>
-        <w:t xml:space="preserve"> </w:t>
-      </w:r>
-      <w:proofErr w:type="spellStart"/>
-      <w:r>
-        <w:t>gần</w:t>
-      </w:r>
-      <w:proofErr w:type="spellEnd"/>
-      <w:r>
-        <w:t xml:space="preserve"> </w:t>
-      </w:r>
-      <w:proofErr w:type="spellStart"/>
-      <w:r>
-        <w:t>giống</w:t>
-      </w:r>
-      <w:proofErr w:type="spellEnd"/>
-      <w:r>
-        <w:t xml:space="preserve"> Bob Books + Jolly Phonics</w:t>
+        <w:t xml:space="preserve"> Đây gần giống Bob Books + Jolly Phonics</w:t>
       </w:r>
     </w:p>
     <w:p>
@@ -1533,71 +583,7 @@
           <w:b/>
           <w:bCs/>
         </w:rPr>
-        <w:t xml:space="preserve"> 4. Website “graded readers” (</w:t>
-      </w:r>
-      <w:proofErr w:type="spellStart"/>
-      <w:r>
-        <w:rPr>
-          <w:b/>
-          <w:bCs/>
-        </w:rPr>
-        <w:t>đọc</w:t>
-      </w:r>
-      <w:proofErr w:type="spellEnd"/>
-      <w:r>
-        <w:rPr>
-          <w:b/>
-          <w:bCs/>
-        </w:rPr>
-        <w:t xml:space="preserve"> </w:t>
-      </w:r>
-      <w:proofErr w:type="spellStart"/>
-      <w:r>
-        <w:rPr>
-          <w:b/>
-          <w:bCs/>
-        </w:rPr>
-        <w:t>theo</w:t>
-      </w:r>
-      <w:proofErr w:type="spellEnd"/>
-      <w:r>
-        <w:rPr>
-          <w:b/>
-          <w:bCs/>
-        </w:rPr>
-        <w:t xml:space="preserve"> </w:t>
-      </w:r>
-      <w:proofErr w:type="spellStart"/>
-      <w:r>
-        <w:rPr>
-          <w:b/>
-          <w:bCs/>
-        </w:rPr>
-        <w:t>cấp</w:t>
-      </w:r>
-      <w:proofErr w:type="spellEnd"/>
-      <w:r>
-        <w:rPr>
-          <w:b/>
-          <w:bCs/>
-        </w:rPr>
-        <w:t xml:space="preserve"> </w:t>
-      </w:r>
-      <w:proofErr w:type="spellStart"/>
-      <w:r>
-        <w:rPr>
-          <w:b/>
-          <w:bCs/>
-        </w:rPr>
-        <w:t>độ</w:t>
-      </w:r>
-      <w:proofErr w:type="spellEnd"/>
-      <w:r>
-        <w:rPr>
-          <w:b/>
-          <w:bCs/>
-        </w:rPr>
-        <w:t>)</w:t>
+        <w:t xml:space="preserve"> 4. Website “graded readers” (đọc theo cấp độ)</w:t>
       </w:r>
     </w:p>
     <w:p>
@@ -1620,17 +606,8 @@
           <w:b/>
           <w:bCs/>
         </w:rPr>
-        <w:t xml:space="preserve"> </w:t>
-      </w:r>
-      <w:proofErr w:type="spellStart"/>
-      <w:r>
-        <w:rPr>
-          <w:b/>
-          <w:bCs/>
-        </w:rPr>
-        <w:t>FreeGradedReaders</w:t>
-      </w:r>
-      <w:proofErr w:type="spellEnd"/>
+        <w:t xml:space="preserve"> FreeGradedReaders</w:t>
+      </w:r>
     </w:p>
     <w:p>
       <w:r>
@@ -1647,21 +624,7 @@
           <w:rPr>
             <w:rStyle w:val="Hyperlink"/>
           </w:rPr>
-          <w:t>[</w:t>
-        </w:r>
-        <w:proofErr w:type="spellStart"/>
-        <w:r>
-          <w:rPr>
-            <w:rStyle w:val="Hyperlink"/>
-          </w:rPr>
-          <w:t>freegraded</w:t>
-        </w:r>
-        <w:proofErr w:type="spellEnd"/>
-        <w:r>
-          <w:rPr>
-            <w:rStyle w:val="Hyperlink"/>
-          </w:rPr>
-          <w:t>...eaders.com]</w:t>
+          <w:t>[freegraded...eaders.com]</w:t>
         </w:r>
       </w:hyperlink>
     </w:p>
@@ -1679,23 +642,7 @@
         <w:t>✅</w:t>
       </w:r>
       <w:r>
-        <w:t xml:space="preserve"> </w:t>
-      </w:r>
-      <w:proofErr w:type="spellStart"/>
-      <w:r>
-        <w:t>Sách</w:t>
-      </w:r>
-      <w:proofErr w:type="spellEnd"/>
-      <w:r>
-        <w:t xml:space="preserve"> </w:t>
-      </w:r>
-      <w:proofErr w:type="spellStart"/>
-      <w:r>
-        <w:t>từ</w:t>
-      </w:r>
-      <w:proofErr w:type="spellEnd"/>
-      <w:r>
-        <w:t xml:space="preserve"> A1 → B2</w:t>
+        <w:t xml:space="preserve"> Sách từ A1 → B2</w:t>
       </w:r>
     </w:p>
     <w:p>
@@ -1712,53 +659,8 @@
         <w:t>✅</w:t>
       </w:r>
       <w:r>
-        <w:t xml:space="preserve"> </w:t>
-      </w:r>
-      <w:proofErr w:type="spellStart"/>
-      <w:r>
-        <w:t>Viết</w:t>
-      </w:r>
-      <w:proofErr w:type="spellEnd"/>
-      <w:r>
-        <w:t xml:space="preserve"> </w:t>
-      </w:r>
-      <w:proofErr w:type="spellStart"/>
-      <w:r>
-        <w:t>đơn</w:t>
-      </w:r>
-      <w:proofErr w:type="spellEnd"/>
-      <w:r>
-        <w:t xml:space="preserve"> </w:t>
-      </w:r>
-      <w:proofErr w:type="spellStart"/>
-      <w:r>
-        <w:t>giản</w:t>
-      </w:r>
-      <w:proofErr w:type="spellEnd"/>
-      <w:r>
-        <w:t xml:space="preserve"> </w:t>
-      </w:r>
-      <w:proofErr w:type="spellStart"/>
-      <w:r>
-        <w:t>cho</w:t>
-      </w:r>
-      <w:proofErr w:type="spellEnd"/>
-      <w:r>
-        <w:t xml:space="preserve"> </w:t>
-      </w:r>
-      <w:proofErr w:type="spellStart"/>
-      <w:r>
-        <w:t>người</w:t>
-      </w:r>
-      <w:proofErr w:type="spellEnd"/>
-      <w:r>
-        <w:t xml:space="preserve"> </w:t>
-      </w:r>
-      <w:proofErr w:type="spellStart"/>
-      <w:r>
-        <w:t>học</w:t>
-      </w:r>
-      <w:proofErr w:type="spellEnd"/>
+        <w:t xml:space="preserve"> Viết đơn giản cho người học</w:t>
+      </w:r>
     </w:p>
     <w:p>
       <w:pPr>
@@ -1774,15 +676,7 @@
         <w:t>✅</w:t>
       </w:r>
       <w:r>
-        <w:t xml:space="preserve"> </w:t>
-      </w:r>
-      <w:proofErr w:type="spellStart"/>
-      <w:r>
-        <w:t>đọc</w:t>
-      </w:r>
-      <w:proofErr w:type="spellEnd"/>
-      <w:r>
-        <w:t xml:space="preserve"> online free</w:t>
+        <w:t xml:space="preserve"> đọc online free</w:t>
       </w:r>
     </w:p>
     <w:p>
@@ -1848,15 +742,7 @@
         <w:t>✅</w:t>
       </w:r>
       <w:r>
-        <w:t xml:space="preserve"> </w:t>
-      </w:r>
-      <w:proofErr w:type="spellStart"/>
-      <w:r>
-        <w:t>tải</w:t>
-      </w:r>
-      <w:proofErr w:type="spellEnd"/>
-      <w:r>
-        <w:t xml:space="preserve"> PDF free</w:t>
+        <w:t xml:space="preserve"> tải PDF free</w:t>
       </w:r>
     </w:p>
     <w:p>
@@ -1873,47 +759,7 @@
         <w:t>✅</w:t>
       </w:r>
       <w:r>
-        <w:t xml:space="preserve"> </w:t>
-      </w:r>
-      <w:proofErr w:type="spellStart"/>
-      <w:r>
-        <w:t>có</w:t>
-      </w:r>
-      <w:proofErr w:type="spellEnd"/>
-      <w:r>
-        <w:t xml:space="preserve"> </w:t>
-      </w:r>
-      <w:proofErr w:type="spellStart"/>
-      <w:r>
-        <w:t>truyện</w:t>
-      </w:r>
-      <w:proofErr w:type="spellEnd"/>
-      <w:r>
-        <w:t xml:space="preserve"> </w:t>
-      </w:r>
-      <w:proofErr w:type="spellStart"/>
-      <w:r>
-        <w:t>dài</w:t>
-      </w:r>
-      <w:proofErr w:type="spellEnd"/>
-      <w:r>
-        <w:t xml:space="preserve"> </w:t>
-      </w:r>
-      <w:proofErr w:type="spellStart"/>
-      <w:r>
-        <w:t>hơn</w:t>
-      </w:r>
-      <w:proofErr w:type="spellEnd"/>
-      <w:r>
-        <w:t xml:space="preserve"> (6–12 </w:t>
-      </w:r>
-      <w:proofErr w:type="spellStart"/>
-      <w:r>
-        <w:t>tuổi</w:t>
-      </w:r>
-      <w:proofErr w:type="spellEnd"/>
-      <w:r>
-        <w:t>)</w:t>
+        <w:t xml:space="preserve"> có truyện dài hơn (6–12 tuổi)</w:t>
       </w:r>
     </w:p>
     <w:p>
@@ -1943,39 +789,7 @@
           <w:b/>
           <w:bCs/>
         </w:rPr>
-        <w:t xml:space="preserve"> 5. Website </w:t>
-      </w:r>
-      <w:proofErr w:type="spellStart"/>
-      <w:r>
-        <w:rPr>
-          <w:b/>
-          <w:bCs/>
-        </w:rPr>
-        <w:t>giống</w:t>
-      </w:r>
-      <w:proofErr w:type="spellEnd"/>
-      <w:r>
-        <w:rPr>
-          <w:b/>
-          <w:bCs/>
-        </w:rPr>
-        <w:t xml:space="preserve"> </w:t>
-      </w:r>
-      <w:proofErr w:type="spellStart"/>
-      <w:r>
-        <w:rPr>
-          <w:b/>
-          <w:bCs/>
-        </w:rPr>
-        <w:t>RazKids</w:t>
-      </w:r>
-      <w:proofErr w:type="spellEnd"/>
-      <w:r>
-        <w:rPr>
-          <w:b/>
-          <w:bCs/>
-        </w:rPr>
-        <w:t xml:space="preserve"> (free alternative)</w:t>
+        <w:t xml:space="preserve"> 5. Website giống RazKids (free alternative)</w:t>
       </w:r>
     </w:p>
     <w:p>
@@ -1998,71 +812,7 @@
           <w:b/>
           <w:bCs/>
         </w:rPr>
-        <w:t xml:space="preserve"> Epic (</w:t>
-      </w:r>
-      <w:proofErr w:type="spellStart"/>
-      <w:r>
-        <w:rPr>
-          <w:b/>
-          <w:bCs/>
-        </w:rPr>
-        <w:t>bản</w:t>
-      </w:r>
-      <w:proofErr w:type="spellEnd"/>
-      <w:r>
-        <w:rPr>
-          <w:b/>
-          <w:bCs/>
-        </w:rPr>
-        <w:t xml:space="preserve"> free </w:t>
-      </w:r>
-      <w:proofErr w:type="spellStart"/>
-      <w:r>
-        <w:rPr>
-          <w:b/>
-          <w:bCs/>
-        </w:rPr>
-        <w:t>cho</w:t>
-      </w:r>
-      <w:proofErr w:type="spellEnd"/>
-      <w:r>
-        <w:rPr>
-          <w:b/>
-          <w:bCs/>
-        </w:rPr>
-        <w:t xml:space="preserve"> </w:t>
-      </w:r>
-      <w:proofErr w:type="spellStart"/>
-      <w:r>
-        <w:rPr>
-          <w:b/>
-          <w:bCs/>
-        </w:rPr>
-        <w:t>giáo</w:t>
-      </w:r>
-      <w:proofErr w:type="spellEnd"/>
-      <w:r>
-        <w:rPr>
-          <w:b/>
-          <w:bCs/>
-        </w:rPr>
-        <w:t xml:space="preserve"> </w:t>
-      </w:r>
-      <w:proofErr w:type="spellStart"/>
-      <w:r>
-        <w:rPr>
-          <w:b/>
-          <w:bCs/>
-        </w:rPr>
-        <w:t>viên</w:t>
-      </w:r>
-      <w:proofErr w:type="spellEnd"/>
-      <w:r>
-        <w:rPr>
-          <w:b/>
-          <w:bCs/>
-        </w:rPr>
-        <w:t>)</w:t>
+        <w:t xml:space="preserve"> Epic (bản free cho giáo viên)</w:t>
       </w:r>
     </w:p>
     <w:p>
@@ -2099,31 +849,7 @@
         <w:t>✅</w:t>
       </w:r>
       <w:r>
-        <w:t xml:space="preserve"> </w:t>
-      </w:r>
-      <w:proofErr w:type="spellStart"/>
-      <w:r>
-        <w:t>thư</w:t>
-      </w:r>
-      <w:proofErr w:type="spellEnd"/>
-      <w:r>
-        <w:t xml:space="preserve"> </w:t>
-      </w:r>
-      <w:proofErr w:type="spellStart"/>
-      <w:r>
-        <w:t>viện</w:t>
-      </w:r>
-      <w:proofErr w:type="spellEnd"/>
-      <w:r>
-        <w:t xml:space="preserve"> ~40,000 </w:t>
-      </w:r>
-      <w:proofErr w:type="spellStart"/>
-      <w:r>
-        <w:t>sách</w:t>
-      </w:r>
-      <w:proofErr w:type="spellEnd"/>
-      <w:r>
-        <w:t xml:space="preserve"> </w:t>
+        <w:t xml:space="preserve"> thư viện ~40,000 sách </w:t>
       </w:r>
       <w:hyperlink r:id="rId12" w:history="1">
         <w:r>
@@ -2148,15 +874,7 @@
         <w:t>✅</w:t>
       </w:r>
       <w:r>
-        <w:t xml:space="preserve"> </w:t>
-      </w:r>
-      <w:proofErr w:type="spellStart"/>
-      <w:r>
-        <w:t>có</w:t>
-      </w:r>
-      <w:proofErr w:type="spellEnd"/>
-      <w:r>
-        <w:t xml:space="preserve"> audiobook + quiz</w:t>
+        <w:t xml:space="preserve"> có audiobook + quiz</w:t>
       </w:r>
     </w:p>
     <w:p>
@@ -2173,31 +891,7 @@
         <w:t>⚠️</w:t>
       </w:r>
       <w:r>
-        <w:t xml:space="preserve"> </w:t>
-      </w:r>
-      <w:proofErr w:type="spellStart"/>
-      <w:r>
-        <w:t>cần</w:t>
-      </w:r>
-      <w:proofErr w:type="spellEnd"/>
-      <w:r>
-        <w:t xml:space="preserve"> trick (</w:t>
-      </w:r>
-      <w:proofErr w:type="spellStart"/>
-      <w:r>
-        <w:t>tài</w:t>
-      </w:r>
-      <w:proofErr w:type="spellEnd"/>
-      <w:r>
-        <w:t xml:space="preserve"> </w:t>
-      </w:r>
-      <w:proofErr w:type="spellStart"/>
-      <w:r>
-        <w:t>khoản</w:t>
-      </w:r>
-      <w:proofErr w:type="spellEnd"/>
-      <w:r>
-        <w:t xml:space="preserve"> teacher / trial)</w:t>
+        <w:t xml:space="preserve"> cần trick (tài khoản teacher / trial)</w:t>
       </w:r>
     </w:p>
     <w:p>
@@ -2248,13 +942,8 @@
           <w:numId w:val="8"/>
         </w:numPr>
       </w:pPr>
-      <w:proofErr w:type="spellStart"/>
-      <w:r>
-        <w:t>có</w:t>
-      </w:r>
-      <w:proofErr w:type="spellEnd"/>
-      <w:r>
-        <w:t xml:space="preserve">: </w:t>
+      <w:r>
+        <w:t xml:space="preserve">có: </w:t>
       </w:r>
     </w:p>
     <w:p>
@@ -2264,11 +953,9 @@
           <w:numId w:val="8"/>
         </w:numPr>
       </w:pPr>
-      <w:proofErr w:type="spellStart"/>
       <w:r>
         <w:t>truyện</w:t>
       </w:r>
-      <w:proofErr w:type="spellEnd"/>
     </w:p>
     <w:p>
       <w:pPr>
@@ -2300,55 +987,7 @@
         <w:t>👉</w:t>
       </w:r>
       <w:r>
-        <w:t xml:space="preserve"> </w:t>
-      </w:r>
-      <w:proofErr w:type="spellStart"/>
-      <w:r>
-        <w:t>được</w:t>
-      </w:r>
-      <w:proofErr w:type="spellEnd"/>
-      <w:r>
-        <w:t xml:space="preserve"> </w:t>
-      </w:r>
-      <w:proofErr w:type="spellStart"/>
-      <w:r>
-        <w:t>xem</w:t>
-      </w:r>
-      <w:proofErr w:type="spellEnd"/>
-      <w:r>
-        <w:t xml:space="preserve"> </w:t>
-      </w:r>
-      <w:proofErr w:type="spellStart"/>
-      <w:r>
-        <w:t>là</w:t>
-      </w:r>
-      <w:proofErr w:type="spellEnd"/>
-      <w:r>
-        <w:t xml:space="preserve"> alternative </w:t>
-      </w:r>
-      <w:proofErr w:type="spellStart"/>
-      <w:r>
-        <w:t>RazKids</w:t>
-      </w:r>
-      <w:proofErr w:type="spellEnd"/>
-      <w:r>
-        <w:t xml:space="preserve"> </w:t>
-      </w:r>
-      <w:proofErr w:type="spellStart"/>
-      <w:r>
-        <w:t>miễn</w:t>
-      </w:r>
-      <w:proofErr w:type="spellEnd"/>
-      <w:r>
-        <w:t xml:space="preserve"> </w:t>
-      </w:r>
-      <w:proofErr w:type="spellStart"/>
-      <w:r>
-        <w:t>phí</w:t>
-      </w:r>
-      <w:proofErr w:type="spellEnd"/>
-      <w:r>
-        <w:t xml:space="preserve"> </w:t>
+        <w:t xml:space="preserve"> được xem là alternative RazKids miễn phí </w:t>
       </w:r>
       <w:hyperlink r:id="rId13" w:history="1">
         <w:r>
@@ -2386,169 +1025,12 @@
           <w:b/>
           <w:bCs/>
         </w:rPr>
-        <w:t xml:space="preserve"> </w:t>
-      </w:r>
-      <w:proofErr w:type="spellStart"/>
-      <w:r>
-        <w:rPr>
-          <w:b/>
-          <w:bCs/>
-        </w:rPr>
-        <w:t>Gợi</w:t>
-      </w:r>
-      <w:proofErr w:type="spellEnd"/>
-      <w:r>
-        <w:rPr>
-          <w:b/>
-          <w:bCs/>
-        </w:rPr>
-        <w:t xml:space="preserve"> ý </w:t>
-      </w:r>
-      <w:proofErr w:type="spellStart"/>
-      <w:r>
-        <w:rPr>
-          <w:b/>
-          <w:bCs/>
-        </w:rPr>
-        <w:t>dùng</w:t>
-      </w:r>
-      <w:proofErr w:type="spellEnd"/>
-      <w:r>
-        <w:rPr>
-          <w:b/>
-          <w:bCs/>
-        </w:rPr>
-        <w:t xml:space="preserve"> </w:t>
-      </w:r>
-      <w:proofErr w:type="spellStart"/>
-      <w:r>
-        <w:rPr>
-          <w:b/>
-          <w:bCs/>
-        </w:rPr>
-        <w:t>thực</w:t>
-      </w:r>
-      <w:proofErr w:type="spellEnd"/>
-      <w:r>
-        <w:rPr>
-          <w:b/>
-          <w:bCs/>
-        </w:rPr>
-        <w:t xml:space="preserve"> </w:t>
-      </w:r>
-      <w:proofErr w:type="spellStart"/>
-      <w:r>
-        <w:rPr>
-          <w:b/>
-          <w:bCs/>
-        </w:rPr>
-        <w:t>tế</w:t>
-      </w:r>
-      <w:proofErr w:type="spellEnd"/>
-      <w:r>
-        <w:rPr>
-          <w:b/>
-          <w:bCs/>
-        </w:rPr>
-        <w:t xml:space="preserve"> (</w:t>
-      </w:r>
-      <w:proofErr w:type="spellStart"/>
-      <w:r>
-        <w:rPr>
-          <w:b/>
-          <w:bCs/>
-        </w:rPr>
-        <w:t>quan</w:t>
-      </w:r>
-      <w:proofErr w:type="spellEnd"/>
-      <w:r>
-        <w:rPr>
-          <w:b/>
-          <w:bCs/>
-        </w:rPr>
-        <w:t xml:space="preserve"> </w:t>
-      </w:r>
-      <w:proofErr w:type="spellStart"/>
-      <w:r>
-        <w:rPr>
-          <w:b/>
-          <w:bCs/>
-        </w:rPr>
-        <w:t>trọng</w:t>
-      </w:r>
-      <w:proofErr w:type="spellEnd"/>
-      <w:r>
-        <w:rPr>
-          <w:b/>
-          <w:bCs/>
-        </w:rPr>
-        <w:t>)</w:t>
-      </w:r>
-    </w:p>
-    <w:p>
-      <w:proofErr w:type="spellStart"/>
-      <w:r>
-        <w:t>Nếu</w:t>
-      </w:r>
-      <w:proofErr w:type="spellEnd"/>
-      <w:r>
-        <w:t xml:space="preserve"> </w:t>
-      </w:r>
-      <w:proofErr w:type="spellStart"/>
-      <w:r>
-        <w:t>bạn</w:t>
-      </w:r>
-      <w:proofErr w:type="spellEnd"/>
-      <w:r>
-        <w:t xml:space="preserve"> </w:t>
-      </w:r>
-      <w:proofErr w:type="spellStart"/>
-      <w:r>
-        <w:t>muốn</w:t>
-      </w:r>
-      <w:proofErr w:type="spellEnd"/>
-      <w:r>
-        <w:t xml:space="preserve"> </w:t>
-      </w:r>
-      <w:proofErr w:type="spellStart"/>
-      <w:r>
-        <w:t>học</w:t>
-      </w:r>
-      <w:proofErr w:type="spellEnd"/>
-      <w:r>
-        <w:t xml:space="preserve"> </w:t>
-      </w:r>
-      <w:proofErr w:type="spellStart"/>
-      <w:r>
-        <w:t>giống</w:t>
-      </w:r>
-      <w:proofErr w:type="spellEnd"/>
-      <w:r>
-        <w:t xml:space="preserve"> </w:t>
-      </w:r>
-      <w:proofErr w:type="spellStart"/>
-      <w:r>
-        <w:t>trẻ</w:t>
-      </w:r>
-      <w:proofErr w:type="spellEnd"/>
-      <w:r>
-        <w:t xml:space="preserve"> </w:t>
-      </w:r>
-      <w:proofErr w:type="spellStart"/>
-      <w:r>
-        <w:t>bản</w:t>
-      </w:r>
-      <w:proofErr w:type="spellEnd"/>
-      <w:r>
-        <w:t xml:space="preserve"> </w:t>
-      </w:r>
-      <w:proofErr w:type="spellStart"/>
-      <w:r>
-        <w:t>xứ</w:t>
-      </w:r>
-      <w:proofErr w:type="spellEnd"/>
-      <w:r>
-        <w:t>:</w:t>
+        <w:t xml:space="preserve"> Gợi ý dùng thực tế (quan trọng)</w:t>
+      </w:r>
+    </w:p>
+    <w:p>
+      <w:r>
+        <w:t>Nếu bạn muốn học giống trẻ bản xứ:</w:t>
       </w:r>
     </w:p>
     <w:p>
@@ -2559,23 +1041,7 @@
         <w:t>👉</w:t>
       </w:r>
       <w:r>
-        <w:t xml:space="preserve"> Combo free </w:t>
-      </w:r>
-      <w:proofErr w:type="spellStart"/>
-      <w:r>
-        <w:t>tốt</w:t>
-      </w:r>
-      <w:proofErr w:type="spellEnd"/>
-      <w:r>
-        <w:t xml:space="preserve"> </w:t>
-      </w:r>
-      <w:proofErr w:type="spellStart"/>
-      <w:r>
-        <w:t>nhất</w:t>
-      </w:r>
-      <w:proofErr w:type="spellEnd"/>
-      <w:r>
-        <w:t>:</w:t>
+        <w:t xml:space="preserve"> Combo free tốt nhất:</w:t>
       </w:r>
     </w:p>
     <w:p>
@@ -2593,31 +1059,7 @@
         <w:t>Oxford Owl</w:t>
       </w:r>
       <w:r>
-        <w:t xml:space="preserve"> → </w:t>
-      </w:r>
-      <w:proofErr w:type="spellStart"/>
-      <w:r>
-        <w:t>học</w:t>
-      </w:r>
-      <w:proofErr w:type="spellEnd"/>
-      <w:r>
-        <w:t xml:space="preserve"> </w:t>
-      </w:r>
-      <w:proofErr w:type="spellStart"/>
-      <w:r>
-        <w:t>đọc</w:t>
-      </w:r>
-      <w:proofErr w:type="spellEnd"/>
-      <w:r>
-        <w:t xml:space="preserve"> </w:t>
-      </w:r>
-      <w:proofErr w:type="spellStart"/>
-      <w:r>
-        <w:t>chuẩn</w:t>
-      </w:r>
-      <w:proofErr w:type="spellEnd"/>
-      <w:r>
-        <w:t xml:space="preserve"> level</w:t>
+        <w:t xml:space="preserve"> → học đọc chuẩn level</w:t>
       </w:r>
     </w:p>
     <w:p>
@@ -2635,15 +1077,7 @@
         <w:t>Starfall</w:t>
       </w:r>
       <w:r>
-        <w:t xml:space="preserve"> → </w:t>
-      </w:r>
-      <w:proofErr w:type="spellStart"/>
-      <w:r>
-        <w:t>luyện</w:t>
-      </w:r>
-      <w:proofErr w:type="spellEnd"/>
-      <w:r>
-        <w:t xml:space="preserve"> phonics</w:t>
+        <w:t xml:space="preserve"> → luyện phonics</w:t>
       </w:r>
     </w:p>
     <w:p>
@@ -2653,54 +1087,16 @@
           <w:numId w:val="9"/>
         </w:numPr>
       </w:pPr>
-      <w:proofErr w:type="spellStart"/>
-      <w:r>
-        <w:rPr>
-          <w:b/>
-          <w:bCs/>
-        </w:rPr>
-        <w:t>Wilbooks</w:t>
-      </w:r>
-      <w:proofErr w:type="spellEnd"/>
-      <w:r>
-        <w:rPr>
-          <w:b/>
-          <w:bCs/>
-        </w:rPr>
-        <w:t xml:space="preserve"> / Unite</w:t>
-      </w:r>
-      <w:r>
-        <w:t xml:space="preserve"> → </w:t>
-      </w:r>
-      <w:proofErr w:type="spellStart"/>
-      <w:r>
-        <w:t>đọc</w:t>
-      </w:r>
-      <w:proofErr w:type="spellEnd"/>
-      <w:r>
-        <w:t xml:space="preserve"> </w:t>
-      </w:r>
-      <w:proofErr w:type="spellStart"/>
-      <w:r>
-        <w:t>thêm</w:t>
-      </w:r>
-      <w:proofErr w:type="spellEnd"/>
-      <w:r>
-        <w:t xml:space="preserve"> </w:t>
-      </w:r>
-      <w:proofErr w:type="spellStart"/>
-      <w:r>
-        <w:t>mỗi</w:t>
-      </w:r>
-      <w:proofErr w:type="spellEnd"/>
-      <w:r>
-        <w:t xml:space="preserve"> </w:t>
-      </w:r>
-      <w:proofErr w:type="spellStart"/>
-      <w:r>
-        <w:t>ngày</w:t>
-      </w:r>
-      <w:proofErr w:type="spellEnd"/>
+      <w:r>
+        <w:rPr>
+          <w:b/>
+          <w:bCs/>
+        </w:rPr>
+        <w:t>Wilbooks / Unite</w:t>
+      </w:r>
+      <w:r>
+        <w:t xml:space="preserve"> → đọc thêm mỗi ngày</w:t>
+      </w:r>
     </w:p>
     <w:p>
       <w:r>
@@ -2710,61 +1106,8 @@
         <w:t>📌</w:t>
       </w:r>
       <w:r>
-        <w:t xml:space="preserve"> = </w:t>
-      </w:r>
-      <w:proofErr w:type="spellStart"/>
-      <w:r>
-        <w:t>gần</w:t>
-      </w:r>
-      <w:proofErr w:type="spellEnd"/>
-      <w:r>
-        <w:t xml:space="preserve"> </w:t>
-      </w:r>
-      <w:proofErr w:type="spellStart"/>
-      <w:r>
-        <w:t>giống</w:t>
-      </w:r>
-      <w:proofErr w:type="spellEnd"/>
-      <w:r>
-        <w:t xml:space="preserve"> 80% </w:t>
-      </w:r>
-      <w:proofErr w:type="spellStart"/>
-      <w:r>
-        <w:t>RazKids</w:t>
-      </w:r>
-      <w:proofErr w:type="spellEnd"/>
-      <w:r>
-        <w:t xml:space="preserve"> / </w:t>
-      </w:r>
-      <w:proofErr w:type="spellStart"/>
-      <w:r>
-        <w:t>chương</w:t>
-      </w:r>
-      <w:proofErr w:type="spellEnd"/>
-      <w:r>
-        <w:t xml:space="preserve"> </w:t>
-      </w:r>
-      <w:proofErr w:type="spellStart"/>
-      <w:r>
-        <w:t>trình</w:t>
-      </w:r>
-      <w:proofErr w:type="spellEnd"/>
-      <w:r>
-        <w:t xml:space="preserve"> </w:t>
-      </w:r>
-      <w:proofErr w:type="spellStart"/>
-      <w:r>
-        <w:t>trường</w:t>
-      </w:r>
-      <w:proofErr w:type="spellEnd"/>
-      <w:r>
-        <w:t xml:space="preserve"> </w:t>
-      </w:r>
-      <w:proofErr w:type="spellStart"/>
-      <w:r>
-        <w:t>Mỹ</w:t>
-      </w:r>
-      <w:proofErr w:type="spellEnd"/>
+        <w:t xml:space="preserve"> = gần giống 80% RazKids / chương trình trường Mỹ</w:t>
+      </w:r>
     </w:p>
     <w:p>
       <w:r>
@@ -2793,33 +1136,8 @@
           <w:b/>
           <w:bCs/>
         </w:rPr>
-        <w:t xml:space="preserve"> Lưu ý </w:t>
-      </w:r>
-      <w:proofErr w:type="spellStart"/>
-      <w:r>
-        <w:rPr>
-          <w:b/>
-          <w:bCs/>
-        </w:rPr>
-        <w:t>quan</w:t>
-      </w:r>
-      <w:proofErr w:type="spellEnd"/>
-      <w:r>
-        <w:rPr>
-          <w:b/>
-          <w:bCs/>
-        </w:rPr>
-        <w:t xml:space="preserve"> </w:t>
-      </w:r>
-      <w:proofErr w:type="spellStart"/>
-      <w:r>
-        <w:rPr>
-          <w:b/>
-          <w:bCs/>
-        </w:rPr>
-        <w:t>trọng</w:t>
-      </w:r>
-      <w:proofErr w:type="spellEnd"/>
+        <w:t xml:space="preserve"> Lưu ý quan trọng</w:t>
+      </w:r>
     </w:p>
     <w:p>
       <w:pPr>
@@ -2835,71 +1153,7 @@
         <w:t>❌</w:t>
       </w:r>
       <w:r>
-        <w:t xml:space="preserve"> </w:t>
-      </w:r>
-      <w:proofErr w:type="spellStart"/>
-      <w:r>
-        <w:t>Tránh</w:t>
-      </w:r>
-      <w:proofErr w:type="spellEnd"/>
-      <w:r>
-        <w:t xml:space="preserve"> </w:t>
-      </w:r>
-      <w:proofErr w:type="spellStart"/>
-      <w:r>
-        <w:t>tải</w:t>
-      </w:r>
-      <w:proofErr w:type="spellEnd"/>
-      <w:r>
-        <w:t xml:space="preserve"> PDF </w:t>
-      </w:r>
-      <w:proofErr w:type="spellStart"/>
-      <w:r>
-        <w:t>lậu</w:t>
-      </w:r>
-      <w:proofErr w:type="spellEnd"/>
-      <w:r>
-        <w:t xml:space="preserve"> full </w:t>
-      </w:r>
-      <w:proofErr w:type="spellStart"/>
-      <w:r>
-        <w:t>bộ</w:t>
-      </w:r>
-      <w:proofErr w:type="spellEnd"/>
-      <w:r>
-        <w:t xml:space="preserve"> </w:t>
-      </w:r>
-      <w:proofErr w:type="spellStart"/>
-      <w:r>
-        <w:t>sách</w:t>
-      </w:r>
-      <w:proofErr w:type="spellEnd"/>
-      <w:r>
-        <w:t xml:space="preserve"> (vi </w:t>
-      </w:r>
-      <w:proofErr w:type="spellStart"/>
-      <w:r>
-        <w:t>phạm</w:t>
-      </w:r>
-      <w:proofErr w:type="spellEnd"/>
-      <w:r>
-        <w:t xml:space="preserve"> </w:t>
-      </w:r>
-      <w:proofErr w:type="spellStart"/>
-      <w:r>
-        <w:t>bản</w:t>
-      </w:r>
-      <w:proofErr w:type="spellEnd"/>
-      <w:r>
-        <w:t xml:space="preserve"> </w:t>
-      </w:r>
-      <w:proofErr w:type="spellStart"/>
-      <w:r>
-        <w:t>quyền</w:t>
-      </w:r>
-      <w:proofErr w:type="spellEnd"/>
-      <w:r>
-        <w:t>)</w:t>
+        <w:t xml:space="preserve"> Tránh tải PDF lậu full bộ sách (vi phạm bản quyền)</w:t>
       </w:r>
     </w:p>
     <w:p>
@@ -2916,23 +1170,7 @@
         <w:t>✅</w:t>
       </w:r>
       <w:r>
-        <w:t xml:space="preserve"> Các site </w:t>
-      </w:r>
-      <w:proofErr w:type="spellStart"/>
-      <w:r>
-        <w:t>mình</w:t>
-      </w:r>
-      <w:proofErr w:type="spellEnd"/>
-      <w:r>
-        <w:t xml:space="preserve"> </w:t>
-      </w:r>
-      <w:proofErr w:type="spellStart"/>
-      <w:r>
-        <w:t>đưa</w:t>
-      </w:r>
-      <w:proofErr w:type="spellEnd"/>
-      <w:r>
-        <w:t xml:space="preserve">: </w:t>
+        <w:t xml:space="preserve"> Các site mình đưa: </w:t>
       </w:r>
     </w:p>
     <w:p>
@@ -2942,46 +1180,16 @@
           <w:numId w:val="10"/>
         </w:numPr>
       </w:pPr>
-      <w:proofErr w:type="spellStart"/>
-      <w:r>
-        <w:t>đều</w:t>
-      </w:r>
-      <w:proofErr w:type="spellEnd"/>
-      <w:r>
-        <w:t xml:space="preserve"> </w:t>
-      </w:r>
-      <w:r>
-        <w:rPr>
-          <w:b/>
-          <w:bCs/>
-        </w:rPr>
-        <w:t xml:space="preserve">free </w:t>
-      </w:r>
-      <w:proofErr w:type="spellStart"/>
-      <w:r>
-        <w:rPr>
-          <w:b/>
-          <w:bCs/>
-        </w:rPr>
-        <w:t>hợp</w:t>
-      </w:r>
-      <w:proofErr w:type="spellEnd"/>
-      <w:r>
-        <w:rPr>
-          <w:b/>
-          <w:bCs/>
-        </w:rPr>
-        <w:t xml:space="preserve"> </w:t>
-      </w:r>
-      <w:proofErr w:type="spellStart"/>
-      <w:r>
-        <w:rPr>
-          <w:b/>
-          <w:bCs/>
-        </w:rPr>
-        <w:t>pháp</w:t>
-      </w:r>
-      <w:proofErr w:type="spellEnd"/>
+      <w:r>
+        <w:t xml:space="preserve">đều </w:t>
+      </w:r>
+      <w:r>
+        <w:rPr>
+          <w:b/>
+          <w:bCs/>
+        </w:rPr>
+        <w:t>free hợp pháp</w:t>
+      </w:r>
     </w:p>
     <w:p>
       <w:pPr>
@@ -2990,14 +1198,9 @@
           <w:numId w:val="10"/>
         </w:numPr>
       </w:pPr>
-      <w:proofErr w:type="spellStart"/>
       <w:r>
         <w:lastRenderedPageBreak/>
-        <w:t>hoặc</w:t>
-      </w:r>
-      <w:proofErr w:type="spellEnd"/>
-      <w:r>
-        <w:t xml:space="preserve"> public domain</w:t>
+        <w:t>hoặc public domain</w:t>
       </w:r>
     </w:p>
     <w:p>
@@ -3027,90 +1230,12 @@
           <w:b/>
           <w:bCs/>
         </w:rPr>
-        <w:t xml:space="preserve"> </w:t>
-      </w:r>
-      <w:proofErr w:type="spellStart"/>
-      <w:r>
-        <w:rPr>
-          <w:b/>
-          <w:bCs/>
-        </w:rPr>
-        <w:t>Nếu</w:t>
-      </w:r>
-      <w:proofErr w:type="spellEnd"/>
-      <w:r>
-        <w:rPr>
-          <w:b/>
-          <w:bCs/>
-        </w:rPr>
-        <w:t xml:space="preserve"> </w:t>
-      </w:r>
-      <w:proofErr w:type="spellStart"/>
-      <w:r>
-        <w:rPr>
-          <w:b/>
-          <w:bCs/>
-        </w:rPr>
-        <w:t>bạn</w:t>
-      </w:r>
-      <w:proofErr w:type="spellEnd"/>
-      <w:r>
-        <w:rPr>
-          <w:b/>
-          <w:bCs/>
-        </w:rPr>
-        <w:t xml:space="preserve"> </w:t>
-      </w:r>
-      <w:proofErr w:type="spellStart"/>
-      <w:r>
-        <w:rPr>
-          <w:b/>
-          <w:bCs/>
-        </w:rPr>
-        <w:t>muốn</w:t>
-      </w:r>
-      <w:proofErr w:type="spellEnd"/>
-      <w:r>
-        <w:rPr>
-          <w:b/>
-          <w:bCs/>
-        </w:rPr>
-        <w:t xml:space="preserve"> level advanced </w:t>
-      </w:r>
-      <w:proofErr w:type="spellStart"/>
-      <w:r>
-        <w:rPr>
-          <w:b/>
-          <w:bCs/>
-        </w:rPr>
-        <w:t>hơn</w:t>
-      </w:r>
-      <w:proofErr w:type="spellEnd"/>
-    </w:p>
-    <w:p>
-      <w:proofErr w:type="spellStart"/>
-      <w:r>
-        <w:t>Mình</w:t>
-      </w:r>
-      <w:proofErr w:type="spellEnd"/>
-      <w:r>
-        <w:t xml:space="preserve"> </w:t>
-      </w:r>
-      <w:proofErr w:type="spellStart"/>
-      <w:r>
-        <w:t>có</w:t>
-      </w:r>
-      <w:proofErr w:type="spellEnd"/>
-      <w:r>
-        <w:t xml:space="preserve"> </w:t>
-      </w:r>
-      <w:proofErr w:type="spellStart"/>
-      <w:r>
-        <w:t>thể</w:t>
-      </w:r>
-      <w:proofErr w:type="spellEnd"/>
-      <w:r>
-        <w:t>:</w:t>
+        <w:t xml:space="preserve"> Nếu bạn muốn level advanced hơn</w:t>
+      </w:r>
+    </w:p>
+    <w:p>
+      <w:r>
+        <w:t>Mình có thể:</w:t>
       </w:r>
     </w:p>
     <w:p>
@@ -3120,141 +1245,15 @@
           <w:numId w:val="11"/>
         </w:numPr>
       </w:pPr>
-      <w:proofErr w:type="spellStart"/>
-      <w:r>
-        <w:t>tạo</w:t>
-      </w:r>
-      <w:proofErr w:type="spellEnd"/>
-      <w:r>
-        <w:t xml:space="preserve"> </w:t>
-      </w:r>
-      <w:proofErr w:type="spellStart"/>
-      <w:r>
-        <w:t>cho</w:t>
-      </w:r>
-      <w:proofErr w:type="spellEnd"/>
-      <w:r>
-        <w:t xml:space="preserve"> </w:t>
-      </w:r>
-      <w:proofErr w:type="spellStart"/>
-      <w:r>
-        <w:t>bạn</w:t>
-      </w:r>
-      <w:proofErr w:type="spellEnd"/>
-      <w:r>
-        <w:t xml:space="preserve"> </w:t>
-      </w:r>
-      <w:proofErr w:type="spellStart"/>
-      <w:r>
-        <w:rPr>
-          <w:b/>
-          <w:bCs/>
-        </w:rPr>
-        <w:t>lộ</w:t>
-      </w:r>
-      <w:proofErr w:type="spellEnd"/>
-      <w:r>
-        <w:rPr>
-          <w:b/>
-          <w:bCs/>
-        </w:rPr>
-        <w:t xml:space="preserve"> </w:t>
-      </w:r>
-      <w:proofErr w:type="spellStart"/>
-      <w:r>
-        <w:rPr>
-          <w:b/>
-          <w:bCs/>
-        </w:rPr>
-        <w:t>trình</w:t>
-      </w:r>
-      <w:proofErr w:type="spellEnd"/>
-      <w:r>
-        <w:rPr>
-          <w:b/>
-          <w:bCs/>
-        </w:rPr>
-        <w:t xml:space="preserve"> </w:t>
-      </w:r>
-      <w:proofErr w:type="spellStart"/>
-      <w:r>
-        <w:rPr>
-          <w:b/>
-          <w:bCs/>
-        </w:rPr>
-        <w:t>học</w:t>
-      </w:r>
-      <w:proofErr w:type="spellEnd"/>
-      <w:r>
-        <w:rPr>
-          <w:b/>
-          <w:bCs/>
-        </w:rPr>
-        <w:t xml:space="preserve"> </w:t>
-      </w:r>
-      <w:proofErr w:type="spellStart"/>
-      <w:r>
-        <w:rPr>
-          <w:b/>
-          <w:bCs/>
-        </w:rPr>
-        <w:t>giống</w:t>
-      </w:r>
-      <w:proofErr w:type="spellEnd"/>
-      <w:r>
-        <w:rPr>
-          <w:b/>
-          <w:bCs/>
-        </w:rPr>
-        <w:t xml:space="preserve"> </w:t>
-      </w:r>
-      <w:proofErr w:type="spellStart"/>
-      <w:r>
-        <w:rPr>
-          <w:b/>
-          <w:bCs/>
-        </w:rPr>
-        <w:t>học</w:t>
-      </w:r>
-      <w:proofErr w:type="spellEnd"/>
-      <w:r>
-        <w:rPr>
-          <w:b/>
-          <w:bCs/>
-        </w:rPr>
-        <w:t xml:space="preserve"> </w:t>
-      </w:r>
-      <w:proofErr w:type="spellStart"/>
-      <w:r>
-        <w:rPr>
-          <w:b/>
-          <w:bCs/>
-        </w:rPr>
-        <w:t>sinh</w:t>
-      </w:r>
-      <w:proofErr w:type="spellEnd"/>
-      <w:r>
-        <w:rPr>
-          <w:b/>
-          <w:bCs/>
-        </w:rPr>
-        <w:t xml:space="preserve"> </w:t>
-      </w:r>
-      <w:proofErr w:type="spellStart"/>
-      <w:r>
-        <w:rPr>
-          <w:b/>
-          <w:bCs/>
-        </w:rPr>
-        <w:t>Mỹ</w:t>
-      </w:r>
-      <w:proofErr w:type="spellEnd"/>
-      <w:r>
-        <w:rPr>
-          <w:b/>
-          <w:bCs/>
-        </w:rPr>
-        <w:t xml:space="preserve"> (daily plan)</w:t>
+      <w:r>
+        <w:t xml:space="preserve">tạo cho bạn </w:t>
+      </w:r>
+      <w:r>
+        <w:rPr>
+          <w:b/>
+          <w:bCs/>
+        </w:rPr>
+        <w:t>lộ trình học giống học sinh Mỹ (daily plan)</w:t>
       </w:r>
     </w:p>
     <w:p>
@@ -3264,175 +1263,20 @@
           <w:numId w:val="11"/>
         </w:numPr>
       </w:pPr>
-      <w:proofErr w:type="spellStart"/>
-      <w:r>
-        <w:t>hoặc</w:t>
-      </w:r>
-      <w:proofErr w:type="spellEnd"/>
-      <w:r>
-        <w:t xml:space="preserve"> </w:t>
-      </w:r>
-      <w:proofErr w:type="spellStart"/>
-      <w:r>
-        <w:t>chọn</w:t>
-      </w:r>
-      <w:proofErr w:type="spellEnd"/>
-      <w:r>
-        <w:t xml:space="preserve"> </w:t>
-      </w:r>
-      <w:r>
-        <w:rPr>
-          <w:b/>
-          <w:bCs/>
-        </w:rPr>
-        <w:t xml:space="preserve">website </w:t>
-      </w:r>
-      <w:proofErr w:type="spellStart"/>
-      <w:r>
-        <w:rPr>
-          <w:b/>
-          <w:bCs/>
-        </w:rPr>
-        <w:t>phù</w:t>
-      </w:r>
-      <w:proofErr w:type="spellEnd"/>
-      <w:r>
-        <w:rPr>
-          <w:b/>
-          <w:bCs/>
-        </w:rPr>
-        <w:t xml:space="preserve"> </w:t>
-      </w:r>
-      <w:proofErr w:type="spellStart"/>
-      <w:r>
-        <w:rPr>
-          <w:b/>
-          <w:bCs/>
-        </w:rPr>
-        <w:t>hợp</w:t>
-      </w:r>
-      <w:proofErr w:type="spellEnd"/>
-      <w:r>
-        <w:rPr>
-          <w:b/>
-          <w:bCs/>
-        </w:rPr>
-        <w:t xml:space="preserve"> </w:t>
-      </w:r>
-      <w:proofErr w:type="spellStart"/>
-      <w:r>
-        <w:rPr>
-          <w:b/>
-          <w:bCs/>
-        </w:rPr>
-        <w:t>chính</w:t>
-      </w:r>
-      <w:proofErr w:type="spellEnd"/>
-      <w:r>
-        <w:rPr>
-          <w:b/>
-          <w:bCs/>
-        </w:rPr>
-        <w:t xml:space="preserve"> </w:t>
-      </w:r>
-      <w:proofErr w:type="spellStart"/>
-      <w:r>
-        <w:rPr>
-          <w:b/>
-          <w:bCs/>
-        </w:rPr>
-        <w:t>xác</w:t>
-      </w:r>
-      <w:proofErr w:type="spellEnd"/>
-      <w:r>
-        <w:rPr>
-          <w:b/>
-          <w:bCs/>
-        </w:rPr>
-        <w:t xml:space="preserve"> </w:t>
-      </w:r>
-      <w:proofErr w:type="spellStart"/>
-      <w:r>
-        <w:rPr>
-          <w:b/>
-          <w:bCs/>
-        </w:rPr>
-        <w:t>theo</w:t>
-      </w:r>
-      <w:proofErr w:type="spellEnd"/>
-      <w:r>
-        <w:rPr>
-          <w:b/>
-          <w:bCs/>
-        </w:rPr>
-        <w:t xml:space="preserve"> </w:t>
-      </w:r>
-      <w:proofErr w:type="spellStart"/>
-      <w:r>
-        <w:rPr>
-          <w:b/>
-          <w:bCs/>
-        </w:rPr>
-        <w:t>tuổi</w:t>
-      </w:r>
-      <w:proofErr w:type="spellEnd"/>
-      <w:r>
-        <w:rPr>
-          <w:b/>
-          <w:bCs/>
-        </w:rPr>
-        <w:t xml:space="preserve"> + </w:t>
-      </w:r>
-      <w:proofErr w:type="spellStart"/>
-      <w:r>
-        <w:rPr>
-          <w:b/>
-          <w:bCs/>
-        </w:rPr>
-        <w:t>trình</w:t>
-      </w:r>
-      <w:proofErr w:type="spellEnd"/>
-      <w:r>
-        <w:rPr>
-          <w:b/>
-          <w:bCs/>
-        </w:rPr>
-        <w:t xml:space="preserve"> </w:t>
-      </w:r>
-      <w:proofErr w:type="spellStart"/>
-      <w:r>
-        <w:rPr>
-          <w:b/>
-          <w:bCs/>
-        </w:rPr>
-        <w:t>độ</w:t>
-      </w:r>
-      <w:proofErr w:type="spellEnd"/>
-    </w:p>
-    <w:p>
-      <w:proofErr w:type="spellStart"/>
-      <w:r>
-        <w:t>Chỉ</w:t>
-      </w:r>
-      <w:proofErr w:type="spellEnd"/>
-      <w:r>
-        <w:t xml:space="preserve"> </w:t>
-      </w:r>
-      <w:proofErr w:type="spellStart"/>
-      <w:r>
-        <w:t>cần</w:t>
-      </w:r>
-      <w:proofErr w:type="spellEnd"/>
-      <w:r>
-        <w:t xml:space="preserve"> </w:t>
-      </w:r>
-      <w:proofErr w:type="spellStart"/>
-      <w:r>
-        <w:t>nói</w:t>
-      </w:r>
-      <w:proofErr w:type="spellEnd"/>
-      <w:r>
-        <w:t xml:space="preserve">: </w:t>
+      <w:r>
+        <w:t xml:space="preserve">hoặc chọn </w:t>
+      </w:r>
+      <w:r>
+        <w:rPr>
+          <w:b/>
+          <w:bCs/>
+        </w:rPr>
+        <w:t>website phù hợp chính xác theo tuổi + trình độ</w:t>
+      </w:r>
+    </w:p>
+    <w:p>
+      <w:r>
+        <w:t xml:space="preserve">Chỉ cần nói: </w:t>
       </w:r>
       <w:r>
         <w:rPr>
@@ -3441,61 +1285,8 @@
         <w:t>👉</w:t>
       </w:r>
       <w:r>
-        <w:t xml:space="preserve"> </w:t>
-      </w:r>
-      <w:proofErr w:type="spellStart"/>
-      <w:r>
-        <w:t>bé</w:t>
-      </w:r>
-      <w:proofErr w:type="spellEnd"/>
-      <w:r>
-        <w:t xml:space="preserve"> bao </w:t>
-      </w:r>
-      <w:proofErr w:type="spellStart"/>
-      <w:r>
-        <w:t>nhiêu</w:t>
-      </w:r>
-      <w:proofErr w:type="spellEnd"/>
-      <w:r>
-        <w:t xml:space="preserve"> </w:t>
-      </w:r>
-      <w:proofErr w:type="spellStart"/>
-      <w:r>
-        <w:t>tuổi</w:t>
-      </w:r>
-      <w:proofErr w:type="spellEnd"/>
-      <w:r>
-        <w:t xml:space="preserve"> + </w:t>
-      </w:r>
-      <w:proofErr w:type="spellStart"/>
-      <w:r>
-        <w:t>đã</w:t>
-      </w:r>
-      <w:proofErr w:type="spellEnd"/>
-      <w:r>
-        <w:t xml:space="preserve"> </w:t>
-      </w:r>
-      <w:proofErr w:type="spellStart"/>
-      <w:r>
-        <w:t>biết</w:t>
-      </w:r>
-      <w:proofErr w:type="spellEnd"/>
-      <w:r>
-        <w:t xml:space="preserve"> </w:t>
-      </w:r>
-      <w:proofErr w:type="spellStart"/>
-      <w:r>
-        <w:t>đọc</w:t>
-      </w:r>
-      <w:proofErr w:type="spellEnd"/>
-      <w:r>
-        <w:t xml:space="preserve"> </w:t>
-      </w:r>
-      <w:proofErr w:type="spellStart"/>
-      <w:r>
-        <w:t>chưa</w:t>
-      </w:r>
-      <w:proofErr w:type="spellEnd"/>
+        <w:t xml:space="preserve"> bé bao nhiêu tuổi + đã biết đọc chưa</w:t>
+      </w:r>
     </w:p>
     <w:p>
       <w:r>
@@ -3561,7 +1352,7 @@
           <w:noProof/>
         </w:rPr>
         <w:drawing>
-          <wp:inline distT="0" distB="0" distL="0" distR="0" wp14:anchorId="43C3677C" wp14:editId="6211E175">
+          <wp:inline distT="0" distB="0" distL="0" distR="0" wp14:anchorId="43C3677C" wp14:editId="43E9BA16">
             <wp:extent cx="152400" cy="152400"/>
             <wp:effectExtent l="0" t="0" r="0" b="0"/>
             <wp:docPr id="263186932" name="Picture 5" descr="Favicon type"/>
@@ -3670,52 +1461,1064 @@
           <w:rPr>
             <w:rStyle w:val="Hyperlink"/>
           </w:rPr>
-          <w:t xml:space="preserve">English for everyday activities (PDF+MP3) - </w:t>
-        </w:r>
-        <w:proofErr w:type="spellStart"/>
-        <w:r>
-          <w:rPr>
-            <w:rStyle w:val="Hyperlink"/>
-          </w:rPr>
-          <w:t>Evibook</w:t>
-        </w:r>
-        <w:proofErr w:type="spellEnd"/>
-        <w:r>
-          <w:rPr>
-            <w:rStyle w:val="Hyperlink"/>
-          </w:rPr>
-          <w:t xml:space="preserve"> - Thư </w:t>
-        </w:r>
-        <w:proofErr w:type="spellStart"/>
-        <w:r>
-          <w:rPr>
-            <w:rStyle w:val="Hyperlink"/>
-          </w:rPr>
-          <w:t>viện</w:t>
-        </w:r>
-        <w:proofErr w:type="spellEnd"/>
-        <w:r>
-          <w:rPr>
-            <w:rStyle w:val="Hyperlink"/>
-          </w:rPr>
-          <w:t xml:space="preserve"> </w:t>
-        </w:r>
-        <w:proofErr w:type="spellStart"/>
-        <w:r>
-          <w:rPr>
-            <w:rStyle w:val="Hyperlink"/>
-          </w:rPr>
-          <w:t>sách</w:t>
-        </w:r>
-        <w:proofErr w:type="spellEnd"/>
-        <w:r>
-          <w:rPr>
-            <w:rStyle w:val="Hyperlink"/>
-          </w:rPr>
-          <w:t xml:space="preserve"> online</w:t>
+          <w:t>English for everyday activities (PDF+MP3) - Evibook - Thư viện sách online</w:t>
         </w:r>
       </w:hyperlink>
     </w:p>
+    <w:p/>
+    <w:p>
+      <w:pPr>
+        <w:rPr>
+          <w:b/>
+          <w:bCs/>
+        </w:rPr>
+      </w:pPr>
+      <w:r>
+        <w:rPr>
+          <w:b/>
+          <w:bCs/>
+        </w:rPr>
+        <w:t>Super Simple Songs</w:t>
+      </w:r>
+    </w:p>
+    <w:p>
+      <w:r>
+        <w:t>Phù hợp nếu bạn muốn học cùng con.</w:t>
+      </w:r>
+    </w:p>
+    <w:p>
+      <w:r>
+        <w:t>YouTube:</w:t>
+      </w:r>
+    </w:p>
+    <w:p>
+      <w:pPr>
+        <w:numPr>
+          <w:ilvl w:val="0"/>
+          <w:numId w:val="12"/>
+        </w:numPr>
+      </w:pPr>
+      <w:r>
+        <w:t>Super Simple Songs</w:t>
+      </w:r>
+    </w:p>
+    <w:p>
+      <w:pPr>
+        <w:numPr>
+          <w:ilvl w:val="0"/>
+          <w:numId w:val="12"/>
+        </w:numPr>
+      </w:pPr>
+      <w:r>
+        <w:t>Super Simple Learning</w:t>
+      </w:r>
+    </w:p>
+    <w:p>
+      <w:r>
+        <w:t>Bạn sẽ gặp rất nhiều câu dùng trong gia đình:</w:t>
+      </w:r>
+    </w:p>
+    <w:p>
+      <w:pPr>
+        <w:numPr>
+          <w:ilvl w:val="0"/>
+          <w:numId w:val="13"/>
+        </w:numPr>
+      </w:pPr>
+      <w:r>
+        <w:t>Time to wake up.</w:t>
+      </w:r>
+    </w:p>
+    <w:p>
+      <w:pPr>
+        <w:numPr>
+          <w:ilvl w:val="0"/>
+          <w:numId w:val="13"/>
+        </w:numPr>
+      </w:pPr>
+      <w:r>
+        <w:t>Let's brush our teeth.</w:t>
+      </w:r>
+    </w:p>
+    <w:p>
+      <w:pPr>
+        <w:numPr>
+          <w:ilvl w:val="0"/>
+          <w:numId w:val="13"/>
+        </w:numPr>
+      </w:pPr>
+      <w:r>
+        <w:t>Wash your hands.</w:t>
+      </w:r>
+    </w:p>
+    <w:p>
+      <w:pPr>
+        <w:numPr>
+          <w:ilvl w:val="0"/>
+          <w:numId w:val="13"/>
+        </w:numPr>
+      </w:pPr>
+      <w:r>
+        <w:t>Are you hungry?</w:t>
+      </w:r>
+    </w:p>
+    <w:p>
+      <w:pPr>
+        <w:numPr>
+          <w:ilvl w:val="0"/>
+          <w:numId w:val="13"/>
+        </w:numPr>
+      </w:pPr>
+      <w:r>
+        <w:t>Good job!</w:t>
+      </w:r>
+    </w:p>
+    <w:p>
+      <w:r>
+        <w:pict w14:anchorId="440FE6F5">
+          <v:rect id="_x0000_i1072" style="width:0;height:1.5pt" o:hralign="center" o:hrstd="t" o:hr="t" fillcolor="#a0a0a0" stroked="f"/>
+        </w:pict>
+      </w:r>
+    </w:p>
+    <w:p>
+      <w:pPr>
+        <w:rPr>
+          <w:b/>
+          <w:bCs/>
+        </w:rPr>
+      </w:pPr>
+      <w:r>
+        <w:rPr>
+          <w:b/>
+          <w:bCs/>
+        </w:rPr>
+        <w:t>Peppa Pig</w:t>
+      </w:r>
+    </w:p>
+    <w:p>
+      <w:r>
+        <w:t>Đây là kho tiếng Anh gia đình cực kỳ hay.</w:t>
+      </w:r>
+    </w:p>
+    <w:p>
+      <w:r>
+        <w:lastRenderedPageBreak/>
+        <w:t>Mỗi tập chỉ khoảng 5 phút.</w:t>
+      </w:r>
+    </w:p>
+    <w:p>
+      <w:r>
+        <w:t>Ví dụ:</w:t>
+      </w:r>
+    </w:p>
+    <w:p>
+      <w:pPr>
+        <w:numPr>
+          <w:ilvl w:val="0"/>
+          <w:numId w:val="14"/>
+        </w:numPr>
+      </w:pPr>
+      <w:r>
+        <w:t>What are you doing?</w:t>
+      </w:r>
+    </w:p>
+    <w:p>
+      <w:pPr>
+        <w:numPr>
+          <w:ilvl w:val="0"/>
+          <w:numId w:val="14"/>
+        </w:numPr>
+      </w:pPr>
+      <w:r>
+        <w:t>Let's go outside.</w:t>
+      </w:r>
+    </w:p>
+    <w:p>
+      <w:pPr>
+        <w:numPr>
+          <w:ilvl w:val="0"/>
+          <w:numId w:val="14"/>
+        </w:numPr>
+      </w:pPr>
+      <w:r>
+        <w:t>Be careful.</w:t>
+      </w:r>
+    </w:p>
+    <w:p>
+      <w:pPr>
+        <w:numPr>
+          <w:ilvl w:val="0"/>
+          <w:numId w:val="14"/>
+        </w:numPr>
+      </w:pPr>
+      <w:r>
+        <w:t>It's bedtime.</w:t>
+      </w:r>
+    </w:p>
+    <w:p>
+      <w:pPr>
+        <w:numPr>
+          <w:ilvl w:val="0"/>
+          <w:numId w:val="14"/>
+        </w:numPr>
+      </w:pPr>
+      <w:r>
+        <w:t>Can you help me?</w:t>
+      </w:r>
+    </w:p>
+    <w:p>
+      <w:r>
+        <w:t>Cách học:</w:t>
+      </w:r>
+    </w:p>
+    <w:p>
+      <w:pPr>
+        <w:numPr>
+          <w:ilvl w:val="0"/>
+          <w:numId w:val="15"/>
+        </w:numPr>
+      </w:pPr>
+      <w:r>
+        <w:t>Xem phụ đề tiếng Anh.</w:t>
+      </w:r>
+    </w:p>
+    <w:p>
+      <w:pPr>
+        <w:numPr>
+          <w:ilvl w:val="0"/>
+          <w:numId w:val="15"/>
+        </w:numPr>
+      </w:pPr>
+      <w:r>
+        <w:t>Chép 5 câu hay.</w:t>
+      </w:r>
+    </w:p>
+    <w:p>
+      <w:pPr>
+        <w:numPr>
+          <w:ilvl w:val="0"/>
+          <w:numId w:val="15"/>
+        </w:numPr>
+      </w:pPr>
+      <w:r>
+        <w:t>Dùng ngay trong gia đình.</w:t>
+      </w:r>
+    </w:p>
+    <w:p>
+      <w:r>
+        <w:pict w14:anchorId="311C1447">
+          <v:rect id="_x0000_i1073" style="width:0;height:1.5pt" o:hralign="center" o:hrstd="t" o:hr="t" fillcolor="#a0a0a0" stroked="f"/>
+        </w:pict>
+      </w:r>
+    </w:p>
+    <w:p>
+      <w:pPr>
+        <w:rPr>
+          <w:b/>
+          <w:bCs/>
+        </w:rPr>
+      </w:pPr>
+      <w:r>
+        <w:rPr>
+          <w:b/>
+          <w:bCs/>
+        </w:rPr>
+        <w:t>Bluey</w:t>
+      </w:r>
+    </w:p>
+    <w:p>
+      <w:r>
+        <w:t>Nếu muốn học tiếng Anh gia đình tự nhiên hơn.</w:t>
+      </w:r>
+    </w:p>
+    <w:p>
+      <w:r>
+        <w:t>Đây là bộ phim hoạt hình của Úc nhưng rất gần với giao tiếp hàng ngày.</w:t>
+      </w:r>
+    </w:p>
+    <w:p>
+      <w:r>
+        <w:t>Ví dụ:</w:t>
+      </w:r>
+    </w:p>
+    <w:p>
+      <w:pPr>
+        <w:numPr>
+          <w:ilvl w:val="0"/>
+          <w:numId w:val="16"/>
+        </w:numPr>
+      </w:pPr>
+      <w:r>
+        <w:t>Come on, kids.</w:t>
+      </w:r>
+    </w:p>
+    <w:p>
+      <w:pPr>
+        <w:numPr>
+          <w:ilvl w:val="0"/>
+          <w:numId w:val="16"/>
+        </w:numPr>
+      </w:pPr>
+      <w:r>
+        <w:t>Let's clean up.</w:t>
+      </w:r>
+    </w:p>
+    <w:p>
+      <w:pPr>
+        <w:numPr>
+          <w:ilvl w:val="0"/>
+          <w:numId w:val="16"/>
+        </w:numPr>
+      </w:pPr>
+      <w:r>
+        <w:t>Whose turn is it?</w:t>
+      </w:r>
+    </w:p>
+    <w:p>
+      <w:pPr>
+        <w:numPr>
+          <w:ilvl w:val="0"/>
+          <w:numId w:val="16"/>
+        </w:numPr>
+      </w:pPr>
+      <w:r>
+        <w:t>That's not fair.</w:t>
+      </w:r>
+    </w:p>
+    <w:p>
+      <w:pPr>
+        <w:numPr>
+          <w:ilvl w:val="0"/>
+          <w:numId w:val="16"/>
+        </w:numPr>
+      </w:pPr>
+      <w:r>
+        <w:t>I'm proud of you.</w:t>
+      </w:r>
+    </w:p>
+    <w:p>
+      <w:r>
+        <w:t>Nhiều phụ huynh Mỹ cũng dùng Bluey để học cách giao tiếp với con.</w:t>
+      </w:r>
+    </w:p>
+    <w:p>
+      <w:r>
+        <w:pict w14:anchorId="1D42C861">
+          <v:rect id="_x0000_i1074" style="width:0;height:1.5pt" o:hralign="center" o:hrstd="t" o:hr="t" fillcolor="#a0a0a0" stroked="f"/>
+        </w:pict>
+      </w:r>
+    </w:p>
+    <w:p>
+      <w:pPr>
+        <w:rPr>
+          <w:b/>
+          <w:bCs/>
+        </w:rPr>
+      </w:pPr>
+      <w:r>
+        <w:rPr>
+          <w:b/>
+          <w:bCs/>
+        </w:rPr>
+        <w:t>2. Cuốn sách phù hợp nhất</w:t>
+      </w:r>
+    </w:p>
+    <w:p>
+      <w:pPr>
+        <w:rPr>
+          <w:b/>
+          <w:bCs/>
+        </w:rPr>
+      </w:pPr>
+      <w:r>
+        <w:rPr>
+          <w:b/>
+          <w:bCs/>
+        </w:rPr>
+        <w:t>English for Everyday Activities</w:t>
+      </w:r>
+    </w:p>
+    <w:p>
+      <w:r>
+        <w:t>Tác giả:</w:t>
+      </w:r>
+    </w:p>
+    <w:p>
+      <w:pPr>
+        <w:numPr>
+          <w:ilvl w:val="0"/>
+          <w:numId w:val="17"/>
+        </w:numPr>
+      </w:pPr>
+      <w:r>
+        <w:lastRenderedPageBreak/>
+        <w:t>Lawrence J. Zwier</w:t>
+      </w:r>
+    </w:p>
+    <w:p>
+      <w:r>
+        <w:t>Cuốn này mô tả mọi hoạt động trong ngày:</w:t>
+      </w:r>
+    </w:p>
+    <w:p>
+      <w:pPr>
+        <w:numPr>
+          <w:ilvl w:val="0"/>
+          <w:numId w:val="18"/>
+        </w:numPr>
+      </w:pPr>
+      <w:r>
+        <w:t>Thức dậy</w:t>
+      </w:r>
+    </w:p>
+    <w:p>
+      <w:pPr>
+        <w:numPr>
+          <w:ilvl w:val="0"/>
+          <w:numId w:val="18"/>
+        </w:numPr>
+      </w:pPr>
+      <w:r>
+        <w:t>Ăn sáng</w:t>
+      </w:r>
+    </w:p>
+    <w:p>
+      <w:pPr>
+        <w:numPr>
+          <w:ilvl w:val="0"/>
+          <w:numId w:val="18"/>
+        </w:numPr>
+      </w:pPr>
+      <w:r>
+        <w:t>Đi làm</w:t>
+      </w:r>
+    </w:p>
+    <w:p>
+      <w:pPr>
+        <w:numPr>
+          <w:ilvl w:val="0"/>
+          <w:numId w:val="18"/>
+        </w:numPr>
+      </w:pPr>
+      <w:r>
+        <w:t>Dọn dẹp</w:t>
+      </w:r>
+    </w:p>
+    <w:p>
+      <w:pPr>
+        <w:numPr>
+          <w:ilvl w:val="0"/>
+          <w:numId w:val="18"/>
+        </w:numPr>
+      </w:pPr>
+      <w:r>
+        <w:t>Chơi với con</w:t>
+      </w:r>
+    </w:p>
+    <w:p>
+      <w:pPr>
+        <w:numPr>
+          <w:ilvl w:val="0"/>
+          <w:numId w:val="18"/>
+        </w:numPr>
+      </w:pPr>
+      <w:r>
+        <w:t>Đi ngủ</w:t>
+      </w:r>
+    </w:p>
+    <w:p>
+      <w:r>
+        <w:t>Ví dụ:</w:t>
+      </w:r>
+    </w:p>
+    <w:p>
+      <w:pPr>
+        <w:numPr>
+          <w:ilvl w:val="0"/>
+          <w:numId w:val="19"/>
+        </w:numPr>
+      </w:pPr>
+      <w:r>
+        <w:t>I'm making breakfast.</w:t>
+      </w:r>
+    </w:p>
+    <w:p>
+      <w:pPr>
+        <w:numPr>
+          <w:ilvl w:val="0"/>
+          <w:numId w:val="19"/>
+        </w:numPr>
+      </w:pPr>
+      <w:r>
+        <w:t>Could you set the table?</w:t>
+      </w:r>
+    </w:p>
+    <w:p>
+      <w:pPr>
+        <w:numPr>
+          <w:ilvl w:val="0"/>
+          <w:numId w:val="19"/>
+        </w:numPr>
+      </w:pPr>
+      <w:r>
+        <w:t>Let's clean the kitchen.</w:t>
+      </w:r>
+    </w:p>
+    <w:p>
+      <w:r>
+        <w:t>Đây là cuốn tôi đánh giá gần với mục tiêu của bạn nhất.</w:t>
+      </w:r>
+    </w:p>
+    <w:p>
+      <w:r>
+        <w:pict w14:anchorId="260DE9E3">
+          <v:rect id="_x0000_i1075" style="width:0;height:1.5pt" o:hralign="center" o:hrstd="t" o:hr="t" fillcolor="#a0a0a0" stroked="f"/>
+        </w:pict>
+      </w:r>
+    </w:p>
+    <w:p>
+      <w:pPr>
+        <w:rPr>
+          <w:b/>
+          <w:bCs/>
+        </w:rPr>
+      </w:pPr>
+      <w:r>
+        <w:rPr>
+          <w:b/>
+          <w:bCs/>
+        </w:rPr>
+        <w:t>1000 English Collocations in Use</w:t>
+      </w:r>
+    </w:p>
+    <w:p>
+      <w:r>
+        <w:t>Sau khi đã nói được câu đơn giản, học thêm:</w:t>
+      </w:r>
+    </w:p>
+    <w:p>
+      <w:pPr>
+        <w:numPr>
+          <w:ilvl w:val="0"/>
+          <w:numId w:val="20"/>
+        </w:numPr>
+      </w:pPr>
+      <w:r>
+        <w:t>make breakfast</w:t>
+      </w:r>
+    </w:p>
+    <w:p>
+      <w:pPr>
+        <w:numPr>
+          <w:ilvl w:val="0"/>
+          <w:numId w:val="20"/>
+        </w:numPr>
+      </w:pPr>
+      <w:r>
+        <w:t>do the dishes</w:t>
+      </w:r>
+    </w:p>
+    <w:p>
+      <w:pPr>
+        <w:numPr>
+          <w:ilvl w:val="0"/>
+          <w:numId w:val="20"/>
+        </w:numPr>
+      </w:pPr>
+      <w:r>
+        <w:t>take a shower</w:t>
+      </w:r>
+    </w:p>
+    <w:p>
+      <w:pPr>
+        <w:numPr>
+          <w:ilvl w:val="0"/>
+          <w:numId w:val="20"/>
+        </w:numPr>
+      </w:pPr>
+      <w:r>
+        <w:t>put on clothes</w:t>
+      </w:r>
+    </w:p>
+    <w:p>
+      <w:pPr>
+        <w:numPr>
+          <w:ilvl w:val="0"/>
+          <w:numId w:val="20"/>
+        </w:numPr>
+      </w:pPr>
+      <w:r>
+        <w:t>pick up toys</w:t>
+      </w:r>
+    </w:p>
+    <w:p>
+      <w:r>
+        <w:t>Người bản xứ dùng các cụm này rất nhiều.</w:t>
+      </w:r>
+    </w:p>
+    <w:p>
+      <w:r>
+        <w:pict w14:anchorId="7ED2693A">
+          <v:rect id="_x0000_i1076" style="width:0;height:1.5pt" o:hralign="center" o:hrstd="t" o:hr="t" fillcolor="#a0a0a0" stroked="f"/>
+        </w:pict>
+      </w:r>
+    </w:p>
+    <w:p>
+      <w:pPr>
+        <w:rPr>
+          <w:b/>
+          <w:bCs/>
+        </w:rPr>
+      </w:pPr>
+      <w:r>
+        <w:rPr>
+          <w:b/>
+          <w:bCs/>
+        </w:rPr>
+        <w:t>3. Bộ câu nên thuộc lòng đầu tiên</w:t>
+      </w:r>
+    </w:p>
+    <w:p>
+      <w:pPr>
+        <w:rPr>
+          <w:b/>
+          <w:bCs/>
+        </w:rPr>
+      </w:pPr>
+      <w:r>
+        <w:rPr>
+          <w:b/>
+          <w:bCs/>
+        </w:rPr>
+        <w:t>Buổi sáng</w:t>
+      </w:r>
+    </w:p>
+    <w:p>
+      <w:pPr>
+        <w:numPr>
+          <w:ilvl w:val="0"/>
+          <w:numId w:val="21"/>
+        </w:numPr>
+      </w:pPr>
+      <w:r>
+        <w:t>Good morning.</w:t>
+      </w:r>
+    </w:p>
+    <w:p>
+      <w:pPr>
+        <w:numPr>
+          <w:ilvl w:val="0"/>
+          <w:numId w:val="21"/>
+        </w:numPr>
+      </w:pPr>
+      <w:r>
+        <w:lastRenderedPageBreak/>
+        <w:t>Did you sleep well?</w:t>
+      </w:r>
+    </w:p>
+    <w:p>
+      <w:pPr>
+        <w:numPr>
+          <w:ilvl w:val="0"/>
+          <w:numId w:val="21"/>
+        </w:numPr>
+      </w:pPr>
+      <w:r>
+        <w:t>Time to get up.</w:t>
+      </w:r>
+    </w:p>
+    <w:p>
+      <w:pPr>
+        <w:numPr>
+          <w:ilvl w:val="0"/>
+          <w:numId w:val="21"/>
+        </w:numPr>
+      </w:pPr>
+      <w:r>
+        <w:t>Brush your teeth.</w:t>
+      </w:r>
+    </w:p>
+    <w:p>
+      <w:pPr>
+        <w:numPr>
+          <w:ilvl w:val="0"/>
+          <w:numId w:val="21"/>
+        </w:numPr>
+      </w:pPr>
+      <w:r>
+        <w:t>Wash your face.</w:t>
+      </w:r>
+    </w:p>
+    <w:p>
+      <w:pPr>
+        <w:numPr>
+          <w:ilvl w:val="0"/>
+          <w:numId w:val="21"/>
+        </w:numPr>
+      </w:pPr>
+      <w:r>
+        <w:t>Let's have breakfast.</w:t>
+      </w:r>
+    </w:p>
+    <w:p>
+      <w:pPr>
+        <w:rPr>
+          <w:b/>
+          <w:bCs/>
+        </w:rPr>
+      </w:pPr>
+      <w:r>
+        <w:rPr>
+          <w:b/>
+          <w:bCs/>
+        </w:rPr>
+        <w:t>Khi ăn</w:t>
+      </w:r>
+    </w:p>
+    <w:p>
+      <w:pPr>
+        <w:numPr>
+          <w:ilvl w:val="0"/>
+          <w:numId w:val="22"/>
+        </w:numPr>
+      </w:pPr>
+      <w:r>
+        <w:t>Are you hungry?</w:t>
+      </w:r>
+    </w:p>
+    <w:p>
+      <w:pPr>
+        <w:numPr>
+          <w:ilvl w:val="0"/>
+          <w:numId w:val="22"/>
+        </w:numPr>
+      </w:pPr>
+      <w:r>
+        <w:t>Eat slowly.</w:t>
+      </w:r>
+    </w:p>
+    <w:p>
+      <w:pPr>
+        <w:numPr>
+          <w:ilvl w:val="0"/>
+          <w:numId w:val="22"/>
+        </w:numPr>
+      </w:pPr>
+      <w:r>
+        <w:t>Finish your food.</w:t>
+      </w:r>
+    </w:p>
+    <w:p>
+      <w:pPr>
+        <w:numPr>
+          <w:ilvl w:val="0"/>
+          <w:numId w:val="22"/>
+        </w:numPr>
+      </w:pPr>
+      <w:r>
+        <w:t>Would you like more?</w:t>
+      </w:r>
+    </w:p>
+    <w:p>
+      <w:pPr>
+        <w:numPr>
+          <w:ilvl w:val="0"/>
+          <w:numId w:val="22"/>
+        </w:numPr>
+      </w:pPr>
+      <w:r>
+        <w:t>That's delicious.</w:t>
+      </w:r>
+    </w:p>
+    <w:p>
+      <w:pPr>
+        <w:rPr>
+          <w:b/>
+          <w:bCs/>
+        </w:rPr>
+      </w:pPr>
+      <w:r>
+        <w:rPr>
+          <w:b/>
+          <w:bCs/>
+        </w:rPr>
+        <w:t>Với con cái</w:t>
+      </w:r>
+    </w:p>
+    <w:p>
+      <w:pPr>
+        <w:numPr>
+          <w:ilvl w:val="0"/>
+          <w:numId w:val="23"/>
+        </w:numPr>
+      </w:pPr>
+      <w:r>
+        <w:t>Good job.</w:t>
+      </w:r>
+    </w:p>
+    <w:p>
+      <w:pPr>
+        <w:numPr>
+          <w:ilvl w:val="0"/>
+          <w:numId w:val="23"/>
+        </w:numPr>
+      </w:pPr>
+      <w:r>
+        <w:t>I'm proud of you.</w:t>
+      </w:r>
+    </w:p>
+    <w:p>
+      <w:pPr>
+        <w:numPr>
+          <w:ilvl w:val="0"/>
+          <w:numId w:val="23"/>
+        </w:numPr>
+      </w:pPr>
+      <w:r>
+        <w:t>Be careful.</w:t>
+      </w:r>
+    </w:p>
+    <w:p>
+      <w:pPr>
+        <w:numPr>
+          <w:ilvl w:val="0"/>
+          <w:numId w:val="23"/>
+        </w:numPr>
+      </w:pPr>
+      <w:r>
+        <w:t>Try again.</w:t>
+      </w:r>
+    </w:p>
+    <w:p>
+      <w:pPr>
+        <w:numPr>
+          <w:ilvl w:val="0"/>
+          <w:numId w:val="23"/>
+        </w:numPr>
+      </w:pPr>
+      <w:r>
+        <w:t>Can I help you?</w:t>
+      </w:r>
+    </w:p>
+    <w:p>
+      <w:pPr>
+        <w:rPr>
+          <w:b/>
+          <w:bCs/>
+        </w:rPr>
+      </w:pPr>
+      <w:r>
+        <w:rPr>
+          <w:b/>
+          <w:bCs/>
+        </w:rPr>
+        <w:t>Buổi tối</w:t>
+      </w:r>
+    </w:p>
+    <w:p>
+      <w:pPr>
+        <w:numPr>
+          <w:ilvl w:val="0"/>
+          <w:numId w:val="24"/>
+        </w:numPr>
+      </w:pPr>
+      <w:r>
+        <w:t>Time for bed.</w:t>
+      </w:r>
+    </w:p>
+    <w:p>
+      <w:pPr>
+        <w:numPr>
+          <w:ilvl w:val="0"/>
+          <w:numId w:val="24"/>
+        </w:numPr>
+      </w:pPr>
+      <w:r>
+        <w:t>Put away your toys.</w:t>
+      </w:r>
+    </w:p>
+    <w:p>
+      <w:pPr>
+        <w:numPr>
+          <w:ilvl w:val="0"/>
+          <w:numId w:val="24"/>
+        </w:numPr>
+      </w:pPr>
+      <w:r>
+        <w:t>Let's read a book.</w:t>
+      </w:r>
+    </w:p>
+    <w:p>
+      <w:pPr>
+        <w:numPr>
+          <w:ilvl w:val="0"/>
+          <w:numId w:val="24"/>
+        </w:numPr>
+      </w:pPr>
+      <w:r>
+        <w:t>Sweet dreams.</w:t>
+      </w:r>
+    </w:p>
+    <w:p>
+      <w:pPr>
+        <w:numPr>
+          <w:ilvl w:val="0"/>
+          <w:numId w:val="24"/>
+        </w:numPr>
+      </w:pPr>
+      <w:r>
+        <w:t>See you in the morning.</w:t>
+      </w:r>
+    </w:p>
+    <w:p>
+      <w:r>
+        <w:pict w14:anchorId="691BC603">
+          <v:rect id="_x0000_i1077" style="width:0;height:1.5pt" o:hralign="center" o:hrstd="t" o:hr="t" fillcolor="#a0a0a0" stroked="f"/>
+        </w:pict>
+      </w:r>
+    </w:p>
+    <w:p>
+      <w:pPr>
+        <w:rPr>
+          <w:b/>
+          <w:bCs/>
+        </w:rPr>
+      </w:pPr>
+      <w:r>
+        <w:rPr>
+          <w:b/>
+          <w:bCs/>
+        </w:rPr>
+        <w:t>4. Kế hoạch 30 phút/ngày</w:t>
+      </w:r>
+    </w:p>
+    <w:p>
+      <w:pPr>
+        <w:rPr>
+          <w:b/>
+          <w:bCs/>
+        </w:rPr>
+      </w:pPr>
+      <w:r>
+        <w:rPr>
+          <w:b/>
+          <w:bCs/>
+        </w:rPr>
+        <w:t>10 phút</w:t>
+      </w:r>
+    </w:p>
+    <w:p>
+      <w:r>
+        <w:lastRenderedPageBreak/>
+        <w:t>Xem 1 tập Peppa Pig hoặc Bluey.</w:t>
+      </w:r>
+    </w:p>
+    <w:p>
+      <w:pPr>
+        <w:rPr>
+          <w:b/>
+          <w:bCs/>
+        </w:rPr>
+      </w:pPr>
+      <w:r>
+        <w:rPr>
+          <w:b/>
+          <w:bCs/>
+        </w:rPr>
+        <w:t>10 phút</w:t>
+      </w:r>
+    </w:p>
+    <w:p>
+      <w:r>
+        <w:t>Ghi lại 5 câu.</w:t>
+      </w:r>
+    </w:p>
+    <w:p>
+      <w:r>
+        <w:t>Ví dụ:</w:t>
+      </w:r>
+    </w:p>
+    <w:p>
+      <w:pPr>
+        <w:numPr>
+          <w:ilvl w:val="0"/>
+          <w:numId w:val="25"/>
+        </w:numPr>
+      </w:pPr>
+      <w:r>
+        <w:t>Time to wake up.</w:t>
+      </w:r>
+    </w:p>
+    <w:p>
+      <w:pPr>
+        <w:numPr>
+          <w:ilvl w:val="0"/>
+          <w:numId w:val="25"/>
+        </w:numPr>
+      </w:pPr>
+      <w:r>
+        <w:t>Let's clean up.</w:t>
+      </w:r>
+    </w:p>
+    <w:p>
+      <w:pPr>
+        <w:numPr>
+          <w:ilvl w:val="0"/>
+          <w:numId w:val="25"/>
+        </w:numPr>
+      </w:pPr>
+      <w:r>
+        <w:t>Are you ready?</w:t>
+      </w:r>
+    </w:p>
+    <w:p>
+      <w:pPr>
+        <w:numPr>
+          <w:ilvl w:val="0"/>
+          <w:numId w:val="25"/>
+        </w:numPr>
+      </w:pPr>
+      <w:r>
+        <w:t>Good job.</w:t>
+      </w:r>
+    </w:p>
+    <w:p>
+      <w:pPr>
+        <w:numPr>
+          <w:ilvl w:val="0"/>
+          <w:numId w:val="25"/>
+        </w:numPr>
+      </w:pPr>
+      <w:r>
+        <w:t>See you later.</w:t>
+      </w:r>
+    </w:p>
+    <w:p>
+      <w:pPr>
+        <w:rPr>
+          <w:b/>
+          <w:bCs/>
+        </w:rPr>
+      </w:pPr>
+      <w:r>
+        <w:rPr>
+          <w:b/>
+          <w:bCs/>
+        </w:rPr>
+        <w:t>10 phút</w:t>
+      </w:r>
+    </w:p>
+    <w:p>
+      <w:r>
+        <w:t>Dùng các câu đó với vợ/con bằng tiếng Anh.</w:t>
+      </w:r>
+    </w:p>
+    <w:p>
+      <w:r>
+        <w:t>Không dịch sang tiếng Việt.</w:t>
+      </w:r>
+    </w:p>
+    <w:p/>
     <w:sectPr>
       <w:pgSz w:w="12240" w:h="15840"/>
       <w:pgMar w:top="1440" w:right="1440" w:bottom="1440" w:left="1440" w:header="720" w:footer="720" w:gutter="0"/>
@@ -3729,6 +2532,417 @@
 <file path=word/numbering.xml><?xml version="1.0" encoding="utf-8"?>
 <w:numbering xmlns:wpc="http://schemas.microsoft.com/office/word/2010/wordprocessingCanvas" xmlns:cx="http://schemas.microsoft.com/office/drawing/2014/chartex" xmlns:cx1="http://schemas.microsoft.com/office/drawing/2015/9/8/chartex" xmlns:cx2="http://schemas.microsoft.com/office/drawing/2015/10/21/chartex" xmlns:cx3="http://schemas.microsoft.com/office/drawing/2016/5/9/chartex" xmlns:cx4="http://schemas.microsoft.com/office/drawing/2016/5/10/chartex" xmlns:cx5="http://schemas.microsoft.com/office/drawing/2016/5/11/chartex" xmlns:cx6="http://schemas.microsoft.com/office/drawing/2016/5/12/chartex" xmlns:cx7="http://schemas.microsoft.com/office/drawing/2016/5/13/chartex" xmlns:cx8="http://schemas.microsoft.com/office/drawing/2016/5/14/chartex" xmlns:mc="http://schemas.openxmlformats.org/markup-compatibility/2006" xmlns:aink="http://schemas.microsoft.com/office/drawing/2016/ink" xmlns:am3d="http://schemas.microsoft.com/office/drawing/2017/model3d" xmlns:o="urn:schemas-microsoft-com:office:office" xmlns:oel="http://schemas.microsoft.com/office/2019/extlst" xmlns:r="http://schemas.openxmlformats.org/officeDocument/2006/relationships" xmlns:m="http://schemas.openxmlformats.org/officeDocument/2006/math" xmlns:v="urn:schemas-microsoft-com:vml" xmlns:wp14="http://schemas.microsoft.com/office/word/2010/wordprocessingDrawing" xmlns:wp="http://schemas.openxmlformats.org/drawingml/2006/wordprocessingDrawing" xmlns:w10="urn:schemas-microsoft-com:office:word" xmlns:w="http://schemas.openxmlformats.org/wordprocessingml/2006/main" xmlns:w14="http://schemas.microsoft.com/office/word/2010/wordml" xmlns:w15="http://schemas.microsoft.com/office/word/2012/wordml" xmlns:w16cex="http://schemas.microsoft.com/office/word/2018/wordml/cex" xmlns:w16cid="http://schemas.microsoft.com/office/word/2016/wordml/cid" xmlns:w16="http://schemas.microsoft.com/office/word/2018/wordml" xmlns:w16du="http://schemas.microsoft.com/office/word/2023/wordml/word16du" xmlns:w16sdtdh="http://schemas.microsoft.com/office/word/2020/wordml/sdtdatahash" xmlns:w16sdtfl="http://schemas.microsoft.com/office/word/2024/wordml/sdtformatlock" xmlns:w16se="http://schemas.microsoft.com/office/word/2015/wordml/symex" xmlns:wpg="http://schemas.microsoft.com/office/word/2010/wordprocessingGroup" xmlns:wpi="http://schemas.microsoft.com/office/word/2010/wordprocessingInk" xmlns:wne="http://schemas.microsoft.com/office/word/2006/wordml" xmlns:wps="http://schemas.microsoft.com/office/word/2010/wordprocessingShape" mc:Ignorable="w14 w15 w16se w16cid w16 w16cex w16sdtdh w16sdtfl w16du wp14">
   <w:abstractNum w:abstractNumId="0" w15:restartNumberingAfterBreak="0">
+    <w:nsid w:val="000F6591"/>
+    <w:multiLevelType w:val="multilevel"/>
+    <w:tmpl w:val="642C6874"/>
+    <w:lvl w:ilvl="0">
+      <w:start w:val="1"/>
+      <w:numFmt w:val="bullet"/>
+      <w:lvlText w:val=""/>
+      <w:lvlJc w:val="left"/>
+      <w:pPr>
+        <w:tabs>
+          <w:tab w:val="num" w:pos="720"/>
+        </w:tabs>
+        <w:ind w:left="720" w:hanging="360"/>
+      </w:pPr>
+      <w:rPr>
+        <w:rFonts w:ascii="Symbol" w:hAnsi="Symbol" w:hint="default"/>
+        <w:sz w:val="20"/>
+      </w:rPr>
+    </w:lvl>
+    <w:lvl w:ilvl="1" w:tentative="1">
+      <w:start w:val="1"/>
+      <w:numFmt w:val="bullet"/>
+      <w:lvlText w:val="o"/>
+      <w:lvlJc w:val="left"/>
+      <w:pPr>
+        <w:tabs>
+          <w:tab w:val="num" w:pos="1440"/>
+        </w:tabs>
+        <w:ind w:left="1440" w:hanging="360"/>
+      </w:pPr>
+      <w:rPr>
+        <w:rFonts w:ascii="Courier New" w:hAnsi="Courier New" w:hint="default"/>
+        <w:sz w:val="20"/>
+      </w:rPr>
+    </w:lvl>
+    <w:lvl w:ilvl="2" w:tentative="1">
+      <w:start w:val="1"/>
+      <w:numFmt w:val="bullet"/>
+      <w:lvlText w:val=""/>
+      <w:lvlJc w:val="left"/>
+      <w:pPr>
+        <w:tabs>
+          <w:tab w:val="num" w:pos="2160"/>
+        </w:tabs>
+        <w:ind w:left="2160" w:hanging="360"/>
+      </w:pPr>
+      <w:rPr>
+        <w:rFonts w:ascii="Wingdings" w:hAnsi="Wingdings" w:hint="default"/>
+        <w:sz w:val="20"/>
+      </w:rPr>
+    </w:lvl>
+    <w:lvl w:ilvl="3" w:tentative="1">
+      <w:start w:val="1"/>
+      <w:numFmt w:val="bullet"/>
+      <w:lvlText w:val=""/>
+      <w:lvlJc w:val="left"/>
+      <w:pPr>
+        <w:tabs>
+          <w:tab w:val="num" w:pos="2880"/>
+        </w:tabs>
+        <w:ind w:left="2880" w:hanging="360"/>
+      </w:pPr>
+      <w:rPr>
+        <w:rFonts w:ascii="Wingdings" w:hAnsi="Wingdings" w:hint="default"/>
+        <w:sz w:val="20"/>
+      </w:rPr>
+    </w:lvl>
+    <w:lvl w:ilvl="4" w:tentative="1">
+      <w:start w:val="1"/>
+      <w:numFmt w:val="bullet"/>
+      <w:lvlText w:val=""/>
+      <w:lvlJc w:val="left"/>
+      <w:pPr>
+        <w:tabs>
+          <w:tab w:val="num" w:pos="3600"/>
+        </w:tabs>
+        <w:ind w:left="3600" w:hanging="360"/>
+      </w:pPr>
+      <w:rPr>
+        <w:rFonts w:ascii="Wingdings" w:hAnsi="Wingdings" w:hint="default"/>
+        <w:sz w:val="20"/>
+      </w:rPr>
+    </w:lvl>
+    <w:lvl w:ilvl="5" w:tentative="1">
+      <w:start w:val="1"/>
+      <w:numFmt w:val="bullet"/>
+      <w:lvlText w:val=""/>
+      <w:lvlJc w:val="left"/>
+      <w:pPr>
+        <w:tabs>
+          <w:tab w:val="num" w:pos="4320"/>
+        </w:tabs>
+        <w:ind w:left="4320" w:hanging="360"/>
+      </w:pPr>
+      <w:rPr>
+        <w:rFonts w:ascii="Wingdings" w:hAnsi="Wingdings" w:hint="default"/>
+        <w:sz w:val="20"/>
+      </w:rPr>
+    </w:lvl>
+    <w:lvl w:ilvl="6" w:tentative="1">
+      <w:start w:val="1"/>
+      <w:numFmt w:val="bullet"/>
+      <w:lvlText w:val=""/>
+      <w:lvlJc w:val="left"/>
+      <w:pPr>
+        <w:tabs>
+          <w:tab w:val="num" w:pos="5040"/>
+        </w:tabs>
+        <w:ind w:left="5040" w:hanging="360"/>
+      </w:pPr>
+      <w:rPr>
+        <w:rFonts w:ascii="Wingdings" w:hAnsi="Wingdings" w:hint="default"/>
+        <w:sz w:val="20"/>
+      </w:rPr>
+    </w:lvl>
+    <w:lvl w:ilvl="7" w:tentative="1">
+      <w:start w:val="1"/>
+      <w:numFmt w:val="bullet"/>
+      <w:lvlText w:val=""/>
+      <w:lvlJc w:val="left"/>
+      <w:pPr>
+        <w:tabs>
+          <w:tab w:val="num" w:pos="5760"/>
+        </w:tabs>
+        <w:ind w:left="5760" w:hanging="360"/>
+      </w:pPr>
+      <w:rPr>
+        <w:rFonts w:ascii="Wingdings" w:hAnsi="Wingdings" w:hint="default"/>
+        <w:sz w:val="20"/>
+      </w:rPr>
+    </w:lvl>
+    <w:lvl w:ilvl="8" w:tentative="1">
+      <w:start w:val="1"/>
+      <w:numFmt w:val="bullet"/>
+      <w:lvlText w:val=""/>
+      <w:lvlJc w:val="left"/>
+      <w:pPr>
+        <w:tabs>
+          <w:tab w:val="num" w:pos="6480"/>
+        </w:tabs>
+        <w:ind w:left="6480" w:hanging="360"/>
+      </w:pPr>
+      <w:rPr>
+        <w:rFonts w:ascii="Wingdings" w:hAnsi="Wingdings" w:hint="default"/>
+        <w:sz w:val="20"/>
+      </w:rPr>
+    </w:lvl>
+  </w:abstractNum>
+  <w:abstractNum w:abstractNumId="1" w15:restartNumberingAfterBreak="0">
+    <w:nsid w:val="08F25B20"/>
+    <w:multiLevelType w:val="multilevel"/>
+    <w:tmpl w:val="4FB09548"/>
+    <w:lvl w:ilvl="0">
+      <w:start w:val="1"/>
+      <w:numFmt w:val="decimal"/>
+      <w:lvlText w:val="%1."/>
+      <w:lvlJc w:val="left"/>
+      <w:pPr>
+        <w:tabs>
+          <w:tab w:val="num" w:pos="720"/>
+        </w:tabs>
+        <w:ind w:left="720" w:hanging="360"/>
+      </w:pPr>
+    </w:lvl>
+    <w:lvl w:ilvl="1" w:tentative="1">
+      <w:start w:val="1"/>
+      <w:numFmt w:val="decimal"/>
+      <w:lvlText w:val="%2."/>
+      <w:lvlJc w:val="left"/>
+      <w:pPr>
+        <w:tabs>
+          <w:tab w:val="num" w:pos="1440"/>
+        </w:tabs>
+        <w:ind w:left="1440" w:hanging="360"/>
+      </w:pPr>
+    </w:lvl>
+    <w:lvl w:ilvl="2" w:tentative="1">
+      <w:start w:val="1"/>
+      <w:numFmt w:val="decimal"/>
+      <w:lvlText w:val="%3."/>
+      <w:lvlJc w:val="left"/>
+      <w:pPr>
+        <w:tabs>
+          <w:tab w:val="num" w:pos="2160"/>
+        </w:tabs>
+        <w:ind w:left="2160" w:hanging="360"/>
+      </w:pPr>
+    </w:lvl>
+    <w:lvl w:ilvl="3" w:tentative="1">
+      <w:start w:val="1"/>
+      <w:numFmt w:val="decimal"/>
+      <w:lvlText w:val="%4."/>
+      <w:lvlJc w:val="left"/>
+      <w:pPr>
+        <w:tabs>
+          <w:tab w:val="num" w:pos="2880"/>
+        </w:tabs>
+        <w:ind w:left="2880" w:hanging="360"/>
+      </w:pPr>
+    </w:lvl>
+    <w:lvl w:ilvl="4" w:tentative="1">
+      <w:start w:val="1"/>
+      <w:numFmt w:val="decimal"/>
+      <w:lvlText w:val="%5."/>
+      <w:lvlJc w:val="left"/>
+      <w:pPr>
+        <w:tabs>
+          <w:tab w:val="num" w:pos="3600"/>
+        </w:tabs>
+        <w:ind w:left="3600" w:hanging="360"/>
+      </w:pPr>
+    </w:lvl>
+    <w:lvl w:ilvl="5" w:tentative="1">
+      <w:start w:val="1"/>
+      <w:numFmt w:val="decimal"/>
+      <w:lvlText w:val="%6."/>
+      <w:lvlJc w:val="left"/>
+      <w:pPr>
+        <w:tabs>
+          <w:tab w:val="num" w:pos="4320"/>
+        </w:tabs>
+        <w:ind w:left="4320" w:hanging="360"/>
+      </w:pPr>
+    </w:lvl>
+    <w:lvl w:ilvl="6" w:tentative="1">
+      <w:start w:val="1"/>
+      <w:numFmt w:val="decimal"/>
+      <w:lvlText w:val="%7."/>
+      <w:lvlJc w:val="left"/>
+      <w:pPr>
+        <w:tabs>
+          <w:tab w:val="num" w:pos="5040"/>
+        </w:tabs>
+        <w:ind w:left="5040" w:hanging="360"/>
+      </w:pPr>
+    </w:lvl>
+    <w:lvl w:ilvl="7" w:tentative="1">
+      <w:start w:val="1"/>
+      <w:numFmt w:val="decimal"/>
+      <w:lvlText w:val="%8."/>
+      <w:lvlJc w:val="left"/>
+      <w:pPr>
+        <w:tabs>
+          <w:tab w:val="num" w:pos="5760"/>
+        </w:tabs>
+        <w:ind w:left="5760" w:hanging="360"/>
+      </w:pPr>
+    </w:lvl>
+    <w:lvl w:ilvl="8" w:tentative="1">
+      <w:start w:val="1"/>
+      <w:numFmt w:val="decimal"/>
+      <w:lvlText w:val="%9."/>
+      <w:lvlJc w:val="left"/>
+      <w:pPr>
+        <w:tabs>
+          <w:tab w:val="num" w:pos="6480"/>
+        </w:tabs>
+        <w:ind w:left="6480" w:hanging="360"/>
+      </w:pPr>
+    </w:lvl>
+  </w:abstractNum>
+  <w:abstractNum w:abstractNumId="2" w15:restartNumberingAfterBreak="0">
+    <w:nsid w:val="18A06E56"/>
+    <w:multiLevelType w:val="multilevel"/>
+    <w:tmpl w:val="6442A632"/>
+    <w:lvl w:ilvl="0">
+      <w:start w:val="1"/>
+      <w:numFmt w:val="bullet"/>
+      <w:lvlText w:val=""/>
+      <w:lvlJc w:val="left"/>
+      <w:pPr>
+        <w:tabs>
+          <w:tab w:val="num" w:pos="720"/>
+        </w:tabs>
+        <w:ind w:left="720" w:hanging="360"/>
+      </w:pPr>
+      <w:rPr>
+        <w:rFonts w:ascii="Symbol" w:hAnsi="Symbol" w:hint="default"/>
+        <w:sz w:val="20"/>
+      </w:rPr>
+    </w:lvl>
+    <w:lvl w:ilvl="1" w:tentative="1">
+      <w:start w:val="1"/>
+      <w:numFmt w:val="bullet"/>
+      <w:lvlText w:val="o"/>
+      <w:lvlJc w:val="left"/>
+      <w:pPr>
+        <w:tabs>
+          <w:tab w:val="num" w:pos="1440"/>
+        </w:tabs>
+        <w:ind w:left="1440" w:hanging="360"/>
+      </w:pPr>
+      <w:rPr>
+        <w:rFonts w:ascii="Courier New" w:hAnsi="Courier New" w:hint="default"/>
+        <w:sz w:val="20"/>
+      </w:rPr>
+    </w:lvl>
+    <w:lvl w:ilvl="2" w:tentative="1">
+      <w:start w:val="1"/>
+      <w:numFmt w:val="bullet"/>
+      <w:lvlText w:val=""/>
+      <w:lvlJc w:val="left"/>
+      <w:pPr>
+        <w:tabs>
+          <w:tab w:val="num" w:pos="2160"/>
+        </w:tabs>
+        <w:ind w:left="2160" w:hanging="360"/>
+      </w:pPr>
+      <w:rPr>
+        <w:rFonts w:ascii="Wingdings" w:hAnsi="Wingdings" w:hint="default"/>
+        <w:sz w:val="20"/>
+      </w:rPr>
+    </w:lvl>
+    <w:lvl w:ilvl="3" w:tentative="1">
+      <w:start w:val="1"/>
+      <w:numFmt w:val="bullet"/>
+      <w:lvlText w:val=""/>
+      <w:lvlJc w:val="left"/>
+      <w:pPr>
+        <w:tabs>
+          <w:tab w:val="num" w:pos="2880"/>
+        </w:tabs>
+        <w:ind w:left="2880" w:hanging="360"/>
+      </w:pPr>
+      <w:rPr>
+        <w:rFonts w:ascii="Wingdings" w:hAnsi="Wingdings" w:hint="default"/>
+        <w:sz w:val="20"/>
+      </w:rPr>
+    </w:lvl>
+    <w:lvl w:ilvl="4" w:tentative="1">
+      <w:start w:val="1"/>
+      <w:numFmt w:val="bullet"/>
+      <w:lvlText w:val=""/>
+      <w:lvlJc w:val="left"/>
+      <w:pPr>
+        <w:tabs>
+          <w:tab w:val="num" w:pos="3600"/>
+        </w:tabs>
+        <w:ind w:left="3600" w:hanging="360"/>
+      </w:pPr>
+      <w:rPr>
+        <w:rFonts w:ascii="Wingdings" w:hAnsi="Wingdings" w:hint="default"/>
+        <w:sz w:val="20"/>
+      </w:rPr>
+    </w:lvl>
+    <w:lvl w:ilvl="5" w:tentative="1">
+      <w:start w:val="1"/>
+      <w:numFmt w:val="bullet"/>
+      <w:lvlText w:val=""/>
+      <w:lvlJc w:val="left"/>
+      <w:pPr>
+        <w:tabs>
+          <w:tab w:val="num" w:pos="4320"/>
+        </w:tabs>
+        <w:ind w:left="4320" w:hanging="360"/>
+      </w:pPr>
+      <w:rPr>
+        <w:rFonts w:ascii="Wingdings" w:hAnsi="Wingdings" w:hint="default"/>
+        <w:sz w:val="20"/>
+      </w:rPr>
+    </w:lvl>
+    <w:lvl w:ilvl="6" w:tentative="1">
+      <w:start w:val="1"/>
+      <w:numFmt w:val="bullet"/>
+      <w:lvlText w:val=""/>
+      <w:lvlJc w:val="left"/>
+      <w:pPr>
+        <w:tabs>
+          <w:tab w:val="num" w:pos="5040"/>
+        </w:tabs>
+        <w:ind w:left="5040" w:hanging="360"/>
+      </w:pPr>
+      <w:rPr>
+        <w:rFonts w:ascii="Wingdings" w:hAnsi="Wingdings" w:hint="default"/>
+        <w:sz w:val="20"/>
+      </w:rPr>
+    </w:lvl>
+    <w:lvl w:ilvl="7" w:tentative="1">
+      <w:start w:val="1"/>
+      <w:numFmt w:val="bullet"/>
+      <w:lvlText w:val=""/>
+      <w:lvlJc w:val="left"/>
+      <w:pPr>
+        <w:tabs>
+          <w:tab w:val="num" w:pos="5760"/>
+        </w:tabs>
+        <w:ind w:left="5760" w:hanging="360"/>
+      </w:pPr>
+      <w:rPr>
+        <w:rFonts w:ascii="Wingdings" w:hAnsi="Wingdings" w:hint="default"/>
+        <w:sz w:val="20"/>
+      </w:rPr>
+    </w:lvl>
+    <w:lvl w:ilvl="8" w:tentative="1">
+      <w:start w:val="1"/>
+      <w:numFmt w:val="bullet"/>
+      <w:lvlText w:val=""/>
+      <w:lvlJc w:val="left"/>
+      <w:pPr>
+        <w:tabs>
+          <w:tab w:val="num" w:pos="6480"/>
+        </w:tabs>
+        <w:ind w:left="6480" w:hanging="360"/>
+      </w:pPr>
+      <w:rPr>
+        <w:rFonts w:ascii="Wingdings" w:hAnsi="Wingdings" w:hint="default"/>
+        <w:sz w:val="20"/>
+      </w:rPr>
+    </w:lvl>
+  </w:abstractNum>
+  <w:abstractNum w:abstractNumId="3" w15:restartNumberingAfterBreak="0">
     <w:nsid w:val="1DA31A41"/>
     <w:multiLevelType w:val="multilevel"/>
     <w:tmpl w:val="CA2A4F74"/>
@@ -3877,7 +3091,7 @@
       </w:rPr>
     </w:lvl>
   </w:abstractNum>
-  <w:abstractNum w:abstractNumId="1" w15:restartNumberingAfterBreak="0">
+  <w:abstractNum w:abstractNumId="4" w15:restartNumberingAfterBreak="0">
     <w:nsid w:val="23A94EB6"/>
     <w:multiLevelType w:val="multilevel"/>
     <w:tmpl w:val="B9765DBC"/>
@@ -4026,7 +3240,7 @@
       </w:rPr>
     </w:lvl>
   </w:abstractNum>
-  <w:abstractNum w:abstractNumId="2" w15:restartNumberingAfterBreak="0">
+  <w:abstractNum w:abstractNumId="5" w15:restartNumberingAfterBreak="0">
     <w:nsid w:val="299D202A"/>
     <w:multiLevelType w:val="multilevel"/>
     <w:tmpl w:val="269A65C8"/>
@@ -4175,7 +3389,7 @@
       </w:rPr>
     </w:lvl>
   </w:abstractNum>
-  <w:abstractNum w:abstractNumId="3" w15:restartNumberingAfterBreak="0">
+  <w:abstractNum w:abstractNumId="6" w15:restartNumberingAfterBreak="0">
     <w:nsid w:val="29AE2FE1"/>
     <w:multiLevelType w:val="multilevel"/>
     <w:tmpl w:val="0E8EA424"/>
@@ -4324,7 +3538,603 @@
       </w:rPr>
     </w:lvl>
   </w:abstractNum>
-  <w:abstractNum w:abstractNumId="4" w15:restartNumberingAfterBreak="0">
+  <w:abstractNum w:abstractNumId="7" w15:restartNumberingAfterBreak="0">
+    <w:nsid w:val="2AA2525D"/>
+    <w:multiLevelType w:val="multilevel"/>
+    <w:tmpl w:val="FC387482"/>
+    <w:lvl w:ilvl="0">
+      <w:start w:val="1"/>
+      <w:numFmt w:val="bullet"/>
+      <w:lvlText w:val=""/>
+      <w:lvlJc w:val="left"/>
+      <w:pPr>
+        <w:tabs>
+          <w:tab w:val="num" w:pos="720"/>
+        </w:tabs>
+        <w:ind w:left="720" w:hanging="360"/>
+      </w:pPr>
+      <w:rPr>
+        <w:rFonts w:ascii="Symbol" w:hAnsi="Symbol" w:hint="default"/>
+        <w:sz w:val="20"/>
+      </w:rPr>
+    </w:lvl>
+    <w:lvl w:ilvl="1" w:tentative="1">
+      <w:start w:val="1"/>
+      <w:numFmt w:val="bullet"/>
+      <w:lvlText w:val="o"/>
+      <w:lvlJc w:val="left"/>
+      <w:pPr>
+        <w:tabs>
+          <w:tab w:val="num" w:pos="1440"/>
+        </w:tabs>
+        <w:ind w:left="1440" w:hanging="360"/>
+      </w:pPr>
+      <w:rPr>
+        <w:rFonts w:ascii="Courier New" w:hAnsi="Courier New" w:hint="default"/>
+        <w:sz w:val="20"/>
+      </w:rPr>
+    </w:lvl>
+    <w:lvl w:ilvl="2" w:tentative="1">
+      <w:start w:val="1"/>
+      <w:numFmt w:val="bullet"/>
+      <w:lvlText w:val=""/>
+      <w:lvlJc w:val="left"/>
+      <w:pPr>
+        <w:tabs>
+          <w:tab w:val="num" w:pos="2160"/>
+        </w:tabs>
+        <w:ind w:left="2160" w:hanging="360"/>
+      </w:pPr>
+      <w:rPr>
+        <w:rFonts w:ascii="Wingdings" w:hAnsi="Wingdings" w:hint="default"/>
+        <w:sz w:val="20"/>
+      </w:rPr>
+    </w:lvl>
+    <w:lvl w:ilvl="3" w:tentative="1">
+      <w:start w:val="1"/>
+      <w:numFmt w:val="bullet"/>
+      <w:lvlText w:val=""/>
+      <w:lvlJc w:val="left"/>
+      <w:pPr>
+        <w:tabs>
+          <w:tab w:val="num" w:pos="2880"/>
+        </w:tabs>
+        <w:ind w:left="2880" w:hanging="360"/>
+      </w:pPr>
+      <w:rPr>
+        <w:rFonts w:ascii="Wingdings" w:hAnsi="Wingdings" w:hint="default"/>
+        <w:sz w:val="20"/>
+      </w:rPr>
+    </w:lvl>
+    <w:lvl w:ilvl="4" w:tentative="1">
+      <w:start w:val="1"/>
+      <w:numFmt w:val="bullet"/>
+      <w:lvlText w:val=""/>
+      <w:lvlJc w:val="left"/>
+      <w:pPr>
+        <w:tabs>
+          <w:tab w:val="num" w:pos="3600"/>
+        </w:tabs>
+        <w:ind w:left="3600" w:hanging="360"/>
+      </w:pPr>
+      <w:rPr>
+        <w:rFonts w:ascii="Wingdings" w:hAnsi="Wingdings" w:hint="default"/>
+        <w:sz w:val="20"/>
+      </w:rPr>
+    </w:lvl>
+    <w:lvl w:ilvl="5" w:tentative="1">
+      <w:start w:val="1"/>
+      <w:numFmt w:val="bullet"/>
+      <w:lvlText w:val=""/>
+      <w:lvlJc w:val="left"/>
+      <w:pPr>
+        <w:tabs>
+          <w:tab w:val="num" w:pos="4320"/>
+        </w:tabs>
+        <w:ind w:left="4320" w:hanging="360"/>
+      </w:pPr>
+      <w:rPr>
+        <w:rFonts w:ascii="Wingdings" w:hAnsi="Wingdings" w:hint="default"/>
+        <w:sz w:val="20"/>
+      </w:rPr>
+    </w:lvl>
+    <w:lvl w:ilvl="6" w:tentative="1">
+      <w:start w:val="1"/>
+      <w:numFmt w:val="bullet"/>
+      <w:lvlText w:val=""/>
+      <w:lvlJc w:val="left"/>
+      <w:pPr>
+        <w:tabs>
+          <w:tab w:val="num" w:pos="5040"/>
+        </w:tabs>
+        <w:ind w:left="5040" w:hanging="360"/>
+      </w:pPr>
+      <w:rPr>
+        <w:rFonts w:ascii="Wingdings" w:hAnsi="Wingdings" w:hint="default"/>
+        <w:sz w:val="20"/>
+      </w:rPr>
+    </w:lvl>
+    <w:lvl w:ilvl="7" w:tentative="1">
+      <w:start w:val="1"/>
+      <w:numFmt w:val="bullet"/>
+      <w:lvlText w:val=""/>
+      <w:lvlJc w:val="left"/>
+      <w:pPr>
+        <w:tabs>
+          <w:tab w:val="num" w:pos="5760"/>
+        </w:tabs>
+        <w:ind w:left="5760" w:hanging="360"/>
+      </w:pPr>
+      <w:rPr>
+        <w:rFonts w:ascii="Wingdings" w:hAnsi="Wingdings" w:hint="default"/>
+        <w:sz w:val="20"/>
+      </w:rPr>
+    </w:lvl>
+    <w:lvl w:ilvl="8" w:tentative="1">
+      <w:start w:val="1"/>
+      <w:numFmt w:val="bullet"/>
+      <w:lvlText w:val=""/>
+      <w:lvlJc w:val="left"/>
+      <w:pPr>
+        <w:tabs>
+          <w:tab w:val="num" w:pos="6480"/>
+        </w:tabs>
+        <w:ind w:left="6480" w:hanging="360"/>
+      </w:pPr>
+      <w:rPr>
+        <w:rFonts w:ascii="Wingdings" w:hAnsi="Wingdings" w:hint="default"/>
+        <w:sz w:val="20"/>
+      </w:rPr>
+    </w:lvl>
+  </w:abstractNum>
+  <w:abstractNum w:abstractNumId="8" w15:restartNumberingAfterBreak="0">
+    <w:nsid w:val="2C8D6657"/>
+    <w:multiLevelType w:val="multilevel"/>
+    <w:tmpl w:val="E6CE18DA"/>
+    <w:lvl w:ilvl="0">
+      <w:start w:val="1"/>
+      <w:numFmt w:val="bullet"/>
+      <w:lvlText w:val=""/>
+      <w:lvlJc w:val="left"/>
+      <w:pPr>
+        <w:tabs>
+          <w:tab w:val="num" w:pos="720"/>
+        </w:tabs>
+        <w:ind w:left="720" w:hanging="360"/>
+      </w:pPr>
+      <w:rPr>
+        <w:rFonts w:ascii="Symbol" w:hAnsi="Symbol" w:hint="default"/>
+        <w:sz w:val="20"/>
+      </w:rPr>
+    </w:lvl>
+    <w:lvl w:ilvl="1" w:tentative="1">
+      <w:start w:val="1"/>
+      <w:numFmt w:val="bullet"/>
+      <w:lvlText w:val="o"/>
+      <w:lvlJc w:val="left"/>
+      <w:pPr>
+        <w:tabs>
+          <w:tab w:val="num" w:pos="1440"/>
+        </w:tabs>
+        <w:ind w:left="1440" w:hanging="360"/>
+      </w:pPr>
+      <w:rPr>
+        <w:rFonts w:ascii="Courier New" w:hAnsi="Courier New" w:hint="default"/>
+        <w:sz w:val="20"/>
+      </w:rPr>
+    </w:lvl>
+    <w:lvl w:ilvl="2" w:tentative="1">
+      <w:start w:val="1"/>
+      <w:numFmt w:val="bullet"/>
+      <w:lvlText w:val=""/>
+      <w:lvlJc w:val="left"/>
+      <w:pPr>
+        <w:tabs>
+          <w:tab w:val="num" w:pos="2160"/>
+        </w:tabs>
+        <w:ind w:left="2160" w:hanging="360"/>
+      </w:pPr>
+      <w:rPr>
+        <w:rFonts w:ascii="Wingdings" w:hAnsi="Wingdings" w:hint="default"/>
+        <w:sz w:val="20"/>
+      </w:rPr>
+    </w:lvl>
+    <w:lvl w:ilvl="3" w:tentative="1">
+      <w:start w:val="1"/>
+      <w:numFmt w:val="bullet"/>
+      <w:lvlText w:val=""/>
+      <w:lvlJc w:val="left"/>
+      <w:pPr>
+        <w:tabs>
+          <w:tab w:val="num" w:pos="2880"/>
+        </w:tabs>
+        <w:ind w:left="2880" w:hanging="360"/>
+      </w:pPr>
+      <w:rPr>
+        <w:rFonts w:ascii="Wingdings" w:hAnsi="Wingdings" w:hint="default"/>
+        <w:sz w:val="20"/>
+      </w:rPr>
+    </w:lvl>
+    <w:lvl w:ilvl="4" w:tentative="1">
+      <w:start w:val="1"/>
+      <w:numFmt w:val="bullet"/>
+      <w:lvlText w:val=""/>
+      <w:lvlJc w:val="left"/>
+      <w:pPr>
+        <w:tabs>
+          <w:tab w:val="num" w:pos="3600"/>
+        </w:tabs>
+        <w:ind w:left="3600" w:hanging="360"/>
+      </w:pPr>
+      <w:rPr>
+        <w:rFonts w:ascii="Wingdings" w:hAnsi="Wingdings" w:hint="default"/>
+        <w:sz w:val="20"/>
+      </w:rPr>
+    </w:lvl>
+    <w:lvl w:ilvl="5" w:tentative="1">
+      <w:start w:val="1"/>
+      <w:numFmt w:val="bullet"/>
+      <w:lvlText w:val=""/>
+      <w:lvlJc w:val="left"/>
+      <w:pPr>
+        <w:tabs>
+          <w:tab w:val="num" w:pos="4320"/>
+        </w:tabs>
+        <w:ind w:left="4320" w:hanging="360"/>
+      </w:pPr>
+      <w:rPr>
+        <w:rFonts w:ascii="Wingdings" w:hAnsi="Wingdings" w:hint="default"/>
+        <w:sz w:val="20"/>
+      </w:rPr>
+    </w:lvl>
+    <w:lvl w:ilvl="6" w:tentative="1">
+      <w:start w:val="1"/>
+      <w:numFmt w:val="bullet"/>
+      <w:lvlText w:val=""/>
+      <w:lvlJc w:val="left"/>
+      <w:pPr>
+        <w:tabs>
+          <w:tab w:val="num" w:pos="5040"/>
+        </w:tabs>
+        <w:ind w:left="5040" w:hanging="360"/>
+      </w:pPr>
+      <w:rPr>
+        <w:rFonts w:ascii="Wingdings" w:hAnsi="Wingdings" w:hint="default"/>
+        <w:sz w:val="20"/>
+      </w:rPr>
+    </w:lvl>
+    <w:lvl w:ilvl="7" w:tentative="1">
+      <w:start w:val="1"/>
+      <w:numFmt w:val="bullet"/>
+      <w:lvlText w:val=""/>
+      <w:lvlJc w:val="left"/>
+      <w:pPr>
+        <w:tabs>
+          <w:tab w:val="num" w:pos="5760"/>
+        </w:tabs>
+        <w:ind w:left="5760" w:hanging="360"/>
+      </w:pPr>
+      <w:rPr>
+        <w:rFonts w:ascii="Wingdings" w:hAnsi="Wingdings" w:hint="default"/>
+        <w:sz w:val="20"/>
+      </w:rPr>
+    </w:lvl>
+    <w:lvl w:ilvl="8" w:tentative="1">
+      <w:start w:val="1"/>
+      <w:numFmt w:val="bullet"/>
+      <w:lvlText w:val=""/>
+      <w:lvlJc w:val="left"/>
+      <w:pPr>
+        <w:tabs>
+          <w:tab w:val="num" w:pos="6480"/>
+        </w:tabs>
+        <w:ind w:left="6480" w:hanging="360"/>
+      </w:pPr>
+      <w:rPr>
+        <w:rFonts w:ascii="Wingdings" w:hAnsi="Wingdings" w:hint="default"/>
+        <w:sz w:val="20"/>
+      </w:rPr>
+    </w:lvl>
+  </w:abstractNum>
+  <w:abstractNum w:abstractNumId="9" w15:restartNumberingAfterBreak="0">
+    <w:nsid w:val="37EE742F"/>
+    <w:multiLevelType w:val="multilevel"/>
+    <w:tmpl w:val="EE2A572E"/>
+    <w:lvl w:ilvl="0">
+      <w:start w:val="1"/>
+      <w:numFmt w:val="bullet"/>
+      <w:lvlText w:val=""/>
+      <w:lvlJc w:val="left"/>
+      <w:pPr>
+        <w:tabs>
+          <w:tab w:val="num" w:pos="720"/>
+        </w:tabs>
+        <w:ind w:left="720" w:hanging="360"/>
+      </w:pPr>
+      <w:rPr>
+        <w:rFonts w:ascii="Symbol" w:hAnsi="Symbol" w:hint="default"/>
+        <w:sz w:val="20"/>
+      </w:rPr>
+    </w:lvl>
+    <w:lvl w:ilvl="1" w:tentative="1">
+      <w:start w:val="1"/>
+      <w:numFmt w:val="bullet"/>
+      <w:lvlText w:val="o"/>
+      <w:lvlJc w:val="left"/>
+      <w:pPr>
+        <w:tabs>
+          <w:tab w:val="num" w:pos="1440"/>
+        </w:tabs>
+        <w:ind w:left="1440" w:hanging="360"/>
+      </w:pPr>
+      <w:rPr>
+        <w:rFonts w:ascii="Courier New" w:hAnsi="Courier New" w:hint="default"/>
+        <w:sz w:val="20"/>
+      </w:rPr>
+    </w:lvl>
+    <w:lvl w:ilvl="2" w:tentative="1">
+      <w:start w:val="1"/>
+      <w:numFmt w:val="bullet"/>
+      <w:lvlText w:val=""/>
+      <w:lvlJc w:val="left"/>
+      <w:pPr>
+        <w:tabs>
+          <w:tab w:val="num" w:pos="2160"/>
+        </w:tabs>
+        <w:ind w:left="2160" w:hanging="360"/>
+      </w:pPr>
+      <w:rPr>
+        <w:rFonts w:ascii="Wingdings" w:hAnsi="Wingdings" w:hint="default"/>
+        <w:sz w:val="20"/>
+      </w:rPr>
+    </w:lvl>
+    <w:lvl w:ilvl="3" w:tentative="1">
+      <w:start w:val="1"/>
+      <w:numFmt w:val="bullet"/>
+      <w:lvlText w:val=""/>
+      <w:lvlJc w:val="left"/>
+      <w:pPr>
+        <w:tabs>
+          <w:tab w:val="num" w:pos="2880"/>
+        </w:tabs>
+        <w:ind w:left="2880" w:hanging="360"/>
+      </w:pPr>
+      <w:rPr>
+        <w:rFonts w:ascii="Wingdings" w:hAnsi="Wingdings" w:hint="default"/>
+        <w:sz w:val="20"/>
+      </w:rPr>
+    </w:lvl>
+    <w:lvl w:ilvl="4" w:tentative="1">
+      <w:start w:val="1"/>
+      <w:numFmt w:val="bullet"/>
+      <w:lvlText w:val=""/>
+      <w:lvlJc w:val="left"/>
+      <w:pPr>
+        <w:tabs>
+          <w:tab w:val="num" w:pos="3600"/>
+        </w:tabs>
+        <w:ind w:left="3600" w:hanging="360"/>
+      </w:pPr>
+      <w:rPr>
+        <w:rFonts w:ascii="Wingdings" w:hAnsi="Wingdings" w:hint="default"/>
+        <w:sz w:val="20"/>
+      </w:rPr>
+    </w:lvl>
+    <w:lvl w:ilvl="5" w:tentative="1">
+      <w:start w:val="1"/>
+      <w:numFmt w:val="bullet"/>
+      <w:lvlText w:val=""/>
+      <w:lvlJc w:val="left"/>
+      <w:pPr>
+        <w:tabs>
+          <w:tab w:val="num" w:pos="4320"/>
+        </w:tabs>
+        <w:ind w:left="4320" w:hanging="360"/>
+      </w:pPr>
+      <w:rPr>
+        <w:rFonts w:ascii="Wingdings" w:hAnsi="Wingdings" w:hint="default"/>
+        <w:sz w:val="20"/>
+      </w:rPr>
+    </w:lvl>
+    <w:lvl w:ilvl="6" w:tentative="1">
+      <w:start w:val="1"/>
+      <w:numFmt w:val="bullet"/>
+      <w:lvlText w:val=""/>
+      <w:lvlJc w:val="left"/>
+      <w:pPr>
+        <w:tabs>
+          <w:tab w:val="num" w:pos="5040"/>
+        </w:tabs>
+        <w:ind w:left="5040" w:hanging="360"/>
+      </w:pPr>
+      <w:rPr>
+        <w:rFonts w:ascii="Wingdings" w:hAnsi="Wingdings" w:hint="default"/>
+        <w:sz w:val="20"/>
+      </w:rPr>
+    </w:lvl>
+    <w:lvl w:ilvl="7" w:tentative="1">
+      <w:start w:val="1"/>
+      <w:numFmt w:val="bullet"/>
+      <w:lvlText w:val=""/>
+      <w:lvlJc w:val="left"/>
+      <w:pPr>
+        <w:tabs>
+          <w:tab w:val="num" w:pos="5760"/>
+        </w:tabs>
+        <w:ind w:left="5760" w:hanging="360"/>
+      </w:pPr>
+      <w:rPr>
+        <w:rFonts w:ascii="Wingdings" w:hAnsi="Wingdings" w:hint="default"/>
+        <w:sz w:val="20"/>
+      </w:rPr>
+    </w:lvl>
+    <w:lvl w:ilvl="8" w:tentative="1">
+      <w:start w:val="1"/>
+      <w:numFmt w:val="bullet"/>
+      <w:lvlText w:val=""/>
+      <w:lvlJc w:val="left"/>
+      <w:pPr>
+        <w:tabs>
+          <w:tab w:val="num" w:pos="6480"/>
+        </w:tabs>
+        <w:ind w:left="6480" w:hanging="360"/>
+      </w:pPr>
+      <w:rPr>
+        <w:rFonts w:ascii="Wingdings" w:hAnsi="Wingdings" w:hint="default"/>
+        <w:sz w:val="20"/>
+      </w:rPr>
+    </w:lvl>
+  </w:abstractNum>
+  <w:abstractNum w:abstractNumId="10" w15:restartNumberingAfterBreak="0">
+    <w:nsid w:val="39D96BD9"/>
+    <w:multiLevelType w:val="multilevel"/>
+    <w:tmpl w:val="6B8EAAAC"/>
+    <w:lvl w:ilvl="0">
+      <w:start w:val="1"/>
+      <w:numFmt w:val="bullet"/>
+      <w:lvlText w:val=""/>
+      <w:lvlJc w:val="left"/>
+      <w:pPr>
+        <w:tabs>
+          <w:tab w:val="num" w:pos="720"/>
+        </w:tabs>
+        <w:ind w:left="720" w:hanging="360"/>
+      </w:pPr>
+      <w:rPr>
+        <w:rFonts w:ascii="Symbol" w:hAnsi="Symbol" w:hint="default"/>
+        <w:sz w:val="20"/>
+      </w:rPr>
+    </w:lvl>
+    <w:lvl w:ilvl="1" w:tentative="1">
+      <w:start w:val="1"/>
+      <w:numFmt w:val="bullet"/>
+      <w:lvlText w:val="o"/>
+      <w:lvlJc w:val="left"/>
+      <w:pPr>
+        <w:tabs>
+          <w:tab w:val="num" w:pos="1440"/>
+        </w:tabs>
+        <w:ind w:left="1440" w:hanging="360"/>
+      </w:pPr>
+      <w:rPr>
+        <w:rFonts w:ascii="Courier New" w:hAnsi="Courier New" w:hint="default"/>
+        <w:sz w:val="20"/>
+      </w:rPr>
+    </w:lvl>
+    <w:lvl w:ilvl="2" w:tentative="1">
+      <w:start w:val="1"/>
+      <w:numFmt w:val="bullet"/>
+      <w:lvlText w:val=""/>
+      <w:lvlJc w:val="left"/>
+      <w:pPr>
+        <w:tabs>
+          <w:tab w:val="num" w:pos="2160"/>
+        </w:tabs>
+        <w:ind w:left="2160" w:hanging="360"/>
+      </w:pPr>
+      <w:rPr>
+        <w:rFonts w:ascii="Wingdings" w:hAnsi="Wingdings" w:hint="default"/>
+        <w:sz w:val="20"/>
+      </w:rPr>
+    </w:lvl>
+    <w:lvl w:ilvl="3" w:tentative="1">
+      <w:start w:val="1"/>
+      <w:numFmt w:val="bullet"/>
+      <w:lvlText w:val=""/>
+      <w:lvlJc w:val="left"/>
+      <w:pPr>
+        <w:tabs>
+          <w:tab w:val="num" w:pos="2880"/>
+        </w:tabs>
+        <w:ind w:left="2880" w:hanging="360"/>
+      </w:pPr>
+      <w:rPr>
+        <w:rFonts w:ascii="Wingdings" w:hAnsi="Wingdings" w:hint="default"/>
+        <w:sz w:val="20"/>
+      </w:rPr>
+    </w:lvl>
+    <w:lvl w:ilvl="4" w:tentative="1">
+      <w:start w:val="1"/>
+      <w:numFmt w:val="bullet"/>
+      <w:lvlText w:val=""/>
+      <w:lvlJc w:val="left"/>
+      <w:pPr>
+        <w:tabs>
+          <w:tab w:val="num" w:pos="3600"/>
+        </w:tabs>
+        <w:ind w:left="3600" w:hanging="360"/>
+      </w:pPr>
+      <w:rPr>
+        <w:rFonts w:ascii="Wingdings" w:hAnsi="Wingdings" w:hint="default"/>
+        <w:sz w:val="20"/>
+      </w:rPr>
+    </w:lvl>
+    <w:lvl w:ilvl="5" w:tentative="1">
+      <w:start w:val="1"/>
+      <w:numFmt w:val="bullet"/>
+      <w:lvlText w:val=""/>
+      <w:lvlJc w:val="left"/>
+      <w:pPr>
+        <w:tabs>
+          <w:tab w:val="num" w:pos="4320"/>
+        </w:tabs>
+        <w:ind w:left="4320" w:hanging="360"/>
+      </w:pPr>
+      <w:rPr>
+        <w:rFonts w:ascii="Wingdings" w:hAnsi="Wingdings" w:hint="default"/>
+        <w:sz w:val="20"/>
+      </w:rPr>
+    </w:lvl>
+    <w:lvl w:ilvl="6" w:tentative="1">
+      <w:start w:val="1"/>
+      <w:numFmt w:val="bullet"/>
+      <w:lvlText w:val=""/>
+      <w:lvlJc w:val="left"/>
+      <w:pPr>
+        <w:tabs>
+          <w:tab w:val="num" w:pos="5040"/>
+        </w:tabs>
+        <w:ind w:left="5040" w:hanging="360"/>
+      </w:pPr>
+      <w:rPr>
+        <w:rFonts w:ascii="Wingdings" w:hAnsi="Wingdings" w:hint="default"/>
+        <w:sz w:val="20"/>
+      </w:rPr>
+    </w:lvl>
+    <w:lvl w:ilvl="7" w:tentative="1">
+      <w:start w:val="1"/>
+      <w:numFmt w:val="bullet"/>
+      <w:lvlText w:val=""/>
+      <w:lvlJc w:val="left"/>
+      <w:pPr>
+        <w:tabs>
+          <w:tab w:val="num" w:pos="5760"/>
+        </w:tabs>
+        <w:ind w:left="5760" w:hanging="360"/>
+      </w:pPr>
+      <w:rPr>
+        <w:rFonts w:ascii="Wingdings" w:hAnsi="Wingdings" w:hint="default"/>
+        <w:sz w:val="20"/>
+      </w:rPr>
+    </w:lvl>
+    <w:lvl w:ilvl="8" w:tentative="1">
+      <w:start w:val="1"/>
+      <w:numFmt w:val="bullet"/>
+      <w:lvlText w:val=""/>
+      <w:lvlJc w:val="left"/>
+      <w:pPr>
+        <w:tabs>
+          <w:tab w:val="num" w:pos="6480"/>
+        </w:tabs>
+        <w:ind w:left="6480" w:hanging="360"/>
+      </w:pPr>
+      <w:rPr>
+        <w:rFonts w:ascii="Wingdings" w:hAnsi="Wingdings" w:hint="default"/>
+        <w:sz w:val="20"/>
+      </w:rPr>
+    </w:lvl>
+  </w:abstractNum>
+  <w:abstractNum w:abstractNumId="11" w15:restartNumberingAfterBreak="0">
     <w:nsid w:val="3EE80968"/>
     <w:multiLevelType w:val="multilevel"/>
     <w:tmpl w:val="3C560A44"/>
@@ -4437,7 +4247,7 @@
       </w:pPr>
     </w:lvl>
   </w:abstractNum>
-  <w:abstractNum w:abstractNumId="5" w15:restartNumberingAfterBreak="0">
+  <w:abstractNum w:abstractNumId="12" w15:restartNumberingAfterBreak="0">
     <w:nsid w:val="43125D3B"/>
     <w:multiLevelType w:val="multilevel"/>
     <w:tmpl w:val="F950118A"/>
@@ -4586,7 +4396,156 @@
       </w:rPr>
     </w:lvl>
   </w:abstractNum>
-  <w:abstractNum w:abstractNumId="6" w15:restartNumberingAfterBreak="0">
+  <w:abstractNum w:abstractNumId="13" w15:restartNumberingAfterBreak="0">
+    <w:nsid w:val="43392FFC"/>
+    <w:multiLevelType w:val="multilevel"/>
+    <w:tmpl w:val="26760AF8"/>
+    <w:lvl w:ilvl="0">
+      <w:start w:val="1"/>
+      <w:numFmt w:val="bullet"/>
+      <w:lvlText w:val=""/>
+      <w:lvlJc w:val="left"/>
+      <w:pPr>
+        <w:tabs>
+          <w:tab w:val="num" w:pos="720"/>
+        </w:tabs>
+        <w:ind w:left="720" w:hanging="360"/>
+      </w:pPr>
+      <w:rPr>
+        <w:rFonts w:ascii="Symbol" w:hAnsi="Symbol" w:hint="default"/>
+        <w:sz w:val="20"/>
+      </w:rPr>
+    </w:lvl>
+    <w:lvl w:ilvl="1" w:tentative="1">
+      <w:start w:val="1"/>
+      <w:numFmt w:val="bullet"/>
+      <w:lvlText w:val="o"/>
+      <w:lvlJc w:val="left"/>
+      <w:pPr>
+        <w:tabs>
+          <w:tab w:val="num" w:pos="1440"/>
+        </w:tabs>
+        <w:ind w:left="1440" w:hanging="360"/>
+      </w:pPr>
+      <w:rPr>
+        <w:rFonts w:ascii="Courier New" w:hAnsi="Courier New" w:hint="default"/>
+        <w:sz w:val="20"/>
+      </w:rPr>
+    </w:lvl>
+    <w:lvl w:ilvl="2" w:tentative="1">
+      <w:start w:val="1"/>
+      <w:numFmt w:val="bullet"/>
+      <w:lvlText w:val=""/>
+      <w:lvlJc w:val="left"/>
+      <w:pPr>
+        <w:tabs>
+          <w:tab w:val="num" w:pos="2160"/>
+        </w:tabs>
+        <w:ind w:left="2160" w:hanging="360"/>
+      </w:pPr>
+      <w:rPr>
+        <w:rFonts w:ascii="Wingdings" w:hAnsi="Wingdings" w:hint="default"/>
+        <w:sz w:val="20"/>
+      </w:rPr>
+    </w:lvl>
+    <w:lvl w:ilvl="3" w:tentative="1">
+      <w:start w:val="1"/>
+      <w:numFmt w:val="bullet"/>
+      <w:lvlText w:val=""/>
+      <w:lvlJc w:val="left"/>
+      <w:pPr>
+        <w:tabs>
+          <w:tab w:val="num" w:pos="2880"/>
+        </w:tabs>
+        <w:ind w:left="2880" w:hanging="360"/>
+      </w:pPr>
+      <w:rPr>
+        <w:rFonts w:ascii="Wingdings" w:hAnsi="Wingdings" w:hint="default"/>
+        <w:sz w:val="20"/>
+      </w:rPr>
+    </w:lvl>
+    <w:lvl w:ilvl="4" w:tentative="1">
+      <w:start w:val="1"/>
+      <w:numFmt w:val="bullet"/>
+      <w:lvlText w:val=""/>
+      <w:lvlJc w:val="left"/>
+      <w:pPr>
+        <w:tabs>
+          <w:tab w:val="num" w:pos="3600"/>
+        </w:tabs>
+        <w:ind w:left="3600" w:hanging="360"/>
+      </w:pPr>
+      <w:rPr>
+        <w:rFonts w:ascii="Wingdings" w:hAnsi="Wingdings" w:hint="default"/>
+        <w:sz w:val="20"/>
+      </w:rPr>
+    </w:lvl>
+    <w:lvl w:ilvl="5" w:tentative="1">
+      <w:start w:val="1"/>
+      <w:numFmt w:val="bullet"/>
+      <w:lvlText w:val=""/>
+      <w:lvlJc w:val="left"/>
+      <w:pPr>
+        <w:tabs>
+          <w:tab w:val="num" w:pos="4320"/>
+        </w:tabs>
+        <w:ind w:left="4320" w:hanging="360"/>
+      </w:pPr>
+      <w:rPr>
+        <w:rFonts w:ascii="Wingdings" w:hAnsi="Wingdings" w:hint="default"/>
+        <w:sz w:val="20"/>
+      </w:rPr>
+    </w:lvl>
+    <w:lvl w:ilvl="6" w:tentative="1">
+      <w:start w:val="1"/>
+      <w:numFmt w:val="bullet"/>
+      <w:lvlText w:val=""/>
+      <w:lvlJc w:val="left"/>
+      <w:pPr>
+        <w:tabs>
+          <w:tab w:val="num" w:pos="5040"/>
+        </w:tabs>
+        <w:ind w:left="5040" w:hanging="360"/>
+      </w:pPr>
+      <w:rPr>
+        <w:rFonts w:ascii="Wingdings" w:hAnsi="Wingdings" w:hint="default"/>
+        <w:sz w:val="20"/>
+      </w:rPr>
+    </w:lvl>
+    <w:lvl w:ilvl="7" w:tentative="1">
+      <w:start w:val="1"/>
+      <w:numFmt w:val="bullet"/>
+      <w:lvlText w:val=""/>
+      <w:lvlJc w:val="left"/>
+      <w:pPr>
+        <w:tabs>
+          <w:tab w:val="num" w:pos="5760"/>
+        </w:tabs>
+        <w:ind w:left="5760" w:hanging="360"/>
+      </w:pPr>
+      <w:rPr>
+        <w:rFonts w:ascii="Wingdings" w:hAnsi="Wingdings" w:hint="default"/>
+        <w:sz w:val="20"/>
+      </w:rPr>
+    </w:lvl>
+    <w:lvl w:ilvl="8" w:tentative="1">
+      <w:start w:val="1"/>
+      <w:numFmt w:val="bullet"/>
+      <w:lvlText w:val=""/>
+      <w:lvlJc w:val="left"/>
+      <w:pPr>
+        <w:tabs>
+          <w:tab w:val="num" w:pos="6480"/>
+        </w:tabs>
+        <w:ind w:left="6480" w:hanging="360"/>
+      </w:pPr>
+      <w:rPr>
+        <w:rFonts w:ascii="Wingdings" w:hAnsi="Wingdings" w:hint="default"/>
+        <w:sz w:val="20"/>
+      </w:rPr>
+    </w:lvl>
+  </w:abstractNum>
+  <w:abstractNum w:abstractNumId="14" w15:restartNumberingAfterBreak="0">
     <w:nsid w:val="48FA5F06"/>
     <w:multiLevelType w:val="multilevel"/>
     <w:tmpl w:val="5524B19A"/>
@@ -4735,7 +4694,7 @@
       </w:rPr>
     </w:lvl>
   </w:abstractNum>
-  <w:abstractNum w:abstractNumId="7" w15:restartNumberingAfterBreak="0">
+  <w:abstractNum w:abstractNumId="15" w15:restartNumberingAfterBreak="0">
     <w:nsid w:val="52926431"/>
     <w:multiLevelType w:val="multilevel"/>
     <w:tmpl w:val="1040C61A"/>
@@ -4884,7 +4843,305 @@
       </w:rPr>
     </w:lvl>
   </w:abstractNum>
-  <w:abstractNum w:abstractNumId="8" w15:restartNumberingAfterBreak="0">
+  <w:abstractNum w:abstractNumId="16" w15:restartNumberingAfterBreak="0">
+    <w:nsid w:val="52B83170"/>
+    <w:multiLevelType w:val="multilevel"/>
+    <w:tmpl w:val="C8D6481E"/>
+    <w:lvl w:ilvl="0">
+      <w:start w:val="1"/>
+      <w:numFmt w:val="bullet"/>
+      <w:lvlText w:val=""/>
+      <w:lvlJc w:val="left"/>
+      <w:pPr>
+        <w:tabs>
+          <w:tab w:val="num" w:pos="720"/>
+        </w:tabs>
+        <w:ind w:left="720" w:hanging="360"/>
+      </w:pPr>
+      <w:rPr>
+        <w:rFonts w:ascii="Symbol" w:hAnsi="Symbol" w:hint="default"/>
+        <w:sz w:val="20"/>
+      </w:rPr>
+    </w:lvl>
+    <w:lvl w:ilvl="1" w:tentative="1">
+      <w:start w:val="1"/>
+      <w:numFmt w:val="bullet"/>
+      <w:lvlText w:val="o"/>
+      <w:lvlJc w:val="left"/>
+      <w:pPr>
+        <w:tabs>
+          <w:tab w:val="num" w:pos="1440"/>
+        </w:tabs>
+        <w:ind w:left="1440" w:hanging="360"/>
+      </w:pPr>
+      <w:rPr>
+        <w:rFonts w:ascii="Courier New" w:hAnsi="Courier New" w:hint="default"/>
+        <w:sz w:val="20"/>
+      </w:rPr>
+    </w:lvl>
+    <w:lvl w:ilvl="2" w:tentative="1">
+      <w:start w:val="1"/>
+      <w:numFmt w:val="bullet"/>
+      <w:lvlText w:val=""/>
+      <w:lvlJc w:val="left"/>
+      <w:pPr>
+        <w:tabs>
+          <w:tab w:val="num" w:pos="2160"/>
+        </w:tabs>
+        <w:ind w:left="2160" w:hanging="360"/>
+      </w:pPr>
+      <w:rPr>
+        <w:rFonts w:ascii="Wingdings" w:hAnsi="Wingdings" w:hint="default"/>
+        <w:sz w:val="20"/>
+      </w:rPr>
+    </w:lvl>
+    <w:lvl w:ilvl="3" w:tentative="1">
+      <w:start w:val="1"/>
+      <w:numFmt w:val="bullet"/>
+      <w:lvlText w:val=""/>
+      <w:lvlJc w:val="left"/>
+      <w:pPr>
+        <w:tabs>
+          <w:tab w:val="num" w:pos="2880"/>
+        </w:tabs>
+        <w:ind w:left="2880" w:hanging="360"/>
+      </w:pPr>
+      <w:rPr>
+        <w:rFonts w:ascii="Wingdings" w:hAnsi="Wingdings" w:hint="default"/>
+        <w:sz w:val="20"/>
+      </w:rPr>
+    </w:lvl>
+    <w:lvl w:ilvl="4" w:tentative="1">
+      <w:start w:val="1"/>
+      <w:numFmt w:val="bullet"/>
+      <w:lvlText w:val=""/>
+      <w:lvlJc w:val="left"/>
+      <w:pPr>
+        <w:tabs>
+          <w:tab w:val="num" w:pos="3600"/>
+        </w:tabs>
+        <w:ind w:left="3600" w:hanging="360"/>
+      </w:pPr>
+      <w:rPr>
+        <w:rFonts w:ascii="Wingdings" w:hAnsi="Wingdings" w:hint="default"/>
+        <w:sz w:val="20"/>
+      </w:rPr>
+    </w:lvl>
+    <w:lvl w:ilvl="5" w:tentative="1">
+      <w:start w:val="1"/>
+      <w:numFmt w:val="bullet"/>
+      <w:lvlText w:val=""/>
+      <w:lvlJc w:val="left"/>
+      <w:pPr>
+        <w:tabs>
+          <w:tab w:val="num" w:pos="4320"/>
+        </w:tabs>
+        <w:ind w:left="4320" w:hanging="360"/>
+      </w:pPr>
+      <w:rPr>
+        <w:rFonts w:ascii="Wingdings" w:hAnsi="Wingdings" w:hint="default"/>
+        <w:sz w:val="20"/>
+      </w:rPr>
+    </w:lvl>
+    <w:lvl w:ilvl="6" w:tentative="1">
+      <w:start w:val="1"/>
+      <w:numFmt w:val="bullet"/>
+      <w:lvlText w:val=""/>
+      <w:lvlJc w:val="left"/>
+      <w:pPr>
+        <w:tabs>
+          <w:tab w:val="num" w:pos="5040"/>
+        </w:tabs>
+        <w:ind w:left="5040" w:hanging="360"/>
+      </w:pPr>
+      <w:rPr>
+        <w:rFonts w:ascii="Wingdings" w:hAnsi="Wingdings" w:hint="default"/>
+        <w:sz w:val="20"/>
+      </w:rPr>
+    </w:lvl>
+    <w:lvl w:ilvl="7" w:tentative="1">
+      <w:start w:val="1"/>
+      <w:numFmt w:val="bullet"/>
+      <w:lvlText w:val=""/>
+      <w:lvlJc w:val="left"/>
+      <w:pPr>
+        <w:tabs>
+          <w:tab w:val="num" w:pos="5760"/>
+        </w:tabs>
+        <w:ind w:left="5760" w:hanging="360"/>
+      </w:pPr>
+      <w:rPr>
+        <w:rFonts w:ascii="Wingdings" w:hAnsi="Wingdings" w:hint="default"/>
+        <w:sz w:val="20"/>
+      </w:rPr>
+    </w:lvl>
+    <w:lvl w:ilvl="8" w:tentative="1">
+      <w:start w:val="1"/>
+      <w:numFmt w:val="bullet"/>
+      <w:lvlText w:val=""/>
+      <w:lvlJc w:val="left"/>
+      <w:pPr>
+        <w:tabs>
+          <w:tab w:val="num" w:pos="6480"/>
+        </w:tabs>
+        <w:ind w:left="6480" w:hanging="360"/>
+      </w:pPr>
+      <w:rPr>
+        <w:rFonts w:ascii="Wingdings" w:hAnsi="Wingdings" w:hint="default"/>
+        <w:sz w:val="20"/>
+      </w:rPr>
+    </w:lvl>
+  </w:abstractNum>
+  <w:abstractNum w:abstractNumId="17" w15:restartNumberingAfterBreak="0">
+    <w:nsid w:val="579231E4"/>
+    <w:multiLevelType w:val="multilevel"/>
+    <w:tmpl w:val="6AA4991C"/>
+    <w:lvl w:ilvl="0">
+      <w:start w:val="1"/>
+      <w:numFmt w:val="bullet"/>
+      <w:lvlText w:val=""/>
+      <w:lvlJc w:val="left"/>
+      <w:pPr>
+        <w:tabs>
+          <w:tab w:val="num" w:pos="720"/>
+        </w:tabs>
+        <w:ind w:left="720" w:hanging="360"/>
+      </w:pPr>
+      <w:rPr>
+        <w:rFonts w:ascii="Symbol" w:hAnsi="Symbol" w:hint="default"/>
+        <w:sz w:val="20"/>
+      </w:rPr>
+    </w:lvl>
+    <w:lvl w:ilvl="1" w:tentative="1">
+      <w:start w:val="1"/>
+      <w:numFmt w:val="bullet"/>
+      <w:lvlText w:val="o"/>
+      <w:lvlJc w:val="left"/>
+      <w:pPr>
+        <w:tabs>
+          <w:tab w:val="num" w:pos="1440"/>
+        </w:tabs>
+        <w:ind w:left="1440" w:hanging="360"/>
+      </w:pPr>
+      <w:rPr>
+        <w:rFonts w:ascii="Courier New" w:hAnsi="Courier New" w:hint="default"/>
+        <w:sz w:val="20"/>
+      </w:rPr>
+    </w:lvl>
+    <w:lvl w:ilvl="2" w:tentative="1">
+      <w:start w:val="1"/>
+      <w:numFmt w:val="bullet"/>
+      <w:lvlText w:val=""/>
+      <w:lvlJc w:val="left"/>
+      <w:pPr>
+        <w:tabs>
+          <w:tab w:val="num" w:pos="2160"/>
+        </w:tabs>
+        <w:ind w:left="2160" w:hanging="360"/>
+      </w:pPr>
+      <w:rPr>
+        <w:rFonts w:ascii="Wingdings" w:hAnsi="Wingdings" w:hint="default"/>
+        <w:sz w:val="20"/>
+      </w:rPr>
+    </w:lvl>
+    <w:lvl w:ilvl="3" w:tentative="1">
+      <w:start w:val="1"/>
+      <w:numFmt w:val="bullet"/>
+      <w:lvlText w:val=""/>
+      <w:lvlJc w:val="left"/>
+      <w:pPr>
+        <w:tabs>
+          <w:tab w:val="num" w:pos="2880"/>
+        </w:tabs>
+        <w:ind w:left="2880" w:hanging="360"/>
+      </w:pPr>
+      <w:rPr>
+        <w:rFonts w:ascii="Wingdings" w:hAnsi="Wingdings" w:hint="default"/>
+        <w:sz w:val="20"/>
+      </w:rPr>
+    </w:lvl>
+    <w:lvl w:ilvl="4" w:tentative="1">
+      <w:start w:val="1"/>
+      <w:numFmt w:val="bullet"/>
+      <w:lvlText w:val=""/>
+      <w:lvlJc w:val="left"/>
+      <w:pPr>
+        <w:tabs>
+          <w:tab w:val="num" w:pos="3600"/>
+        </w:tabs>
+        <w:ind w:left="3600" w:hanging="360"/>
+      </w:pPr>
+      <w:rPr>
+        <w:rFonts w:ascii="Wingdings" w:hAnsi="Wingdings" w:hint="default"/>
+        <w:sz w:val="20"/>
+      </w:rPr>
+    </w:lvl>
+    <w:lvl w:ilvl="5" w:tentative="1">
+      <w:start w:val="1"/>
+      <w:numFmt w:val="bullet"/>
+      <w:lvlText w:val=""/>
+      <w:lvlJc w:val="left"/>
+      <w:pPr>
+        <w:tabs>
+          <w:tab w:val="num" w:pos="4320"/>
+        </w:tabs>
+        <w:ind w:left="4320" w:hanging="360"/>
+      </w:pPr>
+      <w:rPr>
+        <w:rFonts w:ascii="Wingdings" w:hAnsi="Wingdings" w:hint="default"/>
+        <w:sz w:val="20"/>
+      </w:rPr>
+    </w:lvl>
+    <w:lvl w:ilvl="6" w:tentative="1">
+      <w:start w:val="1"/>
+      <w:numFmt w:val="bullet"/>
+      <w:lvlText w:val=""/>
+      <w:lvlJc w:val="left"/>
+      <w:pPr>
+        <w:tabs>
+          <w:tab w:val="num" w:pos="5040"/>
+        </w:tabs>
+        <w:ind w:left="5040" w:hanging="360"/>
+      </w:pPr>
+      <w:rPr>
+        <w:rFonts w:ascii="Wingdings" w:hAnsi="Wingdings" w:hint="default"/>
+        <w:sz w:val="20"/>
+      </w:rPr>
+    </w:lvl>
+    <w:lvl w:ilvl="7" w:tentative="1">
+      <w:start w:val="1"/>
+      <w:numFmt w:val="bullet"/>
+      <w:lvlText w:val=""/>
+      <w:lvlJc w:val="left"/>
+      <w:pPr>
+        <w:tabs>
+          <w:tab w:val="num" w:pos="5760"/>
+        </w:tabs>
+        <w:ind w:left="5760" w:hanging="360"/>
+      </w:pPr>
+      <w:rPr>
+        <w:rFonts w:ascii="Wingdings" w:hAnsi="Wingdings" w:hint="default"/>
+        <w:sz w:val="20"/>
+      </w:rPr>
+    </w:lvl>
+    <w:lvl w:ilvl="8" w:tentative="1">
+      <w:start w:val="1"/>
+      <w:numFmt w:val="bullet"/>
+      <w:lvlText w:val=""/>
+      <w:lvlJc w:val="left"/>
+      <w:pPr>
+        <w:tabs>
+          <w:tab w:val="num" w:pos="6480"/>
+        </w:tabs>
+        <w:ind w:left="6480" w:hanging="360"/>
+      </w:pPr>
+      <w:rPr>
+        <w:rFonts w:ascii="Wingdings" w:hAnsi="Wingdings" w:hint="default"/>
+        <w:sz w:val="20"/>
+      </w:rPr>
+    </w:lvl>
+  </w:abstractNum>
+  <w:abstractNum w:abstractNumId="18" w15:restartNumberingAfterBreak="0">
     <w:nsid w:val="5FAC1082"/>
     <w:multiLevelType w:val="multilevel"/>
     <w:tmpl w:val="13F4DBF4"/>
@@ -5033,7 +5290,7 @@
       </w:rPr>
     </w:lvl>
   </w:abstractNum>
-  <w:abstractNum w:abstractNumId="9" w15:restartNumberingAfterBreak="0">
+  <w:abstractNum w:abstractNumId="19" w15:restartNumberingAfterBreak="0">
     <w:nsid w:val="602D671E"/>
     <w:multiLevelType w:val="multilevel"/>
     <w:tmpl w:val="4D6CB810"/>
@@ -5182,7 +5439,454 @@
       </w:rPr>
     </w:lvl>
   </w:abstractNum>
-  <w:abstractNum w:abstractNumId="10" w15:restartNumberingAfterBreak="0">
+  <w:abstractNum w:abstractNumId="20" w15:restartNumberingAfterBreak="0">
+    <w:nsid w:val="64C9377F"/>
+    <w:multiLevelType w:val="multilevel"/>
+    <w:tmpl w:val="795C45E4"/>
+    <w:lvl w:ilvl="0">
+      <w:start w:val="1"/>
+      <w:numFmt w:val="bullet"/>
+      <w:lvlText w:val=""/>
+      <w:lvlJc w:val="left"/>
+      <w:pPr>
+        <w:tabs>
+          <w:tab w:val="num" w:pos="720"/>
+        </w:tabs>
+        <w:ind w:left="720" w:hanging="360"/>
+      </w:pPr>
+      <w:rPr>
+        <w:rFonts w:ascii="Symbol" w:hAnsi="Symbol" w:hint="default"/>
+        <w:sz w:val="20"/>
+      </w:rPr>
+    </w:lvl>
+    <w:lvl w:ilvl="1" w:tentative="1">
+      <w:start w:val="1"/>
+      <w:numFmt w:val="bullet"/>
+      <w:lvlText w:val="o"/>
+      <w:lvlJc w:val="left"/>
+      <w:pPr>
+        <w:tabs>
+          <w:tab w:val="num" w:pos="1440"/>
+        </w:tabs>
+        <w:ind w:left="1440" w:hanging="360"/>
+      </w:pPr>
+      <w:rPr>
+        <w:rFonts w:ascii="Courier New" w:hAnsi="Courier New" w:hint="default"/>
+        <w:sz w:val="20"/>
+      </w:rPr>
+    </w:lvl>
+    <w:lvl w:ilvl="2" w:tentative="1">
+      <w:start w:val="1"/>
+      <w:numFmt w:val="bullet"/>
+      <w:lvlText w:val=""/>
+      <w:lvlJc w:val="left"/>
+      <w:pPr>
+        <w:tabs>
+          <w:tab w:val="num" w:pos="2160"/>
+        </w:tabs>
+        <w:ind w:left="2160" w:hanging="360"/>
+      </w:pPr>
+      <w:rPr>
+        <w:rFonts w:ascii="Wingdings" w:hAnsi="Wingdings" w:hint="default"/>
+        <w:sz w:val="20"/>
+      </w:rPr>
+    </w:lvl>
+    <w:lvl w:ilvl="3" w:tentative="1">
+      <w:start w:val="1"/>
+      <w:numFmt w:val="bullet"/>
+      <w:lvlText w:val=""/>
+      <w:lvlJc w:val="left"/>
+      <w:pPr>
+        <w:tabs>
+          <w:tab w:val="num" w:pos="2880"/>
+        </w:tabs>
+        <w:ind w:left="2880" w:hanging="360"/>
+      </w:pPr>
+      <w:rPr>
+        <w:rFonts w:ascii="Wingdings" w:hAnsi="Wingdings" w:hint="default"/>
+        <w:sz w:val="20"/>
+      </w:rPr>
+    </w:lvl>
+    <w:lvl w:ilvl="4" w:tentative="1">
+      <w:start w:val="1"/>
+      <w:numFmt w:val="bullet"/>
+      <w:lvlText w:val=""/>
+      <w:lvlJc w:val="left"/>
+      <w:pPr>
+        <w:tabs>
+          <w:tab w:val="num" w:pos="3600"/>
+        </w:tabs>
+        <w:ind w:left="3600" w:hanging="360"/>
+      </w:pPr>
+      <w:rPr>
+        <w:rFonts w:ascii="Wingdings" w:hAnsi="Wingdings" w:hint="default"/>
+        <w:sz w:val="20"/>
+      </w:rPr>
+    </w:lvl>
+    <w:lvl w:ilvl="5" w:tentative="1">
+      <w:start w:val="1"/>
+      <w:numFmt w:val="bullet"/>
+      <w:lvlText w:val=""/>
+      <w:lvlJc w:val="left"/>
+      <w:pPr>
+        <w:tabs>
+          <w:tab w:val="num" w:pos="4320"/>
+        </w:tabs>
+        <w:ind w:left="4320" w:hanging="360"/>
+      </w:pPr>
+      <w:rPr>
+        <w:rFonts w:ascii="Wingdings" w:hAnsi="Wingdings" w:hint="default"/>
+        <w:sz w:val="20"/>
+      </w:rPr>
+    </w:lvl>
+    <w:lvl w:ilvl="6" w:tentative="1">
+      <w:start w:val="1"/>
+      <w:numFmt w:val="bullet"/>
+      <w:lvlText w:val=""/>
+      <w:lvlJc w:val="left"/>
+      <w:pPr>
+        <w:tabs>
+          <w:tab w:val="num" w:pos="5040"/>
+        </w:tabs>
+        <w:ind w:left="5040" w:hanging="360"/>
+      </w:pPr>
+      <w:rPr>
+        <w:rFonts w:ascii="Wingdings" w:hAnsi="Wingdings" w:hint="default"/>
+        <w:sz w:val="20"/>
+      </w:rPr>
+    </w:lvl>
+    <w:lvl w:ilvl="7" w:tentative="1">
+      <w:start w:val="1"/>
+      <w:numFmt w:val="bullet"/>
+      <w:lvlText w:val=""/>
+      <w:lvlJc w:val="left"/>
+      <w:pPr>
+        <w:tabs>
+          <w:tab w:val="num" w:pos="5760"/>
+        </w:tabs>
+        <w:ind w:left="5760" w:hanging="360"/>
+      </w:pPr>
+      <w:rPr>
+        <w:rFonts w:ascii="Wingdings" w:hAnsi="Wingdings" w:hint="default"/>
+        <w:sz w:val="20"/>
+      </w:rPr>
+    </w:lvl>
+    <w:lvl w:ilvl="8" w:tentative="1">
+      <w:start w:val="1"/>
+      <w:numFmt w:val="bullet"/>
+      <w:lvlText w:val=""/>
+      <w:lvlJc w:val="left"/>
+      <w:pPr>
+        <w:tabs>
+          <w:tab w:val="num" w:pos="6480"/>
+        </w:tabs>
+        <w:ind w:left="6480" w:hanging="360"/>
+      </w:pPr>
+      <w:rPr>
+        <w:rFonts w:ascii="Wingdings" w:hAnsi="Wingdings" w:hint="default"/>
+        <w:sz w:val="20"/>
+      </w:rPr>
+    </w:lvl>
+  </w:abstractNum>
+  <w:abstractNum w:abstractNumId="21" w15:restartNumberingAfterBreak="0">
+    <w:nsid w:val="6FF02AC7"/>
+    <w:multiLevelType w:val="multilevel"/>
+    <w:tmpl w:val="7E26F99A"/>
+    <w:lvl w:ilvl="0">
+      <w:start w:val="1"/>
+      <w:numFmt w:val="bullet"/>
+      <w:lvlText w:val=""/>
+      <w:lvlJc w:val="left"/>
+      <w:pPr>
+        <w:tabs>
+          <w:tab w:val="num" w:pos="720"/>
+        </w:tabs>
+        <w:ind w:left="720" w:hanging="360"/>
+      </w:pPr>
+      <w:rPr>
+        <w:rFonts w:ascii="Symbol" w:hAnsi="Symbol" w:hint="default"/>
+        <w:sz w:val="20"/>
+      </w:rPr>
+    </w:lvl>
+    <w:lvl w:ilvl="1" w:tentative="1">
+      <w:start w:val="1"/>
+      <w:numFmt w:val="bullet"/>
+      <w:lvlText w:val="o"/>
+      <w:lvlJc w:val="left"/>
+      <w:pPr>
+        <w:tabs>
+          <w:tab w:val="num" w:pos="1440"/>
+        </w:tabs>
+        <w:ind w:left="1440" w:hanging="360"/>
+      </w:pPr>
+      <w:rPr>
+        <w:rFonts w:ascii="Courier New" w:hAnsi="Courier New" w:hint="default"/>
+        <w:sz w:val="20"/>
+      </w:rPr>
+    </w:lvl>
+    <w:lvl w:ilvl="2" w:tentative="1">
+      <w:start w:val="1"/>
+      <w:numFmt w:val="bullet"/>
+      <w:lvlText w:val=""/>
+      <w:lvlJc w:val="left"/>
+      <w:pPr>
+        <w:tabs>
+          <w:tab w:val="num" w:pos="2160"/>
+        </w:tabs>
+        <w:ind w:left="2160" w:hanging="360"/>
+      </w:pPr>
+      <w:rPr>
+        <w:rFonts w:ascii="Wingdings" w:hAnsi="Wingdings" w:hint="default"/>
+        <w:sz w:val="20"/>
+      </w:rPr>
+    </w:lvl>
+    <w:lvl w:ilvl="3" w:tentative="1">
+      <w:start w:val="1"/>
+      <w:numFmt w:val="bullet"/>
+      <w:lvlText w:val=""/>
+      <w:lvlJc w:val="left"/>
+      <w:pPr>
+        <w:tabs>
+          <w:tab w:val="num" w:pos="2880"/>
+        </w:tabs>
+        <w:ind w:left="2880" w:hanging="360"/>
+      </w:pPr>
+      <w:rPr>
+        <w:rFonts w:ascii="Wingdings" w:hAnsi="Wingdings" w:hint="default"/>
+        <w:sz w:val="20"/>
+      </w:rPr>
+    </w:lvl>
+    <w:lvl w:ilvl="4" w:tentative="1">
+      <w:start w:val="1"/>
+      <w:numFmt w:val="bullet"/>
+      <w:lvlText w:val=""/>
+      <w:lvlJc w:val="left"/>
+      <w:pPr>
+        <w:tabs>
+          <w:tab w:val="num" w:pos="3600"/>
+        </w:tabs>
+        <w:ind w:left="3600" w:hanging="360"/>
+      </w:pPr>
+      <w:rPr>
+        <w:rFonts w:ascii="Wingdings" w:hAnsi="Wingdings" w:hint="default"/>
+        <w:sz w:val="20"/>
+      </w:rPr>
+    </w:lvl>
+    <w:lvl w:ilvl="5" w:tentative="1">
+      <w:start w:val="1"/>
+      <w:numFmt w:val="bullet"/>
+      <w:lvlText w:val=""/>
+      <w:lvlJc w:val="left"/>
+      <w:pPr>
+        <w:tabs>
+          <w:tab w:val="num" w:pos="4320"/>
+        </w:tabs>
+        <w:ind w:left="4320" w:hanging="360"/>
+      </w:pPr>
+      <w:rPr>
+        <w:rFonts w:ascii="Wingdings" w:hAnsi="Wingdings" w:hint="default"/>
+        <w:sz w:val="20"/>
+      </w:rPr>
+    </w:lvl>
+    <w:lvl w:ilvl="6" w:tentative="1">
+      <w:start w:val="1"/>
+      <w:numFmt w:val="bullet"/>
+      <w:lvlText w:val=""/>
+      <w:lvlJc w:val="left"/>
+      <w:pPr>
+        <w:tabs>
+          <w:tab w:val="num" w:pos="5040"/>
+        </w:tabs>
+        <w:ind w:left="5040" w:hanging="360"/>
+      </w:pPr>
+      <w:rPr>
+        <w:rFonts w:ascii="Wingdings" w:hAnsi="Wingdings" w:hint="default"/>
+        <w:sz w:val="20"/>
+      </w:rPr>
+    </w:lvl>
+    <w:lvl w:ilvl="7" w:tentative="1">
+      <w:start w:val="1"/>
+      <w:numFmt w:val="bullet"/>
+      <w:lvlText w:val=""/>
+      <w:lvlJc w:val="left"/>
+      <w:pPr>
+        <w:tabs>
+          <w:tab w:val="num" w:pos="5760"/>
+        </w:tabs>
+        <w:ind w:left="5760" w:hanging="360"/>
+      </w:pPr>
+      <w:rPr>
+        <w:rFonts w:ascii="Wingdings" w:hAnsi="Wingdings" w:hint="default"/>
+        <w:sz w:val="20"/>
+      </w:rPr>
+    </w:lvl>
+    <w:lvl w:ilvl="8" w:tentative="1">
+      <w:start w:val="1"/>
+      <w:numFmt w:val="bullet"/>
+      <w:lvlText w:val=""/>
+      <w:lvlJc w:val="left"/>
+      <w:pPr>
+        <w:tabs>
+          <w:tab w:val="num" w:pos="6480"/>
+        </w:tabs>
+        <w:ind w:left="6480" w:hanging="360"/>
+      </w:pPr>
+      <w:rPr>
+        <w:rFonts w:ascii="Wingdings" w:hAnsi="Wingdings" w:hint="default"/>
+        <w:sz w:val="20"/>
+      </w:rPr>
+    </w:lvl>
+  </w:abstractNum>
+  <w:abstractNum w:abstractNumId="22" w15:restartNumberingAfterBreak="0">
+    <w:nsid w:val="737D58CF"/>
+    <w:multiLevelType w:val="multilevel"/>
+    <w:tmpl w:val="7F7C5112"/>
+    <w:lvl w:ilvl="0">
+      <w:start w:val="1"/>
+      <w:numFmt w:val="bullet"/>
+      <w:lvlText w:val=""/>
+      <w:lvlJc w:val="left"/>
+      <w:pPr>
+        <w:tabs>
+          <w:tab w:val="num" w:pos="720"/>
+        </w:tabs>
+        <w:ind w:left="720" w:hanging="360"/>
+      </w:pPr>
+      <w:rPr>
+        <w:rFonts w:ascii="Symbol" w:hAnsi="Symbol" w:hint="default"/>
+        <w:sz w:val="20"/>
+      </w:rPr>
+    </w:lvl>
+    <w:lvl w:ilvl="1" w:tentative="1">
+      <w:start w:val="1"/>
+      <w:numFmt w:val="bullet"/>
+      <w:lvlText w:val="o"/>
+      <w:lvlJc w:val="left"/>
+      <w:pPr>
+        <w:tabs>
+          <w:tab w:val="num" w:pos="1440"/>
+        </w:tabs>
+        <w:ind w:left="1440" w:hanging="360"/>
+      </w:pPr>
+      <w:rPr>
+        <w:rFonts w:ascii="Courier New" w:hAnsi="Courier New" w:hint="default"/>
+        <w:sz w:val="20"/>
+      </w:rPr>
+    </w:lvl>
+    <w:lvl w:ilvl="2" w:tentative="1">
+      <w:start w:val="1"/>
+      <w:numFmt w:val="bullet"/>
+      <w:lvlText w:val=""/>
+      <w:lvlJc w:val="left"/>
+      <w:pPr>
+        <w:tabs>
+          <w:tab w:val="num" w:pos="2160"/>
+        </w:tabs>
+        <w:ind w:left="2160" w:hanging="360"/>
+      </w:pPr>
+      <w:rPr>
+        <w:rFonts w:ascii="Wingdings" w:hAnsi="Wingdings" w:hint="default"/>
+        <w:sz w:val="20"/>
+      </w:rPr>
+    </w:lvl>
+    <w:lvl w:ilvl="3" w:tentative="1">
+      <w:start w:val="1"/>
+      <w:numFmt w:val="bullet"/>
+      <w:lvlText w:val=""/>
+      <w:lvlJc w:val="left"/>
+      <w:pPr>
+        <w:tabs>
+          <w:tab w:val="num" w:pos="2880"/>
+        </w:tabs>
+        <w:ind w:left="2880" w:hanging="360"/>
+      </w:pPr>
+      <w:rPr>
+        <w:rFonts w:ascii="Wingdings" w:hAnsi="Wingdings" w:hint="default"/>
+        <w:sz w:val="20"/>
+      </w:rPr>
+    </w:lvl>
+    <w:lvl w:ilvl="4" w:tentative="1">
+      <w:start w:val="1"/>
+      <w:numFmt w:val="bullet"/>
+      <w:lvlText w:val=""/>
+      <w:lvlJc w:val="left"/>
+      <w:pPr>
+        <w:tabs>
+          <w:tab w:val="num" w:pos="3600"/>
+        </w:tabs>
+        <w:ind w:left="3600" w:hanging="360"/>
+      </w:pPr>
+      <w:rPr>
+        <w:rFonts w:ascii="Wingdings" w:hAnsi="Wingdings" w:hint="default"/>
+        <w:sz w:val="20"/>
+      </w:rPr>
+    </w:lvl>
+    <w:lvl w:ilvl="5" w:tentative="1">
+      <w:start w:val="1"/>
+      <w:numFmt w:val="bullet"/>
+      <w:lvlText w:val=""/>
+      <w:lvlJc w:val="left"/>
+      <w:pPr>
+        <w:tabs>
+          <w:tab w:val="num" w:pos="4320"/>
+        </w:tabs>
+        <w:ind w:left="4320" w:hanging="360"/>
+      </w:pPr>
+      <w:rPr>
+        <w:rFonts w:ascii="Wingdings" w:hAnsi="Wingdings" w:hint="default"/>
+        <w:sz w:val="20"/>
+      </w:rPr>
+    </w:lvl>
+    <w:lvl w:ilvl="6" w:tentative="1">
+      <w:start w:val="1"/>
+      <w:numFmt w:val="bullet"/>
+      <w:lvlText w:val=""/>
+      <w:lvlJc w:val="left"/>
+      <w:pPr>
+        <w:tabs>
+          <w:tab w:val="num" w:pos="5040"/>
+        </w:tabs>
+        <w:ind w:left="5040" w:hanging="360"/>
+      </w:pPr>
+      <w:rPr>
+        <w:rFonts w:ascii="Wingdings" w:hAnsi="Wingdings" w:hint="default"/>
+        <w:sz w:val="20"/>
+      </w:rPr>
+    </w:lvl>
+    <w:lvl w:ilvl="7" w:tentative="1">
+      <w:start w:val="1"/>
+      <w:numFmt w:val="bullet"/>
+      <w:lvlText w:val=""/>
+      <w:lvlJc w:val="left"/>
+      <w:pPr>
+        <w:tabs>
+          <w:tab w:val="num" w:pos="5760"/>
+        </w:tabs>
+        <w:ind w:left="5760" w:hanging="360"/>
+      </w:pPr>
+      <w:rPr>
+        <w:rFonts w:ascii="Wingdings" w:hAnsi="Wingdings" w:hint="default"/>
+        <w:sz w:val="20"/>
+      </w:rPr>
+    </w:lvl>
+    <w:lvl w:ilvl="8" w:tentative="1">
+      <w:start w:val="1"/>
+      <w:numFmt w:val="bullet"/>
+      <w:lvlText w:val=""/>
+      <w:lvlJc w:val="left"/>
+      <w:pPr>
+        <w:tabs>
+          <w:tab w:val="num" w:pos="6480"/>
+        </w:tabs>
+        <w:ind w:left="6480" w:hanging="360"/>
+      </w:pPr>
+      <w:rPr>
+        <w:rFonts w:ascii="Wingdings" w:hAnsi="Wingdings" w:hint="default"/>
+        <w:sz w:val="20"/>
+      </w:rPr>
+    </w:lvl>
+  </w:abstractNum>
+  <w:abstractNum w:abstractNumId="23" w15:restartNumberingAfterBreak="0">
     <w:nsid w:val="73D221CD"/>
     <w:multiLevelType w:val="multilevel"/>
     <w:tmpl w:val="ECDAEDCE"/>
@@ -5331,38 +6035,229 @@
       </w:rPr>
     </w:lvl>
   </w:abstractNum>
+  <w:abstractNum w:abstractNumId="24" w15:restartNumberingAfterBreak="0">
+    <w:nsid w:val="7B3B6167"/>
+    <w:multiLevelType w:val="multilevel"/>
+    <w:tmpl w:val="05A01304"/>
+    <w:lvl w:ilvl="0">
+      <w:start w:val="1"/>
+      <w:numFmt w:val="bullet"/>
+      <w:lvlText w:val=""/>
+      <w:lvlJc w:val="left"/>
+      <w:pPr>
+        <w:tabs>
+          <w:tab w:val="num" w:pos="720"/>
+        </w:tabs>
+        <w:ind w:left="720" w:hanging="360"/>
+      </w:pPr>
+      <w:rPr>
+        <w:rFonts w:ascii="Symbol" w:hAnsi="Symbol" w:hint="default"/>
+        <w:sz w:val="20"/>
+      </w:rPr>
+    </w:lvl>
+    <w:lvl w:ilvl="1" w:tentative="1">
+      <w:start w:val="1"/>
+      <w:numFmt w:val="bullet"/>
+      <w:lvlText w:val="o"/>
+      <w:lvlJc w:val="left"/>
+      <w:pPr>
+        <w:tabs>
+          <w:tab w:val="num" w:pos="1440"/>
+        </w:tabs>
+        <w:ind w:left="1440" w:hanging="360"/>
+      </w:pPr>
+      <w:rPr>
+        <w:rFonts w:ascii="Courier New" w:hAnsi="Courier New" w:hint="default"/>
+        <w:sz w:val="20"/>
+      </w:rPr>
+    </w:lvl>
+    <w:lvl w:ilvl="2" w:tentative="1">
+      <w:start w:val="1"/>
+      <w:numFmt w:val="bullet"/>
+      <w:lvlText w:val=""/>
+      <w:lvlJc w:val="left"/>
+      <w:pPr>
+        <w:tabs>
+          <w:tab w:val="num" w:pos="2160"/>
+        </w:tabs>
+        <w:ind w:left="2160" w:hanging="360"/>
+      </w:pPr>
+      <w:rPr>
+        <w:rFonts w:ascii="Wingdings" w:hAnsi="Wingdings" w:hint="default"/>
+        <w:sz w:val="20"/>
+      </w:rPr>
+    </w:lvl>
+    <w:lvl w:ilvl="3" w:tentative="1">
+      <w:start w:val="1"/>
+      <w:numFmt w:val="bullet"/>
+      <w:lvlText w:val=""/>
+      <w:lvlJc w:val="left"/>
+      <w:pPr>
+        <w:tabs>
+          <w:tab w:val="num" w:pos="2880"/>
+        </w:tabs>
+        <w:ind w:left="2880" w:hanging="360"/>
+      </w:pPr>
+      <w:rPr>
+        <w:rFonts w:ascii="Wingdings" w:hAnsi="Wingdings" w:hint="default"/>
+        <w:sz w:val="20"/>
+      </w:rPr>
+    </w:lvl>
+    <w:lvl w:ilvl="4" w:tentative="1">
+      <w:start w:val="1"/>
+      <w:numFmt w:val="bullet"/>
+      <w:lvlText w:val=""/>
+      <w:lvlJc w:val="left"/>
+      <w:pPr>
+        <w:tabs>
+          <w:tab w:val="num" w:pos="3600"/>
+        </w:tabs>
+        <w:ind w:left="3600" w:hanging="360"/>
+      </w:pPr>
+      <w:rPr>
+        <w:rFonts w:ascii="Wingdings" w:hAnsi="Wingdings" w:hint="default"/>
+        <w:sz w:val="20"/>
+      </w:rPr>
+    </w:lvl>
+    <w:lvl w:ilvl="5" w:tentative="1">
+      <w:start w:val="1"/>
+      <w:numFmt w:val="bullet"/>
+      <w:lvlText w:val=""/>
+      <w:lvlJc w:val="left"/>
+      <w:pPr>
+        <w:tabs>
+          <w:tab w:val="num" w:pos="4320"/>
+        </w:tabs>
+        <w:ind w:left="4320" w:hanging="360"/>
+      </w:pPr>
+      <w:rPr>
+        <w:rFonts w:ascii="Wingdings" w:hAnsi="Wingdings" w:hint="default"/>
+        <w:sz w:val="20"/>
+      </w:rPr>
+    </w:lvl>
+    <w:lvl w:ilvl="6" w:tentative="1">
+      <w:start w:val="1"/>
+      <w:numFmt w:val="bullet"/>
+      <w:lvlText w:val=""/>
+      <w:lvlJc w:val="left"/>
+      <w:pPr>
+        <w:tabs>
+          <w:tab w:val="num" w:pos="5040"/>
+        </w:tabs>
+        <w:ind w:left="5040" w:hanging="360"/>
+      </w:pPr>
+      <w:rPr>
+        <w:rFonts w:ascii="Wingdings" w:hAnsi="Wingdings" w:hint="default"/>
+        <w:sz w:val="20"/>
+      </w:rPr>
+    </w:lvl>
+    <w:lvl w:ilvl="7" w:tentative="1">
+      <w:start w:val="1"/>
+      <w:numFmt w:val="bullet"/>
+      <w:lvlText w:val=""/>
+      <w:lvlJc w:val="left"/>
+      <w:pPr>
+        <w:tabs>
+          <w:tab w:val="num" w:pos="5760"/>
+        </w:tabs>
+        <w:ind w:left="5760" w:hanging="360"/>
+      </w:pPr>
+      <w:rPr>
+        <w:rFonts w:ascii="Wingdings" w:hAnsi="Wingdings" w:hint="default"/>
+        <w:sz w:val="20"/>
+      </w:rPr>
+    </w:lvl>
+    <w:lvl w:ilvl="8" w:tentative="1">
+      <w:start w:val="1"/>
+      <w:numFmt w:val="bullet"/>
+      <w:lvlText w:val=""/>
+      <w:lvlJc w:val="left"/>
+      <w:pPr>
+        <w:tabs>
+          <w:tab w:val="num" w:pos="6480"/>
+        </w:tabs>
+        <w:ind w:left="6480" w:hanging="360"/>
+      </w:pPr>
+      <w:rPr>
+        <w:rFonts w:ascii="Wingdings" w:hAnsi="Wingdings" w:hint="default"/>
+        <w:sz w:val="20"/>
+      </w:rPr>
+    </w:lvl>
+  </w:abstractNum>
   <w:num w:numId="1" w16cid:durableId="1658848113">
+    <w:abstractNumId w:val="19"/>
+  </w:num>
+  <w:num w:numId="2" w16cid:durableId="632712786">
+    <w:abstractNumId w:val="4"/>
+  </w:num>
+  <w:num w:numId="3" w16cid:durableId="888498171">
+    <w:abstractNumId w:val="3"/>
+  </w:num>
+  <w:num w:numId="4" w16cid:durableId="2001930935">
+    <w:abstractNumId w:val="14"/>
+  </w:num>
+  <w:num w:numId="5" w16cid:durableId="604190434">
+    <w:abstractNumId w:val="15"/>
+  </w:num>
+  <w:num w:numId="6" w16cid:durableId="457650500">
+    <w:abstractNumId w:val="12"/>
+  </w:num>
+  <w:num w:numId="7" w16cid:durableId="504170298">
+    <w:abstractNumId w:val="5"/>
+  </w:num>
+  <w:num w:numId="8" w16cid:durableId="1331912888">
+    <w:abstractNumId w:val="18"/>
+  </w:num>
+  <w:num w:numId="9" w16cid:durableId="736438590">
+    <w:abstractNumId w:val="11"/>
+  </w:num>
+  <w:num w:numId="10" w16cid:durableId="1330793094">
+    <w:abstractNumId w:val="23"/>
+  </w:num>
+  <w:num w:numId="11" w16cid:durableId="820390409">
+    <w:abstractNumId w:val="6"/>
+  </w:num>
+  <w:num w:numId="12" w16cid:durableId="1553887413">
+    <w:abstractNumId w:val="0"/>
+  </w:num>
+  <w:num w:numId="13" w16cid:durableId="1744716748">
+    <w:abstractNumId w:val="8"/>
+  </w:num>
+  <w:num w:numId="14" w16cid:durableId="167603444">
     <w:abstractNumId w:val="9"/>
   </w:num>
-  <w:num w:numId="2" w16cid:durableId="632712786">
+  <w:num w:numId="15" w16cid:durableId="964237768">
     <w:abstractNumId w:val="1"/>
   </w:num>
-  <w:num w:numId="3" w16cid:durableId="888498171">
-    <w:abstractNumId w:val="0"/>
+  <w:num w:numId="16" w16cid:durableId="139806383">
+    <w:abstractNumId w:val="13"/>
   </w:num>
-  <w:num w:numId="4" w16cid:durableId="2001930935">
-    <w:abstractNumId w:val="6"/>
+  <w:num w:numId="17" w16cid:durableId="1141070361">
+    <w:abstractNumId w:val="20"/>
   </w:num>
-  <w:num w:numId="5" w16cid:durableId="604190434">
+  <w:num w:numId="18" w16cid:durableId="198863522">
     <w:abstractNumId w:val="7"/>
   </w:num>
-  <w:num w:numId="6" w16cid:durableId="457650500">
-    <w:abstractNumId w:val="5"/>
-  </w:num>
-  <w:num w:numId="7" w16cid:durableId="504170298">
+  <w:num w:numId="19" w16cid:durableId="562718217">
     <w:abstractNumId w:val="2"/>
   </w:num>
-  <w:num w:numId="8" w16cid:durableId="1331912888">
-    <w:abstractNumId w:val="8"/>
-  </w:num>
-  <w:num w:numId="9" w16cid:durableId="736438590">
-    <w:abstractNumId w:val="4"/>
-  </w:num>
-  <w:num w:numId="10" w16cid:durableId="1330793094">
+  <w:num w:numId="20" w16cid:durableId="141118894">
     <w:abstractNumId w:val="10"/>
   </w:num>
-  <w:num w:numId="11" w16cid:durableId="820390409">
-    <w:abstractNumId w:val="3"/>
+  <w:num w:numId="21" w16cid:durableId="875042095">
+    <w:abstractNumId w:val="17"/>
+  </w:num>
+  <w:num w:numId="22" w16cid:durableId="148139243">
+    <w:abstractNumId w:val="21"/>
+  </w:num>
+  <w:num w:numId="23" w16cid:durableId="243147330">
+    <w:abstractNumId w:val="16"/>
+  </w:num>
+  <w:num w:numId="24" w16cid:durableId="1622610870">
+    <w:abstractNumId w:val="24"/>
+  </w:num>
+  <w:num w:numId="25" w16cid:durableId="1088381093">
+    <w:abstractNumId w:val="22"/>
   </w:num>
 </w:numbering>
 </file>
